--- a/docs/informe_sumativa3_grupo2.docx
+++ b/docs/informe_sumativa3_grupo2.docx
@@ -307,7 +307,7 @@
       </w:r>
     </w:p>
     <w:p>
-      <w:hyperlink w:history="1" r:id="rIdy6dfkh8vmpphrqgyfrdbi">
+      <w:hyperlink w:history="1" r:id="rIdkpuezyyautfmqj1wbsgsb">
         <w:r>
           <w:rPr>
             <w:rStyle w:val="Hyperlink"/>
@@ -468,7 +468,7 @@
           <w:sz w:val="18"/>
           <w:szCs w:val="18"/>
         </w:rPr>
-        <w:t xml:space="preserve">	5</w:t>
+        <w:t xml:space="preserve">	6</w:t>
       </w:r>
     </w:p>
     <w:p>
@@ -512,7 +512,7 @@
           <w:sz w:val="18"/>
           <w:szCs w:val="18"/>
         </w:rPr>
-        <w:t xml:space="preserve">	6</w:t>
+        <w:t xml:space="preserve">	7</w:t>
       </w:r>
     </w:p>
     <w:p>
@@ -556,7 +556,7 @@
           <w:sz w:val="18"/>
           <w:szCs w:val="18"/>
         </w:rPr>
-        <w:t xml:space="preserve">	7</w:t>
+        <w:t xml:space="preserve">	8</w:t>
       </w:r>
     </w:p>
     <w:p>
@@ -578,7 +578,7 @@
           <w:sz w:val="18"/>
           <w:szCs w:val="18"/>
         </w:rPr>
-        <w:t xml:space="preserve">	7</w:t>
+        <w:t xml:space="preserve">	8</w:t>
       </w:r>
     </w:p>
     <w:p>
@@ -784,6 +784,8 @@
           </w:tcPr>
           <w:p>
             <w:pPr>
+              <w:keepNext/>
+              <w:keepLines/>
               <w:jc w:val="left"/>
             </w:pPr>
             <w:r>
@@ -816,6 +818,8 @@
           </w:tcPr>
           <w:p>
             <w:pPr>
+              <w:keepNext/>
+              <w:keepLines/>
               <w:jc w:val="center"/>
             </w:pPr>
             <w:r>
@@ -848,6 +852,8 @@
           </w:tcPr>
           <w:p>
             <w:pPr>
+              <w:keepNext/>
+              <w:keepLines/>
               <w:jc w:val="center"/>
             </w:pPr>
             <w:r>
@@ -881,6 +887,8 @@
           </w:tcPr>
           <w:p>
             <w:pPr>
+              <w:keepNext/>
+              <w:keepLines/>
               <w:jc w:val="left"/>
             </w:pPr>
             <w:r>
@@ -910,6 +918,8 @@
           </w:tcPr>
           <w:p>
             <w:pPr>
+              <w:keepNext/>
+              <w:keepLines/>
               <w:jc w:val="center"/>
             </w:pPr>
             <w:r>
@@ -939,6 +949,8 @@
           </w:tcPr>
           <w:p>
             <w:pPr>
+              <w:keepNext/>
+              <w:keepLines/>
               <w:jc w:val="center"/>
             </w:pPr>
             <w:r>
@@ -970,6 +982,8 @@
           </w:tcPr>
           <w:p>
             <w:pPr>
+              <w:keepNext/>
+              <w:keepLines/>
               <w:jc w:val="left"/>
             </w:pPr>
             <w:r>
@@ -999,6 +1013,8 @@
           </w:tcPr>
           <w:p>
             <w:pPr>
+              <w:keepNext/>
+              <w:keepLines/>
               <w:jc w:val="center"/>
             </w:pPr>
             <w:r>
@@ -1028,6 +1044,8 @@
           </w:tcPr>
           <w:p>
             <w:pPr>
+              <w:keepNext/>
+              <w:keepLines/>
               <w:jc w:val="center"/>
             </w:pPr>
             <w:r>
@@ -1059,6 +1077,8 @@
           </w:tcPr>
           <w:p>
             <w:pPr>
+              <w:keepNext/>
+              <w:keepLines/>
               <w:jc w:val="left"/>
             </w:pPr>
             <w:r>
@@ -1088,6 +1108,8 @@
           </w:tcPr>
           <w:p>
             <w:pPr>
+              <w:keepNext/>
+              <w:keepLines/>
               <w:jc w:val="center"/>
             </w:pPr>
             <w:r>
@@ -1117,6 +1139,8 @@
           </w:tcPr>
           <w:p>
             <w:pPr>
+              <w:keepNext/>
+              <w:keepLines/>
               <w:jc w:val="center"/>
             </w:pPr>
             <w:r>
@@ -1148,6 +1172,8 @@
           </w:tcPr>
           <w:p>
             <w:pPr>
+              <w:keepNext/>
+              <w:keepLines/>
               <w:jc w:val="left"/>
             </w:pPr>
             <w:r>
@@ -1177,6 +1203,8 @@
           </w:tcPr>
           <w:p>
             <w:pPr>
+              <w:keepNext/>
+              <w:keepLines/>
               <w:jc w:val="center"/>
             </w:pPr>
             <w:r>
@@ -1206,6 +1234,8 @@
           </w:tcPr>
           <w:p>
             <w:pPr>
+              <w:keepNext/>
+              <w:keepLines/>
               <w:jc w:val="center"/>
             </w:pPr>
             <w:r>
@@ -1237,6 +1267,8 @@
           </w:tcPr>
           <w:p>
             <w:pPr>
+              <w:keepNext/>
+              <w:keepLines/>
               <w:jc w:val="left"/>
             </w:pPr>
             <w:r>
@@ -1266,6 +1298,8 @@
           </w:tcPr>
           <w:p>
             <w:pPr>
+              <w:keepNext/>
+              <w:keepLines/>
               <w:jc w:val="center"/>
             </w:pPr>
             <w:r>
@@ -1295,6 +1329,8 @@
           </w:tcPr>
           <w:p>
             <w:pPr>
+              <w:keepNext/>
+              <w:keepLines/>
               <w:jc w:val="center"/>
             </w:pPr>
             <w:r>
@@ -1326,6 +1362,8 @@
           </w:tcPr>
           <w:p>
             <w:pPr>
+              <w:keepNext/>
+              <w:keepLines/>
               <w:jc w:val="left"/>
             </w:pPr>
             <w:r>
@@ -1355,6 +1393,8 @@
           </w:tcPr>
           <w:p>
             <w:pPr>
+              <w:keepNext/>
+              <w:keepLines/>
               <w:jc w:val="center"/>
             </w:pPr>
             <w:r>
@@ -1384,6 +1424,8 @@
           </w:tcPr>
           <w:p>
             <w:pPr>
+              <w:keepNext/>
+              <w:keepLines/>
               <w:jc w:val="center"/>
             </w:pPr>
             <w:r>
@@ -1415,6 +1457,8 @@
           </w:tcPr>
           <w:p>
             <w:pPr>
+              <w:keepNext/>
+              <w:keepLines/>
               <w:jc w:val="left"/>
             </w:pPr>
             <w:r>
@@ -1444,6 +1488,8 @@
           </w:tcPr>
           <w:p>
             <w:pPr>
+              <w:keepNext/>
+              <w:keepLines/>
               <w:jc w:val="center"/>
             </w:pPr>
             <w:r>
@@ -1473,6 +1519,8 @@
           </w:tcPr>
           <w:p>
             <w:pPr>
+              <w:keepNext/>
+              <w:keepLines/>
               <w:jc w:val="center"/>
             </w:pPr>
             <w:r>
@@ -1504,6 +1552,8 @@
           </w:tcPr>
           <w:p>
             <w:pPr>
+              <w:keepNext/>
+              <w:keepLines/>
               <w:jc w:val="left"/>
             </w:pPr>
             <w:r>
@@ -1533,6 +1583,8 @@
           </w:tcPr>
           <w:p>
             <w:pPr>
+              <w:keepNext/>
+              <w:keepLines/>
               <w:jc w:val="center"/>
             </w:pPr>
             <w:r>
@@ -1562,6 +1614,8 @@
           </w:tcPr>
           <w:p>
             <w:pPr>
+              <w:keepNext/>
+              <w:keepLines/>
               <w:jc w:val="center"/>
             </w:pPr>
             <w:r>
@@ -1593,6 +1647,8 @@
           </w:tcPr>
           <w:p>
             <w:pPr>
+              <w:keepNext/>
+              <w:keepLines/>
               <w:jc w:val="left"/>
             </w:pPr>
             <w:r>
@@ -1622,6 +1678,8 @@
           </w:tcPr>
           <w:p>
             <w:pPr>
+              <w:keepNext/>
+              <w:keepLines/>
               <w:jc w:val="center"/>
             </w:pPr>
             <w:r>
@@ -1651,6 +1709,8 @@
           </w:tcPr>
           <w:p>
             <w:pPr>
+              <w:keepNext/>
+              <w:keepLines/>
               <w:jc w:val="center"/>
             </w:pPr>
             <w:r>
@@ -1822,6 +1882,8 @@
           </w:tcPr>
           <w:p>
             <w:pPr>
+              <w:keepNext/>
+              <w:keepLines/>
               <w:jc w:val="left"/>
             </w:pPr>
             <w:r>
@@ -1854,6 +1916,8 @@
           </w:tcPr>
           <w:p>
             <w:pPr>
+              <w:keepNext/>
+              <w:keepLines/>
               <w:jc w:val="center"/>
             </w:pPr>
             <w:r>
@@ -1886,6 +1950,8 @@
           </w:tcPr>
           <w:p>
             <w:pPr>
+              <w:keepNext/>
+              <w:keepLines/>
               <w:jc w:val="center"/>
             </w:pPr>
             <w:r>
@@ -1918,6 +1984,8 @@
           </w:tcPr>
           <w:p>
             <w:pPr>
+              <w:keepNext/>
+              <w:keepLines/>
               <w:jc w:val="center"/>
             </w:pPr>
             <w:r>
@@ -1950,6 +2018,8 @@
           </w:tcPr>
           <w:p>
             <w:pPr>
+              <w:keepNext/>
+              <w:keepLines/>
               <w:jc w:val="center"/>
             </w:pPr>
             <w:r>
@@ -1983,6 +2053,8 @@
           </w:tcPr>
           <w:p>
             <w:pPr>
+              <w:keepNext/>
+              <w:keepLines/>
               <w:jc w:val="left"/>
             </w:pPr>
             <w:r>
@@ -2012,6 +2084,8 @@
           </w:tcPr>
           <w:p>
             <w:pPr>
+              <w:keepNext/>
+              <w:keepLines/>
               <w:jc w:val="center"/>
             </w:pPr>
             <w:r>
@@ -2041,6 +2115,8 @@
           </w:tcPr>
           <w:p>
             <w:pPr>
+              <w:keepNext/>
+              <w:keepLines/>
               <w:jc w:val="center"/>
             </w:pPr>
             <w:r>
@@ -2070,6 +2146,8 @@
           </w:tcPr>
           <w:p>
             <w:pPr>
+              <w:keepNext/>
+              <w:keepLines/>
               <w:jc w:val="center"/>
             </w:pPr>
             <w:r>
@@ -2099,6 +2177,8 @@
           </w:tcPr>
           <w:p>
             <w:pPr>
+              <w:keepNext/>
+              <w:keepLines/>
               <w:jc w:val="center"/>
             </w:pPr>
             <w:r>
@@ -2130,6 +2210,8 @@
           </w:tcPr>
           <w:p>
             <w:pPr>
+              <w:keepNext/>
+              <w:keepLines/>
               <w:jc w:val="left"/>
             </w:pPr>
             <w:r>
@@ -2159,6 +2241,8 @@
           </w:tcPr>
           <w:p>
             <w:pPr>
+              <w:keepNext/>
+              <w:keepLines/>
               <w:jc w:val="center"/>
             </w:pPr>
             <w:r>
@@ -2188,6 +2272,8 @@
           </w:tcPr>
           <w:p>
             <w:pPr>
+              <w:keepNext/>
+              <w:keepLines/>
               <w:jc w:val="center"/>
             </w:pPr>
             <w:r>
@@ -2217,6 +2303,8 @@
           </w:tcPr>
           <w:p>
             <w:pPr>
+              <w:keepNext/>
+              <w:keepLines/>
               <w:jc w:val="center"/>
             </w:pPr>
             <w:r>
@@ -2246,6 +2334,8 @@
           </w:tcPr>
           <w:p>
             <w:pPr>
+              <w:keepNext/>
+              <w:keepLines/>
               <w:jc w:val="center"/>
             </w:pPr>
             <w:r>
@@ -2364,6 +2454,8 @@
           </w:tcPr>
           <w:p>
             <w:pPr>
+              <w:keepNext/>
+              <w:keepLines/>
               <w:jc w:val="left"/>
             </w:pPr>
             <w:r>
@@ -2396,6 +2488,8 @@
           </w:tcPr>
           <w:p>
             <w:pPr>
+              <w:keepNext/>
+              <w:keepLines/>
               <w:jc w:val="center"/>
             </w:pPr>
             <w:r>
@@ -2428,6 +2522,8 @@
           </w:tcPr>
           <w:p>
             <w:pPr>
+              <w:keepNext/>
+              <w:keepLines/>
               <w:jc w:val="center"/>
             </w:pPr>
             <w:r>
@@ -2460,6 +2556,8 @@
           </w:tcPr>
           <w:p>
             <w:pPr>
+              <w:keepNext/>
+              <w:keepLines/>
               <w:jc w:val="center"/>
             </w:pPr>
             <w:r>
@@ -2492,6 +2590,8 @@
           </w:tcPr>
           <w:p>
             <w:pPr>
+              <w:keepNext/>
+              <w:keepLines/>
               <w:jc w:val="center"/>
             </w:pPr>
             <w:r>
@@ -2524,6 +2624,8 @@
           </w:tcPr>
           <w:p>
             <w:pPr>
+              <w:keepNext/>
+              <w:keepLines/>
               <w:jc w:val="center"/>
             </w:pPr>
             <w:r>
@@ -2556,6 +2658,8 @@
           </w:tcPr>
           <w:p>
             <w:pPr>
+              <w:keepNext/>
+              <w:keepLines/>
               <w:jc w:val="center"/>
             </w:pPr>
             <w:r>
@@ -2589,6 +2693,8 @@
           </w:tcPr>
           <w:p>
             <w:pPr>
+              <w:keepNext/>
+              <w:keepLines/>
               <w:jc w:val="left"/>
             </w:pPr>
             <w:r>
@@ -2618,6 +2724,8 @@
           </w:tcPr>
           <w:p>
             <w:pPr>
+              <w:keepNext/>
+              <w:keepLines/>
               <w:jc w:val="center"/>
             </w:pPr>
             <w:r>
@@ -2647,6 +2755,8 @@
           </w:tcPr>
           <w:p>
             <w:pPr>
+              <w:keepNext/>
+              <w:keepLines/>
               <w:jc w:val="center"/>
             </w:pPr>
             <w:r>
@@ -2676,6 +2786,8 @@
           </w:tcPr>
           <w:p>
             <w:pPr>
+              <w:keepNext/>
+              <w:keepLines/>
               <w:jc w:val="center"/>
             </w:pPr>
             <w:r>
@@ -2705,6 +2817,8 @@
           </w:tcPr>
           <w:p>
             <w:pPr>
+              <w:keepNext/>
+              <w:keepLines/>
               <w:jc w:val="center"/>
             </w:pPr>
             <w:r>
@@ -2734,6 +2848,8 @@
           </w:tcPr>
           <w:p>
             <w:pPr>
+              <w:keepNext/>
+              <w:keepLines/>
               <w:jc w:val="center"/>
             </w:pPr>
             <w:r>
@@ -2763,6 +2879,8 @@
           </w:tcPr>
           <w:p>
             <w:pPr>
+              <w:keepNext/>
+              <w:keepLines/>
               <w:jc w:val="center"/>
             </w:pPr>
             <w:r>
@@ -2794,6 +2912,8 @@
           </w:tcPr>
           <w:p>
             <w:pPr>
+              <w:keepNext/>
+              <w:keepLines/>
               <w:jc w:val="left"/>
             </w:pPr>
             <w:r>
@@ -2823,6 +2943,8 @@
           </w:tcPr>
           <w:p>
             <w:pPr>
+              <w:keepNext/>
+              <w:keepLines/>
               <w:jc w:val="center"/>
             </w:pPr>
             <w:r>
@@ -2852,6 +2974,8 @@
           </w:tcPr>
           <w:p>
             <w:pPr>
+              <w:keepNext/>
+              <w:keepLines/>
               <w:jc w:val="center"/>
             </w:pPr>
             <w:r>
@@ -2881,6 +3005,8 @@
           </w:tcPr>
           <w:p>
             <w:pPr>
+              <w:keepNext/>
+              <w:keepLines/>
               <w:jc w:val="center"/>
             </w:pPr>
             <w:r>
@@ -2910,6 +3036,8 @@
           </w:tcPr>
           <w:p>
             <w:pPr>
+              <w:keepNext/>
+              <w:keepLines/>
               <w:jc w:val="center"/>
             </w:pPr>
             <w:r>
@@ -2939,6 +3067,8 @@
           </w:tcPr>
           <w:p>
             <w:pPr>
+              <w:keepNext/>
+              <w:keepLines/>
               <w:jc w:val="center"/>
             </w:pPr>
             <w:r>
@@ -2968,6 +3098,8 @@
           </w:tcPr>
           <w:p>
             <w:pPr>
+              <w:keepNext/>
+              <w:keepLines/>
               <w:jc w:val="center"/>
             </w:pPr>
             <w:r>
@@ -2999,6 +3131,8 @@
           </w:tcPr>
           <w:p>
             <w:pPr>
+              <w:keepNext/>
+              <w:keepLines/>
               <w:jc w:val="left"/>
             </w:pPr>
             <w:r>
@@ -3028,6 +3162,8 @@
           </w:tcPr>
           <w:p>
             <w:pPr>
+              <w:keepNext/>
+              <w:keepLines/>
               <w:jc w:val="center"/>
             </w:pPr>
             <w:r>
@@ -3057,6 +3193,8 @@
           </w:tcPr>
           <w:p>
             <w:pPr>
+              <w:keepNext/>
+              <w:keepLines/>
               <w:jc w:val="center"/>
             </w:pPr>
             <w:r>
@@ -3086,6 +3224,8 @@
           </w:tcPr>
           <w:p>
             <w:pPr>
+              <w:keepNext/>
+              <w:keepLines/>
               <w:jc w:val="center"/>
             </w:pPr>
             <w:r>
@@ -3115,6 +3255,8 @@
           </w:tcPr>
           <w:p>
             <w:pPr>
+              <w:keepNext/>
+              <w:keepLines/>
               <w:jc w:val="center"/>
             </w:pPr>
             <w:r>
@@ -3144,6 +3286,8 @@
           </w:tcPr>
           <w:p>
             <w:pPr>
+              <w:keepNext/>
+              <w:keepLines/>
               <w:jc w:val="center"/>
             </w:pPr>
             <w:r>
@@ -3173,6 +3317,8 @@
           </w:tcPr>
           <w:p>
             <w:pPr>
+              <w:keepNext/>
+              <w:keepLines/>
               <w:jc w:val="center"/>
             </w:pPr>
             <w:r>
@@ -3205,6 +3351,8 @@
           </w:tcPr>
           <w:p>
             <w:pPr>
+              <w:keepNext/>
+              <w:keepLines/>
               <w:jc w:val="left"/>
             </w:pPr>
             <w:r>
@@ -3235,6 +3383,8 @@
           </w:tcPr>
           <w:p>
             <w:pPr>
+              <w:keepNext/>
+              <w:keepLines/>
               <w:jc w:val="center"/>
             </w:pPr>
             <w:r>
@@ -3265,6 +3415,8 @@
           </w:tcPr>
           <w:p>
             <w:pPr>
+              <w:keepNext/>
+              <w:keepLines/>
               <w:jc w:val="center"/>
             </w:pPr>
             <w:r>
@@ -3295,6 +3447,8 @@
           </w:tcPr>
           <w:p>
             <w:pPr>
+              <w:keepNext/>
+              <w:keepLines/>
               <w:jc w:val="center"/>
             </w:pPr>
             <w:r>
@@ -3325,6 +3479,8 @@
           </w:tcPr>
           <w:p>
             <w:pPr>
+              <w:keepNext/>
+              <w:keepLines/>
               <w:jc w:val="center"/>
             </w:pPr>
             <w:r>
@@ -3355,6 +3511,8 @@
           </w:tcPr>
           <w:p>
             <w:pPr>
+              <w:keepNext/>
+              <w:keepLines/>
               <w:jc w:val="center"/>
             </w:pPr>
             <w:r>
@@ -3385,6 +3543,8 @@
           </w:tcPr>
           <w:p>
             <w:pPr>
+              <w:keepNext/>
+              <w:keepLines/>
               <w:jc w:val="center"/>
             </w:pPr>
             <w:r>
@@ -3661,6 +3821,8 @@
           </w:tcPr>
           <w:p>
             <w:pPr>
+              <w:keepNext/>
+              <w:keepLines/>
               <w:jc w:val="left"/>
             </w:pPr>
             <w:r>
@@ -3693,6 +3855,8 @@
           </w:tcPr>
           <w:p>
             <w:pPr>
+              <w:keepNext/>
+              <w:keepLines/>
               <w:jc w:val="center"/>
             </w:pPr>
             <w:r>
@@ -3725,6 +3889,8 @@
           </w:tcPr>
           <w:p>
             <w:pPr>
+              <w:keepNext/>
+              <w:keepLines/>
               <w:jc w:val="center"/>
             </w:pPr>
             <w:r>
@@ -3757,6 +3923,8 @@
           </w:tcPr>
           <w:p>
             <w:pPr>
+              <w:keepNext/>
+              <w:keepLines/>
               <w:jc w:val="center"/>
             </w:pPr>
             <w:r>
@@ -3789,6 +3957,8 @@
           </w:tcPr>
           <w:p>
             <w:pPr>
+              <w:keepNext/>
+              <w:keepLines/>
               <w:jc w:val="center"/>
             </w:pPr>
             <w:r>
@@ -3822,6 +3992,8 @@
           </w:tcPr>
           <w:p>
             <w:pPr>
+              <w:keepNext/>
+              <w:keepLines/>
               <w:jc w:val="left"/>
             </w:pPr>
             <w:r>
@@ -3851,6 +4023,8 @@
           </w:tcPr>
           <w:p>
             <w:pPr>
+              <w:keepNext/>
+              <w:keepLines/>
               <w:jc w:val="center"/>
             </w:pPr>
             <w:r>
@@ -3880,6 +4054,8 @@
           </w:tcPr>
           <w:p>
             <w:pPr>
+              <w:keepNext/>
+              <w:keepLines/>
               <w:jc w:val="center"/>
             </w:pPr>
             <w:r>
@@ -3909,6 +4085,8 @@
           </w:tcPr>
           <w:p>
             <w:pPr>
+              <w:keepNext/>
+              <w:keepLines/>
               <w:jc w:val="center"/>
             </w:pPr>
             <w:r>
@@ -3938,6 +4116,8 @@
           </w:tcPr>
           <w:p>
             <w:pPr>
+              <w:keepNext/>
+              <w:keepLines/>
               <w:jc w:val="center"/>
             </w:pPr>
             <w:r>
@@ -3969,6 +4149,8 @@
           </w:tcPr>
           <w:p>
             <w:pPr>
+              <w:keepNext/>
+              <w:keepLines/>
               <w:jc w:val="left"/>
             </w:pPr>
             <w:r>
@@ -3998,6 +4180,8 @@
           </w:tcPr>
           <w:p>
             <w:pPr>
+              <w:keepNext/>
+              <w:keepLines/>
               <w:jc w:val="center"/>
             </w:pPr>
             <w:r>
@@ -4027,6 +4211,8 @@
           </w:tcPr>
           <w:p>
             <w:pPr>
+              <w:keepNext/>
+              <w:keepLines/>
               <w:jc w:val="center"/>
             </w:pPr>
             <w:r>
@@ -4056,6 +4242,8 @@
           </w:tcPr>
           <w:p>
             <w:pPr>
+              <w:keepNext/>
+              <w:keepLines/>
               <w:jc w:val="center"/>
             </w:pPr>
             <w:r>
@@ -4085,6 +4273,8 @@
           </w:tcPr>
           <w:p>
             <w:pPr>
+              <w:keepNext/>
+              <w:keepLines/>
               <w:jc w:val="center"/>
             </w:pPr>
             <w:r>
@@ -4117,6 +4307,8 @@
           </w:tcPr>
           <w:p>
             <w:pPr>
+              <w:keepNext/>
+              <w:keepLines/>
               <w:jc w:val="left"/>
             </w:pPr>
             <w:r>
@@ -4147,6 +4339,8 @@
           </w:tcPr>
           <w:p>
             <w:pPr>
+              <w:keepNext/>
+              <w:keepLines/>
               <w:jc w:val="center"/>
             </w:pPr>
             <w:r>
@@ -4177,6 +4371,8 @@
           </w:tcPr>
           <w:p>
             <w:pPr>
+              <w:keepNext/>
+              <w:keepLines/>
               <w:jc w:val="center"/>
             </w:pPr>
             <w:r>
@@ -4207,6 +4403,8 @@
           </w:tcPr>
           <w:p>
             <w:pPr>
+              <w:keepNext/>
+              <w:keepLines/>
               <w:jc w:val="center"/>
             </w:pPr>
             <w:r>
@@ -4237,6 +4435,8 @@
           </w:tcPr>
           <w:p>
             <w:pPr>
+              <w:keepNext/>
+              <w:keepLines/>
               <w:jc w:val="center"/>
             </w:pPr>
             <w:r>
@@ -4266,17 +4466,9 @@
         <w:t xml:space="preserve">Tabla 4. Especificación, criterios de información y AUC de validación cruzada (5 particiones en entrenamiento).</w:t>
       </w:r>
     </w:p>
-    <w:p>
-      <w:pPr>
-        <w:pStyle w:val="Heading2"/>
-      </w:pPr>
-      <w:r>
-        <w:t xml:space="preserve">4.3 Evaluación de desempeño predictivo y selección del modelo final</w:t>
-      </w:r>
-    </w:p>
     <w:tbl>
       <w:tblPr>
-        <w:tblW w:type="dxa" w:w="8972"/>
+        <w:tblW w:type="dxa" w:w="9972"/>
         <w:jc w:val="center"/>
         <w:tblBorders>
           <w:top w:val="single" w:color="auto" w:sz="4"/>
@@ -4288,13 +4480,10 @@
         </w:tblBorders>
       </w:tblPr>
       <w:tblGrid>
-        <w:gridCol w:w="2272"/>
-        <w:gridCol w:w="1100"/>
-        <w:gridCol w:w="1100"/>
-        <w:gridCol w:w="1100"/>
-        <w:gridCol w:w="1100"/>
-        <w:gridCol w:w="1150"/>
-        <w:gridCol w:w="1150"/>
+        <w:gridCol w:w="3072"/>
+        <w:gridCol w:w="2300"/>
+        <w:gridCol w:w="2300"/>
+        <w:gridCol w:w="2300"/>
       </w:tblGrid>
       <w:tr>
         <w:trPr>
@@ -4302,7 +4491,7 @@
         </w:trPr>
         <w:tc>
           <w:tcPr>
-            <w:tcW w:type="dxa" w:w="2272"/>
+            <w:tcW w:type="dxa" w:w="3072"/>
             <w:tcBorders>
               <w:top w:val="single" w:color="B4C6E7" w:sz="4"/>
               <w:left w:val="single" w:color="B4C6E7" w:sz="4"/>
@@ -4319,6 +4508,8 @@
           </w:tcPr>
           <w:p>
             <w:pPr>
+              <w:keepNext/>
+              <w:keepLines/>
               <w:jc w:val="left"/>
             </w:pPr>
             <w:r>
@@ -4328,13 +4519,13 @@
                 <w:sz w:val="16"/>
                 <w:szCs w:val="16"/>
               </w:rPr>
-              <w:t xml:space="preserve">Modelo</w:t>
-            </w:r>
-          </w:p>
-        </w:tc>
-        <w:tc>
-          <w:tcPr>
-            <w:tcW w:type="dxa" w:w="1100"/>
+              <w:t xml:space="preserve">Variable (OR por 1 DE)</w:t>
+            </w:r>
+          </w:p>
+        </w:tc>
+        <w:tc>
+          <w:tcPr>
+            <w:tcW w:type="dxa" w:w="2300"/>
             <w:tcBorders>
               <w:top w:val="single" w:color="B4C6E7" w:sz="4"/>
               <w:left w:val="single" w:color="B4C6E7" w:sz="4"/>
@@ -4351,6 +4542,8 @@
           </w:tcPr>
           <w:p>
             <w:pPr>
+              <w:keepNext/>
+              <w:keepLines/>
               <w:jc w:val="center"/>
             </w:pPr>
             <w:r>
@@ -4360,13 +4553,13 @@
                 <w:sz w:val="16"/>
                 <w:szCs w:val="16"/>
               </w:rPr>
-              <w:t xml:space="preserve">Accuracy</w:t>
-            </w:r>
-          </w:p>
-        </w:tc>
-        <w:tc>
-          <w:tcPr>
-            <w:tcW w:type="dxa" w:w="1100"/>
+              <w:t xml:space="preserve">M1 S1/S2</w:t>
+            </w:r>
+          </w:p>
+        </w:tc>
+        <w:tc>
+          <w:tcPr>
+            <w:tcW w:type="dxa" w:w="2300"/>
             <w:tcBorders>
               <w:top w:val="single" w:color="B4C6E7" w:sz="4"/>
               <w:left w:val="single" w:color="B4C6E7" w:sz="4"/>
@@ -4383,6 +4576,8 @@
           </w:tcPr>
           <w:p>
             <w:pPr>
+              <w:keepNext/>
+              <w:keepLines/>
               <w:jc w:val="center"/>
             </w:pPr>
             <w:r>
@@ -4392,13 +4587,13 @@
                 <w:sz w:val="16"/>
                 <w:szCs w:val="16"/>
               </w:rPr>
-              <w:t xml:space="preserve">Precision</w:t>
-            </w:r>
-          </w:p>
-        </w:tc>
-        <w:tc>
-          <w:tcPr>
-            <w:tcW w:type="dxa" w:w="1100"/>
+              <w:t xml:space="preserve">M2 Stepwise AIC</w:t>
+            </w:r>
+          </w:p>
+        </w:tc>
+        <w:tc>
+          <w:tcPr>
+            <w:tcW w:type="dxa" w:w="2300"/>
             <w:tcBorders>
               <w:top w:val="single" w:color="B4C6E7" w:sz="4"/>
               <w:left w:val="single" w:color="B4C6E7" w:sz="4"/>
@@ -4415,6 +4610,8 @@
           </w:tcPr>
           <w:p>
             <w:pPr>
+              <w:keepNext/>
+              <w:keepLines/>
               <w:jc w:val="center"/>
             </w:pPr>
             <w:r>
@@ -4424,103 +4621,7 @@
                 <w:sz w:val="16"/>
                 <w:szCs w:val="16"/>
               </w:rPr>
-              <w:t xml:space="preserve">Recall</w:t>
-            </w:r>
-          </w:p>
-        </w:tc>
-        <w:tc>
-          <w:tcPr>
-            <w:tcW w:type="dxa" w:w="1100"/>
-            <w:tcBorders>
-              <w:top w:val="single" w:color="B4C6E7" w:sz="4"/>
-              <w:left w:val="single" w:color="B4C6E7" w:sz="4"/>
-              <w:bottom w:val="single" w:color="B4C6E7" w:sz="4"/>
-              <w:right w:val="single" w:color="B4C6E7" w:sz="4"/>
-            </w:tcBorders>
-            <w:shd w:fill="D9E2F3" w:color="auto" w:val="clear"/>
-            <w:tcMar>
-              <w:top w:type="dxa" w:w="30"/>
-              <w:left w:type="dxa" w:w="70"/>
-              <w:bottom w:type="dxa" w:w="30"/>
-              <w:right w:type="dxa" w:w="70"/>
-            </w:tcMar>
-          </w:tcPr>
-          <w:p>
-            <w:pPr>
-              <w:jc w:val="center"/>
-            </w:pPr>
-            <w:r>
-              <w:rPr>
-                <w:b/>
-                <w:bCs/>
-                <w:sz w:val="16"/>
-                <w:szCs w:val="16"/>
-              </w:rPr>
-              <w:t xml:space="preserve">F1</w:t>
-            </w:r>
-          </w:p>
-        </w:tc>
-        <w:tc>
-          <w:tcPr>
-            <w:tcW w:type="dxa" w:w="1150"/>
-            <w:tcBorders>
-              <w:top w:val="single" w:color="B4C6E7" w:sz="4"/>
-              <w:left w:val="single" w:color="B4C6E7" w:sz="4"/>
-              <w:bottom w:val="single" w:color="B4C6E7" w:sz="4"/>
-              <w:right w:val="single" w:color="B4C6E7" w:sz="4"/>
-            </w:tcBorders>
-            <w:shd w:fill="D9E2F3" w:color="auto" w:val="clear"/>
-            <w:tcMar>
-              <w:top w:type="dxa" w:w="30"/>
-              <w:left w:type="dxa" w:w="70"/>
-              <w:bottom w:type="dxa" w:w="30"/>
-              <w:right w:type="dxa" w:w="70"/>
-            </w:tcMar>
-          </w:tcPr>
-          <w:p>
-            <w:pPr>
-              <w:jc w:val="center"/>
-            </w:pPr>
-            <w:r>
-              <w:rPr>
-                <w:b/>
-                <w:bCs/>
-                <w:sz w:val="16"/>
-                <w:szCs w:val="16"/>
-              </w:rPr>
-              <w:t xml:space="preserve">AUC test</w:t>
-            </w:r>
-          </w:p>
-        </w:tc>
-        <w:tc>
-          <w:tcPr>
-            <w:tcW w:type="dxa" w:w="1150"/>
-            <w:tcBorders>
-              <w:top w:val="single" w:color="B4C6E7" w:sz="4"/>
-              <w:left w:val="single" w:color="B4C6E7" w:sz="4"/>
-              <w:bottom w:val="single" w:color="B4C6E7" w:sz="4"/>
-              <w:right w:val="single" w:color="B4C6E7" w:sz="4"/>
-            </w:tcBorders>
-            <w:shd w:fill="D9E2F3" w:color="auto" w:val="clear"/>
-            <w:tcMar>
-              <w:top w:type="dxa" w:w="30"/>
-              <w:left w:type="dxa" w:w="70"/>
-              <w:bottom w:type="dxa" w:w="30"/>
-              <w:right w:type="dxa" w:w="70"/>
-            </w:tcMar>
-          </w:tcPr>
-          <w:p>
-            <w:pPr>
-              <w:jc w:val="center"/>
-            </w:pPr>
-            <w:r>
-              <w:rPr>
-                <w:b/>
-                <w:bCs/>
-                <w:sz w:val="16"/>
-                <w:szCs w:val="16"/>
-              </w:rPr>
-              <w:t xml:space="preserve">AUC train</w:t>
+              <w:t xml:space="preserve">M3 Reducido BIC</w:t>
             </w:r>
           </w:p>
         </w:tc>
@@ -4528,22 +4629,24 @@
       <w:tr>
         <w:tc>
           <w:tcPr>
-            <w:tcW w:type="dxa" w:w="2272"/>
-            <w:tcBorders>
-              <w:top w:val="single" w:color="B4C6E7" w:sz="4"/>
-              <w:left w:val="single" w:color="B4C6E7" w:sz="4"/>
-              <w:bottom w:val="single" w:color="B4C6E7" w:sz="4"/>
-              <w:right w:val="single" w:color="B4C6E7" w:sz="4"/>
-            </w:tcBorders>
-            <w:tcMar>
-              <w:top w:type="dxa" w:w="30"/>
-              <w:left w:type="dxa" w:w="70"/>
-              <w:bottom w:type="dxa" w:w="30"/>
-              <w:right w:type="dxa" w:w="70"/>
-            </w:tcMar>
-          </w:tcPr>
-          <w:p>
-            <w:pPr>
+            <w:tcW w:type="dxa" w:w="3072"/>
+            <w:tcBorders>
+              <w:top w:val="single" w:color="B4C6E7" w:sz="4"/>
+              <w:left w:val="single" w:color="B4C6E7" w:sz="4"/>
+              <w:bottom w:val="single" w:color="B4C6E7" w:sz="4"/>
+              <w:right w:val="single" w:color="B4C6E7" w:sz="4"/>
+            </w:tcBorders>
+            <w:tcMar>
+              <w:top w:type="dxa" w:w="30"/>
+              <w:left w:type="dxa" w:w="70"/>
+              <w:bottom w:type="dxa" w:w="30"/>
+              <w:right w:type="dxa" w:w="70"/>
+            </w:tcMar>
+          </w:tcPr>
+          <w:p>
+            <w:pPr>
+              <w:keepNext/>
+              <w:keepLines/>
               <w:jc w:val="left"/>
             </w:pPr>
             <w:r>
@@ -4551,181 +4654,100 @@
                 <w:sz w:val="16"/>
                 <w:szCs w:val="16"/>
               </w:rPr>
-              <w:t xml:space="preserve">M1 S1/S2</w:t>
-            </w:r>
-          </w:p>
-        </w:tc>
-        <w:tc>
-          <w:tcPr>
-            <w:tcW w:type="dxa" w:w="1100"/>
-            <w:tcBorders>
-              <w:top w:val="single" w:color="B4C6E7" w:sz="4"/>
-              <w:left w:val="single" w:color="B4C6E7" w:sz="4"/>
-              <w:bottom w:val="single" w:color="B4C6E7" w:sz="4"/>
-              <w:right w:val="single" w:color="B4C6E7" w:sz="4"/>
-            </w:tcBorders>
-            <w:tcMar>
-              <w:top w:type="dxa" w:w="30"/>
-              <w:left w:type="dxa" w:w="70"/>
-              <w:bottom w:type="dxa" w:w="30"/>
-              <w:right w:type="dxa" w:w="70"/>
-            </w:tcMar>
-          </w:tcPr>
-          <w:p>
-            <w:pPr>
-              <w:jc w:val="center"/>
-            </w:pPr>
-            <w:r>
-              <w:rPr>
-                <w:sz w:val="16"/>
-                <w:szCs w:val="16"/>
-              </w:rPr>
-              <w:t xml:space="preserve">0,601</w:t>
-            </w:r>
-          </w:p>
-        </w:tc>
-        <w:tc>
-          <w:tcPr>
-            <w:tcW w:type="dxa" w:w="1100"/>
-            <w:tcBorders>
-              <w:top w:val="single" w:color="B4C6E7" w:sz="4"/>
-              <w:left w:val="single" w:color="B4C6E7" w:sz="4"/>
-              <w:bottom w:val="single" w:color="B4C6E7" w:sz="4"/>
-              <w:right w:val="single" w:color="B4C6E7" w:sz="4"/>
-            </w:tcBorders>
-            <w:tcMar>
-              <w:top w:type="dxa" w:w="30"/>
-              <w:left w:type="dxa" w:w="70"/>
-              <w:bottom w:type="dxa" w:w="30"/>
-              <w:right w:type="dxa" w:w="70"/>
-            </w:tcMar>
-          </w:tcPr>
-          <w:p>
-            <w:pPr>
-              <w:jc w:val="center"/>
-            </w:pPr>
-            <w:r>
-              <w:rPr>
-                <w:sz w:val="16"/>
-                <w:szCs w:val="16"/>
-              </w:rPr>
-              <w:t xml:space="preserve">0,242</w:t>
-            </w:r>
-          </w:p>
-        </w:tc>
-        <w:tc>
-          <w:tcPr>
-            <w:tcW w:type="dxa" w:w="1100"/>
-            <w:tcBorders>
-              <w:top w:val="single" w:color="B4C6E7" w:sz="4"/>
-              <w:left w:val="single" w:color="B4C6E7" w:sz="4"/>
-              <w:bottom w:val="single" w:color="B4C6E7" w:sz="4"/>
-              <w:right w:val="single" w:color="B4C6E7" w:sz="4"/>
-            </w:tcBorders>
-            <w:tcMar>
-              <w:top w:type="dxa" w:w="30"/>
-              <w:left w:type="dxa" w:w="70"/>
-              <w:bottom w:type="dxa" w:w="30"/>
-              <w:right w:type="dxa" w:w="70"/>
-            </w:tcMar>
-          </w:tcPr>
-          <w:p>
-            <w:pPr>
-              <w:jc w:val="center"/>
-            </w:pPr>
-            <w:r>
-              <w:rPr>
-                <w:sz w:val="16"/>
-                <w:szCs w:val="16"/>
-              </w:rPr>
-              <w:t xml:space="preserve">0,740</w:t>
-            </w:r>
-          </w:p>
-        </w:tc>
-        <w:tc>
-          <w:tcPr>
-            <w:tcW w:type="dxa" w:w="1100"/>
-            <w:tcBorders>
-              <w:top w:val="single" w:color="B4C6E7" w:sz="4"/>
-              <w:left w:val="single" w:color="B4C6E7" w:sz="4"/>
-              <w:bottom w:val="single" w:color="B4C6E7" w:sz="4"/>
-              <w:right w:val="single" w:color="B4C6E7" w:sz="4"/>
-            </w:tcBorders>
-            <w:tcMar>
-              <w:top w:type="dxa" w:w="30"/>
-              <w:left w:type="dxa" w:w="70"/>
-              <w:bottom w:type="dxa" w:w="30"/>
-              <w:right w:type="dxa" w:w="70"/>
-            </w:tcMar>
-          </w:tcPr>
-          <w:p>
-            <w:pPr>
-              <w:jc w:val="center"/>
-            </w:pPr>
-            <w:r>
-              <w:rPr>
-                <w:sz w:val="16"/>
-                <w:szCs w:val="16"/>
-              </w:rPr>
-              <w:t xml:space="preserve">0,364</w:t>
-            </w:r>
-          </w:p>
-        </w:tc>
-        <w:tc>
-          <w:tcPr>
-            <w:tcW w:type="dxa" w:w="1150"/>
-            <w:tcBorders>
-              <w:top w:val="single" w:color="B4C6E7" w:sz="4"/>
-              <w:left w:val="single" w:color="B4C6E7" w:sz="4"/>
-              <w:bottom w:val="single" w:color="B4C6E7" w:sz="4"/>
-              <w:right w:val="single" w:color="B4C6E7" w:sz="4"/>
-            </w:tcBorders>
-            <w:tcMar>
-              <w:top w:type="dxa" w:w="30"/>
-              <w:left w:type="dxa" w:w="70"/>
-              <w:bottom w:type="dxa" w:w="30"/>
-              <w:right w:type="dxa" w:w="70"/>
-            </w:tcMar>
-          </w:tcPr>
-          <w:p>
-            <w:pPr>
-              <w:jc w:val="center"/>
-            </w:pPr>
-            <w:r>
-              <w:rPr>
-                <w:sz w:val="16"/>
-                <w:szCs w:val="16"/>
-              </w:rPr>
-              <w:t xml:space="preserve">0,709</w:t>
-            </w:r>
-          </w:p>
-        </w:tc>
-        <w:tc>
-          <w:tcPr>
-            <w:tcW w:type="dxa" w:w="1150"/>
-            <w:tcBorders>
-              <w:top w:val="single" w:color="B4C6E7" w:sz="4"/>
-              <w:left w:val="single" w:color="B4C6E7" w:sz="4"/>
-              <w:bottom w:val="single" w:color="B4C6E7" w:sz="4"/>
-              <w:right w:val="single" w:color="B4C6E7" w:sz="4"/>
-            </w:tcBorders>
-            <w:tcMar>
-              <w:top w:type="dxa" w:w="30"/>
-              <w:left w:type="dxa" w:w="70"/>
-              <w:bottom w:type="dxa" w:w="30"/>
-              <w:right w:type="dxa" w:w="70"/>
-            </w:tcMar>
-          </w:tcPr>
-          <w:p>
-            <w:pPr>
-              <w:jc w:val="center"/>
-            </w:pPr>
-            <w:r>
-              <w:rPr>
-                <w:sz w:val="16"/>
-                <w:szCs w:val="16"/>
-              </w:rPr>
-              <w:t xml:space="preserve">0,729</w:t>
+              <w:t xml:space="preserve">ExitRates</w:t>
+            </w:r>
+          </w:p>
+        </w:tc>
+        <w:tc>
+          <w:tcPr>
+            <w:tcW w:type="dxa" w:w="2300"/>
+            <w:tcBorders>
+              <w:top w:val="single" w:color="B4C6E7" w:sz="4"/>
+              <w:left w:val="single" w:color="B4C6E7" w:sz="4"/>
+              <w:bottom w:val="single" w:color="B4C6E7" w:sz="4"/>
+              <w:right w:val="single" w:color="B4C6E7" w:sz="4"/>
+            </w:tcBorders>
+            <w:tcMar>
+              <w:top w:type="dxa" w:w="30"/>
+              <w:left w:type="dxa" w:w="70"/>
+              <w:bottom w:type="dxa" w:w="30"/>
+              <w:right w:type="dxa" w:w="70"/>
+            </w:tcMar>
+          </w:tcPr>
+          <w:p>
+            <w:pPr>
+              <w:keepNext/>
+              <w:keepLines/>
+              <w:jc w:val="center"/>
+            </w:pPr>
+            <w:r>
+              <w:rPr>
+                <w:sz w:val="16"/>
+                <w:szCs w:val="16"/>
+              </w:rPr>
+              <w:t xml:space="preserve">0,211 (0,185–0,242)</w:t>
+            </w:r>
+          </w:p>
+        </w:tc>
+        <w:tc>
+          <w:tcPr>
+            <w:tcW w:type="dxa" w:w="2300"/>
+            <w:tcBorders>
+              <w:top w:val="single" w:color="B4C6E7" w:sz="4"/>
+              <w:left w:val="single" w:color="B4C6E7" w:sz="4"/>
+              <w:bottom w:val="single" w:color="B4C6E7" w:sz="4"/>
+              <w:right w:val="single" w:color="B4C6E7" w:sz="4"/>
+            </w:tcBorders>
+            <w:tcMar>
+              <w:top w:type="dxa" w:w="30"/>
+              <w:left w:type="dxa" w:w="70"/>
+              <w:bottom w:type="dxa" w:w="30"/>
+              <w:right w:type="dxa" w:w="70"/>
+            </w:tcMar>
+          </w:tcPr>
+          <w:p>
+            <w:pPr>
+              <w:keepNext/>
+              <w:keepLines/>
+              <w:jc w:val="center"/>
+            </w:pPr>
+            <w:r>
+              <w:rPr>
+                <w:sz w:val="16"/>
+                <w:szCs w:val="16"/>
+              </w:rPr>
+              <w:t xml:space="preserve">0,231 (0,202–0,264)</w:t>
+            </w:r>
+          </w:p>
+        </w:tc>
+        <w:tc>
+          <w:tcPr>
+            <w:tcW w:type="dxa" w:w="2300"/>
+            <w:tcBorders>
+              <w:top w:val="single" w:color="B4C6E7" w:sz="4"/>
+              <w:left w:val="single" w:color="B4C6E7" w:sz="4"/>
+              <w:bottom w:val="single" w:color="B4C6E7" w:sz="4"/>
+              <w:right w:val="single" w:color="B4C6E7" w:sz="4"/>
+            </w:tcBorders>
+            <w:tcMar>
+              <w:top w:type="dxa" w:w="30"/>
+              <w:left w:type="dxa" w:w="70"/>
+              <w:bottom w:type="dxa" w:w="30"/>
+              <w:right w:type="dxa" w:w="70"/>
+            </w:tcMar>
+          </w:tcPr>
+          <w:p>
+            <w:pPr>
+              <w:keepNext/>
+              <w:keepLines/>
+              <w:jc w:val="center"/>
+            </w:pPr>
+            <w:r>
+              <w:rPr>
+                <w:sz w:val="16"/>
+                <w:szCs w:val="16"/>
+              </w:rPr>
+              <w:t xml:space="preserve">0,230 (0,201–0,263)</w:t>
             </w:r>
           </w:p>
         </w:tc>
@@ -4733,22 +4755,24 @@
       <w:tr>
         <w:tc>
           <w:tcPr>
-            <w:tcW w:type="dxa" w:w="2272"/>
-            <w:tcBorders>
-              <w:top w:val="single" w:color="B4C6E7" w:sz="4"/>
-              <w:left w:val="single" w:color="B4C6E7" w:sz="4"/>
-              <w:bottom w:val="single" w:color="B4C6E7" w:sz="4"/>
-              <w:right w:val="single" w:color="B4C6E7" w:sz="4"/>
-            </w:tcBorders>
-            <w:tcMar>
-              <w:top w:type="dxa" w:w="30"/>
-              <w:left w:type="dxa" w:w="70"/>
-              <w:bottom w:type="dxa" w:w="30"/>
-              <w:right w:type="dxa" w:w="70"/>
-            </w:tcMar>
-          </w:tcPr>
-          <w:p>
-            <w:pPr>
+            <w:tcW w:type="dxa" w:w="3072"/>
+            <w:tcBorders>
+              <w:top w:val="single" w:color="B4C6E7" w:sz="4"/>
+              <w:left w:val="single" w:color="B4C6E7" w:sz="4"/>
+              <w:bottom w:val="single" w:color="B4C6E7" w:sz="4"/>
+              <w:right w:val="single" w:color="B4C6E7" w:sz="4"/>
+            </w:tcBorders>
+            <w:tcMar>
+              <w:top w:type="dxa" w:w="30"/>
+              <w:left w:type="dxa" w:w="70"/>
+              <w:bottom w:type="dxa" w:w="30"/>
+              <w:right w:type="dxa" w:w="70"/>
+            </w:tcMar>
+          </w:tcPr>
+          <w:p>
+            <w:pPr>
+              <w:keepNext/>
+              <w:keepLines/>
               <w:jc w:val="left"/>
             </w:pPr>
             <w:r>
@@ -4756,181 +4780,100 @@
                 <w:sz w:val="16"/>
                 <w:szCs w:val="16"/>
               </w:rPr>
-              <w:t xml:space="preserve">M2 Stepwise AIC</w:t>
-            </w:r>
-          </w:p>
-        </w:tc>
-        <w:tc>
-          <w:tcPr>
-            <w:tcW w:type="dxa" w:w="1100"/>
-            <w:tcBorders>
-              <w:top w:val="single" w:color="B4C6E7" w:sz="4"/>
-              <w:left w:val="single" w:color="B4C6E7" w:sz="4"/>
-              <w:bottom w:val="single" w:color="B4C6E7" w:sz="4"/>
-              <w:right w:val="single" w:color="B4C6E7" w:sz="4"/>
-            </w:tcBorders>
-            <w:tcMar>
-              <w:top w:type="dxa" w:w="30"/>
-              <w:left w:type="dxa" w:w="70"/>
-              <w:bottom w:type="dxa" w:w="30"/>
-              <w:right w:type="dxa" w:w="70"/>
-            </w:tcMar>
-          </w:tcPr>
-          <w:p>
-            <w:pPr>
-              <w:jc w:val="center"/>
-            </w:pPr>
-            <w:r>
-              <w:rPr>
-                <w:sz w:val="16"/>
-                <w:szCs w:val="16"/>
-              </w:rPr>
-              <w:t xml:space="preserve">0,598</w:t>
-            </w:r>
-          </w:p>
-        </w:tc>
-        <w:tc>
-          <w:tcPr>
-            <w:tcW w:type="dxa" w:w="1100"/>
-            <w:tcBorders>
-              <w:top w:val="single" w:color="B4C6E7" w:sz="4"/>
-              <w:left w:val="single" w:color="B4C6E7" w:sz="4"/>
-              <w:bottom w:val="single" w:color="B4C6E7" w:sz="4"/>
-              <w:right w:val="single" w:color="B4C6E7" w:sz="4"/>
-            </w:tcBorders>
-            <w:tcMar>
-              <w:top w:type="dxa" w:w="30"/>
-              <w:left w:type="dxa" w:w="70"/>
-              <w:bottom w:type="dxa" w:w="30"/>
-              <w:right w:type="dxa" w:w="70"/>
-            </w:tcMar>
-          </w:tcPr>
-          <w:p>
-            <w:pPr>
-              <w:jc w:val="center"/>
-            </w:pPr>
-            <w:r>
-              <w:rPr>
-                <w:sz w:val="16"/>
-                <w:szCs w:val="16"/>
-              </w:rPr>
-              <w:t xml:space="preserve">0,239</w:t>
-            </w:r>
-          </w:p>
-        </w:tc>
-        <w:tc>
-          <w:tcPr>
-            <w:tcW w:type="dxa" w:w="1100"/>
-            <w:tcBorders>
-              <w:top w:val="single" w:color="B4C6E7" w:sz="4"/>
-              <w:left w:val="single" w:color="B4C6E7" w:sz="4"/>
-              <w:bottom w:val="single" w:color="B4C6E7" w:sz="4"/>
-              <w:right w:val="single" w:color="B4C6E7" w:sz="4"/>
-            </w:tcBorders>
-            <w:tcMar>
-              <w:top w:type="dxa" w:w="30"/>
-              <w:left w:type="dxa" w:w="70"/>
-              <w:bottom w:type="dxa" w:w="30"/>
-              <w:right w:type="dxa" w:w="70"/>
-            </w:tcMar>
-          </w:tcPr>
-          <w:p>
-            <w:pPr>
-              <w:jc w:val="center"/>
-            </w:pPr>
-            <w:r>
-              <w:rPr>
-                <w:sz w:val="16"/>
-                <w:szCs w:val="16"/>
-              </w:rPr>
-              <w:t xml:space="preserve">0,736</w:t>
-            </w:r>
-          </w:p>
-        </w:tc>
-        <w:tc>
-          <w:tcPr>
-            <w:tcW w:type="dxa" w:w="1100"/>
-            <w:tcBorders>
-              <w:top w:val="single" w:color="B4C6E7" w:sz="4"/>
-              <w:left w:val="single" w:color="B4C6E7" w:sz="4"/>
-              <w:bottom w:val="single" w:color="B4C6E7" w:sz="4"/>
-              <w:right w:val="single" w:color="B4C6E7" w:sz="4"/>
-            </w:tcBorders>
-            <w:tcMar>
-              <w:top w:type="dxa" w:w="30"/>
-              <w:left w:type="dxa" w:w="70"/>
-              <w:bottom w:type="dxa" w:w="30"/>
-              <w:right w:type="dxa" w:w="70"/>
-            </w:tcMar>
-          </w:tcPr>
-          <w:p>
-            <w:pPr>
-              <w:jc w:val="center"/>
-            </w:pPr>
-            <w:r>
-              <w:rPr>
-                <w:sz w:val="16"/>
-                <w:szCs w:val="16"/>
-              </w:rPr>
-              <w:t xml:space="preserve">0,361</w:t>
-            </w:r>
-          </w:p>
-        </w:tc>
-        <w:tc>
-          <w:tcPr>
-            <w:tcW w:type="dxa" w:w="1150"/>
-            <w:tcBorders>
-              <w:top w:val="single" w:color="B4C6E7" w:sz="4"/>
-              <w:left w:val="single" w:color="B4C6E7" w:sz="4"/>
-              <w:bottom w:val="single" w:color="B4C6E7" w:sz="4"/>
-              <w:right w:val="single" w:color="B4C6E7" w:sz="4"/>
-            </w:tcBorders>
-            <w:tcMar>
-              <w:top w:type="dxa" w:w="30"/>
-              <w:left w:type="dxa" w:w="70"/>
-              <w:bottom w:type="dxa" w:w="30"/>
-              <w:right w:type="dxa" w:w="70"/>
-            </w:tcMar>
-          </w:tcPr>
-          <w:p>
-            <w:pPr>
-              <w:jc w:val="center"/>
-            </w:pPr>
-            <w:r>
-              <w:rPr>
-                <w:sz w:val="16"/>
-                <w:szCs w:val="16"/>
-              </w:rPr>
-              <w:t xml:space="preserve">0,709</w:t>
-            </w:r>
-          </w:p>
-        </w:tc>
-        <w:tc>
-          <w:tcPr>
-            <w:tcW w:type="dxa" w:w="1150"/>
-            <w:tcBorders>
-              <w:top w:val="single" w:color="B4C6E7" w:sz="4"/>
-              <w:left w:val="single" w:color="B4C6E7" w:sz="4"/>
-              <w:bottom w:val="single" w:color="B4C6E7" w:sz="4"/>
-              <w:right w:val="single" w:color="B4C6E7" w:sz="4"/>
-            </w:tcBorders>
-            <w:tcMar>
-              <w:top w:type="dxa" w:w="30"/>
-              <w:left w:type="dxa" w:w="70"/>
-              <w:bottom w:type="dxa" w:w="30"/>
-              <w:right w:type="dxa" w:w="70"/>
-            </w:tcMar>
-          </w:tcPr>
-          <w:p>
-            <w:pPr>
-              <w:jc w:val="center"/>
-            </w:pPr>
-            <w:r>
-              <w:rPr>
-                <w:sz w:val="16"/>
-                <w:szCs w:val="16"/>
-              </w:rPr>
-              <w:t xml:space="preserve">0,734</w:t>
+              <w:t xml:space="preserve">ProductRelated_Duration</w:t>
+            </w:r>
+          </w:p>
+        </w:tc>
+        <w:tc>
+          <w:tcPr>
+            <w:tcW w:type="dxa" w:w="2300"/>
+            <w:tcBorders>
+              <w:top w:val="single" w:color="B4C6E7" w:sz="4"/>
+              <w:left w:val="single" w:color="B4C6E7" w:sz="4"/>
+              <w:bottom w:val="single" w:color="B4C6E7" w:sz="4"/>
+              <w:right w:val="single" w:color="B4C6E7" w:sz="4"/>
+            </w:tcBorders>
+            <w:tcMar>
+              <w:top w:type="dxa" w:w="30"/>
+              <w:left w:type="dxa" w:w="70"/>
+              <w:bottom w:type="dxa" w:w="30"/>
+              <w:right w:type="dxa" w:w="70"/>
+            </w:tcMar>
+          </w:tcPr>
+          <w:p>
+            <w:pPr>
+              <w:keepNext/>
+              <w:keepLines/>
+              <w:jc w:val="center"/>
+            </w:pPr>
+            <w:r>
+              <w:rPr>
+                <w:sz w:val="16"/>
+                <w:szCs w:val="16"/>
+              </w:rPr>
+              <w:t xml:space="preserve">1,330 (1,258–1,406)</w:t>
+            </w:r>
+          </w:p>
+        </w:tc>
+        <w:tc>
+          <w:tcPr>
+            <w:tcW w:type="dxa" w:w="2300"/>
+            <w:tcBorders>
+              <w:top w:val="single" w:color="B4C6E7" w:sz="4"/>
+              <w:left w:val="single" w:color="B4C6E7" w:sz="4"/>
+              <w:bottom w:val="single" w:color="B4C6E7" w:sz="4"/>
+              <w:right w:val="single" w:color="B4C6E7" w:sz="4"/>
+            </w:tcBorders>
+            <w:tcMar>
+              <w:top w:type="dxa" w:w="30"/>
+              <w:left w:type="dxa" w:w="70"/>
+              <w:bottom w:type="dxa" w:w="30"/>
+              <w:right w:type="dxa" w:w="70"/>
+            </w:tcMar>
+          </w:tcPr>
+          <w:p>
+            <w:pPr>
+              <w:keepNext/>
+              <w:keepLines/>
+              <w:jc w:val="center"/>
+            </w:pPr>
+            <w:r>
+              <w:rPr>
+                <w:sz w:val="16"/>
+                <w:szCs w:val="16"/>
+              </w:rPr>
+              <w:t xml:space="preserve">1,260 (1,187–1,337)</w:t>
+            </w:r>
+          </w:p>
+        </w:tc>
+        <w:tc>
+          <w:tcPr>
+            <w:tcW w:type="dxa" w:w="2300"/>
+            <w:tcBorders>
+              <w:top w:val="single" w:color="B4C6E7" w:sz="4"/>
+              <w:left w:val="single" w:color="B4C6E7" w:sz="4"/>
+              <w:bottom w:val="single" w:color="B4C6E7" w:sz="4"/>
+              <w:right w:val="single" w:color="B4C6E7" w:sz="4"/>
+            </w:tcBorders>
+            <w:tcMar>
+              <w:top w:type="dxa" w:w="30"/>
+              <w:left w:type="dxa" w:w="70"/>
+              <w:bottom w:type="dxa" w:w="30"/>
+              <w:right w:type="dxa" w:w="70"/>
+            </w:tcMar>
+          </w:tcPr>
+          <w:p>
+            <w:pPr>
+              <w:keepNext/>
+              <w:keepLines/>
+              <w:jc w:val="center"/>
+            </w:pPr>
+            <w:r>
+              <w:rPr>
+                <w:sz w:val="16"/>
+                <w:szCs w:val="16"/>
+              </w:rPr>
+              <w:t xml:space="preserve">1,275 (1,203–1,352)</w:t>
             </w:r>
           </w:p>
         </w:tc>
@@ -4938,23 +4881,24 @@
       <w:tr>
         <w:tc>
           <w:tcPr>
-            <w:tcW w:type="dxa" w:w="2272"/>
-            <w:tcBorders>
-              <w:top w:val="single" w:color="B4C6E7" w:sz="4"/>
-              <w:left w:val="single" w:color="B4C6E7" w:sz="4"/>
-              <w:bottom w:val="single" w:color="B4C6E7" w:sz="4"/>
-              <w:right w:val="single" w:color="B4C6E7" w:sz="4"/>
-            </w:tcBorders>
-            <w:shd w:fill="F2F2F2" w:color="auto" w:val="clear"/>
-            <w:tcMar>
-              <w:top w:type="dxa" w:w="30"/>
-              <w:left w:type="dxa" w:w="70"/>
-              <w:bottom w:type="dxa" w:w="30"/>
-              <w:right w:type="dxa" w:w="70"/>
-            </w:tcMar>
-          </w:tcPr>
-          <w:p>
-            <w:pPr>
+            <w:tcW w:type="dxa" w:w="3072"/>
+            <w:tcBorders>
+              <w:top w:val="single" w:color="B4C6E7" w:sz="4"/>
+              <w:left w:val="single" w:color="B4C6E7" w:sz="4"/>
+              <w:bottom w:val="single" w:color="B4C6E7" w:sz="4"/>
+              <w:right w:val="single" w:color="B4C6E7" w:sz="4"/>
+            </w:tcBorders>
+            <w:tcMar>
+              <w:top w:type="dxa" w:w="30"/>
+              <w:left w:type="dxa" w:w="70"/>
+              <w:bottom w:type="dxa" w:w="30"/>
+              <w:right w:type="dxa" w:w="70"/>
+            </w:tcMar>
+          </w:tcPr>
+          <w:p>
+            <w:pPr>
+              <w:keepNext/>
+              <w:keepLines/>
               <w:jc w:val="left"/>
             </w:pPr>
             <w:r>
@@ -4962,187 +4906,100 @@
                 <w:sz w:val="16"/>
                 <w:szCs w:val="16"/>
               </w:rPr>
-              <w:t xml:space="preserve">M3 Reducido BIC</w:t>
-            </w:r>
-          </w:p>
-        </w:tc>
-        <w:tc>
-          <w:tcPr>
-            <w:tcW w:type="dxa" w:w="1100"/>
-            <w:tcBorders>
-              <w:top w:val="single" w:color="B4C6E7" w:sz="4"/>
-              <w:left w:val="single" w:color="B4C6E7" w:sz="4"/>
-              <w:bottom w:val="single" w:color="B4C6E7" w:sz="4"/>
-              <w:right w:val="single" w:color="B4C6E7" w:sz="4"/>
-            </w:tcBorders>
-            <w:shd w:fill="F2F2F2" w:color="auto" w:val="clear"/>
-            <w:tcMar>
-              <w:top w:type="dxa" w:w="30"/>
-              <w:left w:type="dxa" w:w="70"/>
-              <w:bottom w:type="dxa" w:w="30"/>
-              <w:right w:type="dxa" w:w="70"/>
-            </w:tcMar>
-          </w:tcPr>
-          <w:p>
-            <w:pPr>
-              <w:jc w:val="center"/>
-            </w:pPr>
-            <w:r>
-              <w:rPr>
-                <w:sz w:val="16"/>
-                <w:szCs w:val="16"/>
-              </w:rPr>
-              <w:t xml:space="preserve">0,598</w:t>
-            </w:r>
-          </w:p>
-        </w:tc>
-        <w:tc>
-          <w:tcPr>
-            <w:tcW w:type="dxa" w:w="1100"/>
-            <w:tcBorders>
-              <w:top w:val="single" w:color="B4C6E7" w:sz="4"/>
-              <w:left w:val="single" w:color="B4C6E7" w:sz="4"/>
-              <w:bottom w:val="single" w:color="B4C6E7" w:sz="4"/>
-              <w:right w:val="single" w:color="B4C6E7" w:sz="4"/>
-            </w:tcBorders>
-            <w:shd w:fill="F2F2F2" w:color="auto" w:val="clear"/>
-            <w:tcMar>
-              <w:top w:type="dxa" w:w="30"/>
-              <w:left w:type="dxa" w:w="70"/>
-              <w:bottom w:type="dxa" w:w="30"/>
-              <w:right w:type="dxa" w:w="70"/>
-            </w:tcMar>
-          </w:tcPr>
-          <w:p>
-            <w:pPr>
-              <w:jc w:val="center"/>
-            </w:pPr>
-            <w:r>
-              <w:rPr>
-                <w:sz w:val="16"/>
-                <w:szCs w:val="16"/>
-              </w:rPr>
-              <w:t xml:space="preserve">0,240</w:t>
-            </w:r>
-          </w:p>
-        </w:tc>
-        <w:tc>
-          <w:tcPr>
-            <w:tcW w:type="dxa" w:w="1100"/>
-            <w:tcBorders>
-              <w:top w:val="single" w:color="B4C6E7" w:sz="4"/>
-              <w:left w:val="single" w:color="B4C6E7" w:sz="4"/>
-              <w:bottom w:val="single" w:color="B4C6E7" w:sz="4"/>
-              <w:right w:val="single" w:color="B4C6E7" w:sz="4"/>
-            </w:tcBorders>
-            <w:shd w:fill="F2F2F2" w:color="auto" w:val="clear"/>
-            <w:tcMar>
-              <w:top w:type="dxa" w:w="30"/>
-              <w:left w:type="dxa" w:w="70"/>
-              <w:bottom w:type="dxa" w:w="30"/>
-              <w:right w:type="dxa" w:w="70"/>
-            </w:tcMar>
-          </w:tcPr>
-          <w:p>
-            <w:pPr>
-              <w:jc w:val="center"/>
-            </w:pPr>
-            <w:r>
-              <w:rPr>
-                <w:sz w:val="16"/>
-                <w:szCs w:val="16"/>
-              </w:rPr>
-              <w:t xml:space="preserve">0,736</w:t>
-            </w:r>
-          </w:p>
-        </w:tc>
-        <w:tc>
-          <w:tcPr>
-            <w:tcW w:type="dxa" w:w="1100"/>
-            <w:tcBorders>
-              <w:top w:val="single" w:color="B4C6E7" w:sz="4"/>
-              <w:left w:val="single" w:color="B4C6E7" w:sz="4"/>
-              <w:bottom w:val="single" w:color="B4C6E7" w:sz="4"/>
-              <w:right w:val="single" w:color="B4C6E7" w:sz="4"/>
-            </w:tcBorders>
-            <w:shd w:fill="F2F2F2" w:color="auto" w:val="clear"/>
-            <w:tcMar>
-              <w:top w:type="dxa" w:w="30"/>
-              <w:left w:type="dxa" w:w="70"/>
-              <w:bottom w:type="dxa" w:w="30"/>
-              <w:right w:type="dxa" w:w="70"/>
-            </w:tcMar>
-          </w:tcPr>
-          <w:p>
-            <w:pPr>
-              <w:jc w:val="center"/>
-            </w:pPr>
-            <w:r>
-              <w:rPr>
-                <w:sz w:val="16"/>
-                <w:szCs w:val="16"/>
-              </w:rPr>
-              <w:t xml:space="preserve">0,362</w:t>
-            </w:r>
-          </w:p>
-        </w:tc>
-        <w:tc>
-          <w:tcPr>
-            <w:tcW w:type="dxa" w:w="1150"/>
-            <w:tcBorders>
-              <w:top w:val="single" w:color="B4C6E7" w:sz="4"/>
-              <w:left w:val="single" w:color="B4C6E7" w:sz="4"/>
-              <w:bottom w:val="single" w:color="B4C6E7" w:sz="4"/>
-              <w:right w:val="single" w:color="B4C6E7" w:sz="4"/>
-            </w:tcBorders>
-            <w:shd w:fill="F2F2F2" w:color="auto" w:val="clear"/>
-            <w:tcMar>
-              <w:top w:type="dxa" w:w="30"/>
-              <w:left w:type="dxa" w:w="70"/>
-              <w:bottom w:type="dxa" w:w="30"/>
-              <w:right w:type="dxa" w:w="70"/>
-            </w:tcMar>
-          </w:tcPr>
-          <w:p>
-            <w:pPr>
-              <w:jc w:val="center"/>
-            </w:pPr>
-            <w:r>
-              <w:rPr>
-                <w:sz w:val="16"/>
-                <w:szCs w:val="16"/>
-              </w:rPr>
-              <w:t xml:space="preserve">0,708</w:t>
-            </w:r>
-          </w:p>
-        </w:tc>
-        <w:tc>
-          <w:tcPr>
-            <w:tcW w:type="dxa" w:w="1150"/>
-            <w:tcBorders>
-              <w:top w:val="single" w:color="B4C6E7" w:sz="4"/>
-              <w:left w:val="single" w:color="B4C6E7" w:sz="4"/>
-              <w:bottom w:val="single" w:color="B4C6E7" w:sz="4"/>
-              <w:right w:val="single" w:color="B4C6E7" w:sz="4"/>
-            </w:tcBorders>
-            <w:shd w:fill="F2F2F2" w:color="auto" w:val="clear"/>
-            <w:tcMar>
-              <w:top w:type="dxa" w:w="30"/>
-              <w:left w:type="dxa" w:w="70"/>
-              <w:bottom w:type="dxa" w:w="30"/>
-              <w:right w:type="dxa" w:w="70"/>
-            </w:tcMar>
-          </w:tcPr>
-          <w:p>
-            <w:pPr>
-              <w:jc w:val="center"/>
-            </w:pPr>
-            <w:r>
-              <w:rPr>
-                <w:sz w:val="16"/>
-                <w:szCs w:val="16"/>
-              </w:rPr>
-              <w:t xml:space="preserve">0,733</w:t>
+              <w:t xml:space="preserve">Visitante recurrente (vs nuevo)</w:t>
+            </w:r>
+          </w:p>
+        </w:tc>
+        <w:tc>
+          <w:tcPr>
+            <w:tcW w:type="dxa" w:w="2300"/>
+            <w:tcBorders>
+              <w:top w:val="single" w:color="B4C6E7" w:sz="4"/>
+              <w:left w:val="single" w:color="B4C6E7" w:sz="4"/>
+              <w:bottom w:val="single" w:color="B4C6E7" w:sz="4"/>
+              <w:right w:val="single" w:color="B4C6E7" w:sz="4"/>
+            </w:tcBorders>
+            <w:tcMar>
+              <w:top w:type="dxa" w:w="30"/>
+              <w:left w:type="dxa" w:w="70"/>
+              <w:bottom w:type="dxa" w:w="30"/>
+              <w:right w:type="dxa" w:w="70"/>
+            </w:tcMar>
+          </w:tcPr>
+          <w:p>
+            <w:pPr>
+              <w:keepNext/>
+              <w:keepLines/>
+              <w:jc w:val="center"/>
+            </w:pPr>
+            <w:r>
+              <w:rPr>
+                <w:sz w:val="16"/>
+                <w:szCs w:val="16"/>
+              </w:rPr>
+              <w:t xml:space="preserve">0,652 (0,574–0,740)</w:t>
+            </w:r>
+          </w:p>
+        </w:tc>
+        <w:tc>
+          <w:tcPr>
+            <w:tcW w:type="dxa" w:w="2300"/>
+            <w:tcBorders>
+              <w:top w:val="single" w:color="B4C6E7" w:sz="4"/>
+              <w:left w:val="single" w:color="B4C6E7" w:sz="4"/>
+              <w:bottom w:val="single" w:color="B4C6E7" w:sz="4"/>
+              <w:right w:val="single" w:color="B4C6E7" w:sz="4"/>
+            </w:tcBorders>
+            <w:tcMar>
+              <w:top w:type="dxa" w:w="30"/>
+              <w:left w:type="dxa" w:w="70"/>
+              <w:bottom w:type="dxa" w:w="30"/>
+              <w:right w:type="dxa" w:w="70"/>
+            </w:tcMar>
+          </w:tcPr>
+          <w:p>
+            <w:pPr>
+              <w:keepNext/>
+              <w:keepLines/>
+              <w:jc w:val="center"/>
+            </w:pPr>
+            <w:r>
+              <w:rPr>
+                <w:sz w:val="16"/>
+                <w:szCs w:val="16"/>
+              </w:rPr>
+              <w:t xml:space="preserve">0,662 (0,584–0,751)</w:t>
+            </w:r>
+          </w:p>
+        </w:tc>
+        <w:tc>
+          <w:tcPr>
+            <w:tcW w:type="dxa" w:w="2300"/>
+            <w:tcBorders>
+              <w:top w:val="single" w:color="B4C6E7" w:sz="4"/>
+              <w:left w:val="single" w:color="B4C6E7" w:sz="4"/>
+              <w:bottom w:val="single" w:color="B4C6E7" w:sz="4"/>
+              <w:right w:val="single" w:color="B4C6E7" w:sz="4"/>
+            </w:tcBorders>
+            <w:tcMar>
+              <w:top w:type="dxa" w:w="30"/>
+              <w:left w:type="dxa" w:w="70"/>
+              <w:bottom w:type="dxa" w:w="30"/>
+              <w:right w:type="dxa" w:w="70"/>
+            </w:tcMar>
+          </w:tcPr>
+          <w:p>
+            <w:pPr>
+              <w:keepNext/>
+              <w:keepLines/>
+              <w:jc w:val="center"/>
+            </w:pPr>
+            <w:r>
+              <w:rPr>
+                <w:sz w:val="16"/>
+                <w:szCs w:val="16"/>
+              </w:rPr>
+              <w:t xml:space="preserve">0,667 (0,588–0,756)</w:t>
             </w:r>
           </w:p>
         </w:tc>
@@ -5150,22 +5007,24 @@
       <w:tr>
         <w:tc>
           <w:tcPr>
-            <w:tcW w:type="dxa" w:w="2272"/>
-            <w:tcBorders>
-              <w:top w:val="single" w:color="B4C6E7" w:sz="4"/>
-              <w:left w:val="single" w:color="B4C6E7" w:sz="4"/>
-              <w:bottom w:val="single" w:color="B4C6E7" w:sz="4"/>
-              <w:right w:val="single" w:color="B4C6E7" w:sz="4"/>
-            </w:tcBorders>
-            <w:tcMar>
-              <w:top w:type="dxa" w:w="30"/>
-              <w:left w:type="dxa" w:w="70"/>
-              <w:bottom w:type="dxa" w:w="30"/>
-              <w:right w:type="dxa" w:w="70"/>
-            </w:tcMar>
-          </w:tcPr>
-          <w:p>
-            <w:pPr>
+            <w:tcW w:type="dxa" w:w="3072"/>
+            <w:tcBorders>
+              <w:top w:val="single" w:color="B4C6E7" w:sz="4"/>
+              <w:left w:val="single" w:color="B4C6E7" w:sz="4"/>
+              <w:bottom w:val="single" w:color="B4C6E7" w:sz="4"/>
+              <w:right w:val="single" w:color="B4C6E7" w:sz="4"/>
+            </w:tcBorders>
+            <w:tcMar>
+              <w:top w:type="dxa" w:w="30"/>
+              <w:left w:type="dxa" w:w="70"/>
+              <w:bottom w:type="dxa" w:w="30"/>
+              <w:right w:type="dxa" w:w="70"/>
+            </w:tcMar>
+          </w:tcPr>
+          <w:p>
+            <w:pPr>
+              <w:keepNext/>
+              <w:keepLines/>
               <w:jc w:val="left"/>
             </w:pPr>
             <w:r>
@@ -5173,173 +5032,596 @@
                 <w:sz w:val="16"/>
                 <w:szCs w:val="16"/>
               </w:rPr>
-              <w:t xml:space="preserve">M3 sin ponderar</w:t>
-            </w:r>
-          </w:p>
-        </w:tc>
-        <w:tc>
-          <w:tcPr>
-            <w:tcW w:type="dxa" w:w="1100"/>
-            <w:tcBorders>
-              <w:top w:val="single" w:color="B4C6E7" w:sz="4"/>
-              <w:left w:val="single" w:color="B4C6E7" w:sz="4"/>
-              <w:bottom w:val="single" w:color="B4C6E7" w:sz="4"/>
-              <w:right w:val="single" w:color="B4C6E7" w:sz="4"/>
-            </w:tcBorders>
-            <w:tcMar>
-              <w:top w:type="dxa" w:w="30"/>
-              <w:left w:type="dxa" w:w="70"/>
-              <w:bottom w:type="dxa" w:w="30"/>
-              <w:right w:type="dxa" w:w="70"/>
-            </w:tcMar>
-          </w:tcPr>
-          <w:p>
-            <w:pPr>
-              <w:jc w:val="center"/>
-            </w:pPr>
-            <w:r>
-              <w:rPr>
-                <w:sz w:val="16"/>
-                <w:szCs w:val="16"/>
-              </w:rPr>
-              <w:t xml:space="preserve">0,844</w:t>
-            </w:r>
-          </w:p>
-        </w:tc>
-        <w:tc>
-          <w:tcPr>
-            <w:tcW w:type="dxa" w:w="1100"/>
-            <w:tcBorders>
-              <w:top w:val="single" w:color="B4C6E7" w:sz="4"/>
-              <w:left w:val="single" w:color="B4C6E7" w:sz="4"/>
-              <w:bottom w:val="single" w:color="B4C6E7" w:sz="4"/>
-              <w:right w:val="single" w:color="B4C6E7" w:sz="4"/>
-            </w:tcBorders>
-            <w:tcMar>
-              <w:top w:type="dxa" w:w="30"/>
-              <w:left w:type="dxa" w:w="70"/>
-              <w:bottom w:type="dxa" w:w="30"/>
-              <w:right w:type="dxa" w:w="70"/>
-            </w:tcMar>
-          </w:tcPr>
-          <w:p>
-            <w:pPr>
-              <w:jc w:val="center"/>
-            </w:pPr>
-            <w:r>
-              <w:rPr>
-                <w:sz w:val="16"/>
-                <w:szCs w:val="16"/>
-              </w:rPr>
-              <w:t xml:space="preserve">0,375</w:t>
-            </w:r>
-          </w:p>
-        </w:tc>
-        <w:tc>
-          <w:tcPr>
-            <w:tcW w:type="dxa" w:w="1100"/>
-            <w:tcBorders>
-              <w:top w:val="single" w:color="B4C6E7" w:sz="4"/>
-              <w:left w:val="single" w:color="B4C6E7" w:sz="4"/>
-              <w:bottom w:val="single" w:color="B4C6E7" w:sz="4"/>
-              <w:right w:val="single" w:color="B4C6E7" w:sz="4"/>
-            </w:tcBorders>
-            <w:tcMar>
-              <w:top w:type="dxa" w:w="30"/>
-              <w:left w:type="dxa" w:w="70"/>
-              <w:bottom w:type="dxa" w:w="30"/>
-              <w:right w:type="dxa" w:w="70"/>
-            </w:tcMar>
-          </w:tcPr>
-          <w:p>
-            <w:pPr>
-              <w:jc w:val="center"/>
-            </w:pPr>
-            <w:r>
-              <w:rPr>
-                <w:sz w:val="16"/>
-                <w:szCs w:val="16"/>
-              </w:rPr>
-              <w:t xml:space="preserve">0,010</w:t>
-            </w:r>
-          </w:p>
-        </w:tc>
-        <w:tc>
-          <w:tcPr>
-            <w:tcW w:type="dxa" w:w="1100"/>
-            <w:tcBorders>
-              <w:top w:val="single" w:color="B4C6E7" w:sz="4"/>
-              <w:left w:val="single" w:color="B4C6E7" w:sz="4"/>
-              <w:bottom w:val="single" w:color="B4C6E7" w:sz="4"/>
-              <w:right w:val="single" w:color="B4C6E7" w:sz="4"/>
-            </w:tcBorders>
-            <w:tcMar>
-              <w:top w:type="dxa" w:w="30"/>
-              <w:left w:type="dxa" w:w="70"/>
-              <w:bottom w:type="dxa" w:w="30"/>
-              <w:right w:type="dxa" w:w="70"/>
-            </w:tcMar>
-          </w:tcPr>
-          <w:p>
-            <w:pPr>
-              <w:jc w:val="center"/>
-            </w:pPr>
-            <w:r>
-              <w:rPr>
-                <w:sz w:val="16"/>
-                <w:szCs w:val="16"/>
-              </w:rPr>
-              <w:t xml:space="preserve">0,020</w:t>
-            </w:r>
-          </w:p>
-        </w:tc>
-        <w:tc>
-          <w:tcPr>
-            <w:tcW w:type="dxa" w:w="1150"/>
-            <w:tcBorders>
-              <w:top w:val="single" w:color="B4C6E7" w:sz="4"/>
-              <w:left w:val="single" w:color="B4C6E7" w:sz="4"/>
-              <w:bottom w:val="single" w:color="B4C6E7" w:sz="4"/>
-              <w:right w:val="single" w:color="B4C6E7" w:sz="4"/>
-            </w:tcBorders>
-            <w:tcMar>
-              <w:top w:type="dxa" w:w="30"/>
-              <w:left w:type="dxa" w:w="70"/>
-              <w:bottom w:type="dxa" w:w="30"/>
-              <w:right w:type="dxa" w:w="70"/>
-            </w:tcMar>
-          </w:tcPr>
-          <w:p>
-            <w:pPr>
-              <w:jc w:val="center"/>
-            </w:pPr>
-            <w:r>
-              <w:rPr>
-                <w:sz w:val="16"/>
-                <w:szCs w:val="16"/>
-              </w:rPr>
-              <w:t xml:space="preserve">0,705</w:t>
-            </w:r>
-          </w:p>
-        </w:tc>
-        <w:tc>
-          <w:tcPr>
-            <w:tcW w:type="dxa" w:w="1150"/>
-            <w:tcBorders>
-              <w:top w:val="single" w:color="B4C6E7" w:sz="4"/>
-              <w:left w:val="single" w:color="B4C6E7" w:sz="4"/>
-              <w:bottom w:val="single" w:color="B4C6E7" w:sz="4"/>
-              <w:right w:val="single" w:color="B4C6E7" w:sz="4"/>
-            </w:tcBorders>
-            <w:tcMar>
-              <w:top w:type="dxa" w:w="30"/>
-              <w:left w:type="dxa" w:w="70"/>
-              <w:bottom w:type="dxa" w:w="30"/>
-              <w:right w:type="dxa" w:w="70"/>
-            </w:tcMar>
-          </w:tcPr>
-          <w:p>
-            <w:pPr>
+              <w:t xml:space="preserve">Visitante “Other” (vs nuevo)</w:t>
+            </w:r>
+          </w:p>
+        </w:tc>
+        <w:tc>
+          <w:tcPr>
+            <w:tcW w:type="dxa" w:w="2300"/>
+            <w:tcBorders>
+              <w:top w:val="single" w:color="B4C6E7" w:sz="4"/>
+              <w:left w:val="single" w:color="B4C6E7" w:sz="4"/>
+              <w:bottom w:val="single" w:color="B4C6E7" w:sz="4"/>
+              <w:right w:val="single" w:color="B4C6E7" w:sz="4"/>
+            </w:tcBorders>
+            <w:tcMar>
+              <w:top w:type="dxa" w:w="30"/>
+              <w:left w:type="dxa" w:w="70"/>
+              <w:bottom w:type="dxa" w:w="30"/>
+              <w:right w:type="dxa" w:w="70"/>
+            </w:tcMar>
+          </w:tcPr>
+          <w:p>
+            <w:pPr>
+              <w:keepNext/>
+              <w:keepLines/>
+              <w:jc w:val="center"/>
+            </w:pPr>
+            <w:r>
+              <w:rPr>
+                <w:sz w:val="16"/>
+                <w:szCs w:val="16"/>
+              </w:rPr>
+              <w:t xml:space="preserve">0,997 (0,568–1,748)†</w:t>
+            </w:r>
+          </w:p>
+        </w:tc>
+        <w:tc>
+          <w:tcPr>
+            <w:tcW w:type="dxa" w:w="2300"/>
+            <w:tcBorders>
+              <w:top w:val="single" w:color="B4C6E7" w:sz="4"/>
+              <w:left w:val="single" w:color="B4C6E7" w:sz="4"/>
+              <w:bottom w:val="single" w:color="B4C6E7" w:sz="4"/>
+              <w:right w:val="single" w:color="B4C6E7" w:sz="4"/>
+            </w:tcBorders>
+            <w:tcMar>
+              <w:top w:type="dxa" w:w="30"/>
+              <w:left w:type="dxa" w:w="70"/>
+              <w:bottom w:type="dxa" w:w="30"/>
+              <w:right w:type="dxa" w:w="70"/>
+            </w:tcMar>
+          </w:tcPr>
+          <w:p>
+            <w:pPr>
+              <w:keepNext/>
+              <w:keepLines/>
+              <w:jc w:val="center"/>
+            </w:pPr>
+            <w:r>
+              <w:rPr>
+                <w:sz w:val="16"/>
+                <w:szCs w:val="16"/>
+              </w:rPr>
+              <w:t xml:space="preserve">—</w:t>
+            </w:r>
+          </w:p>
+        </w:tc>
+        <w:tc>
+          <w:tcPr>
+            <w:tcW w:type="dxa" w:w="2300"/>
+            <w:tcBorders>
+              <w:top w:val="single" w:color="B4C6E7" w:sz="4"/>
+              <w:left w:val="single" w:color="B4C6E7" w:sz="4"/>
+              <w:bottom w:val="single" w:color="B4C6E7" w:sz="4"/>
+              <w:right w:val="single" w:color="B4C6E7" w:sz="4"/>
+            </w:tcBorders>
+            <w:tcMar>
+              <w:top w:type="dxa" w:w="30"/>
+              <w:left w:type="dxa" w:w="70"/>
+              <w:bottom w:type="dxa" w:w="30"/>
+              <w:right w:type="dxa" w:w="70"/>
+            </w:tcMar>
+          </w:tcPr>
+          <w:p>
+            <w:pPr>
+              <w:keepNext/>
+              <w:keepLines/>
+              <w:jc w:val="center"/>
+            </w:pPr>
+            <w:r>
+              <w:rPr>
+                <w:sz w:val="16"/>
+                <w:szCs w:val="16"/>
+              </w:rPr>
+              <w:t xml:space="preserve">—</w:t>
+            </w:r>
+          </w:p>
+        </w:tc>
+      </w:tr>
+      <w:tr>
+        <w:tc>
+          <w:tcPr>
+            <w:tcW w:type="dxa" w:w="3072"/>
+            <w:tcBorders>
+              <w:top w:val="single" w:color="B4C6E7" w:sz="4"/>
+              <w:left w:val="single" w:color="B4C6E7" w:sz="4"/>
+              <w:bottom w:val="single" w:color="B4C6E7" w:sz="4"/>
+              <w:right w:val="single" w:color="B4C6E7" w:sz="4"/>
+            </w:tcBorders>
+            <w:tcMar>
+              <w:top w:type="dxa" w:w="30"/>
+              <w:left w:type="dxa" w:w="70"/>
+              <w:bottom w:type="dxa" w:w="30"/>
+              <w:right w:type="dxa" w:w="70"/>
+            </w:tcMar>
+          </w:tcPr>
+          <w:p>
+            <w:pPr>
+              <w:keepNext/>
+              <w:keepLines/>
+              <w:jc w:val="left"/>
+            </w:pPr>
+            <w:r>
+              <w:rPr>
+                <w:sz w:val="16"/>
+                <w:szCs w:val="16"/>
+              </w:rPr>
+              <w:t xml:space="preserve">Weekend</w:t>
+            </w:r>
+          </w:p>
+        </w:tc>
+        <w:tc>
+          <w:tcPr>
+            <w:tcW w:type="dxa" w:w="2300"/>
+            <w:tcBorders>
+              <w:top w:val="single" w:color="B4C6E7" w:sz="4"/>
+              <w:left w:val="single" w:color="B4C6E7" w:sz="4"/>
+              <w:bottom w:val="single" w:color="B4C6E7" w:sz="4"/>
+              <w:right w:val="single" w:color="B4C6E7" w:sz="4"/>
+            </w:tcBorders>
+            <w:tcMar>
+              <w:top w:type="dxa" w:w="30"/>
+              <w:left w:type="dxa" w:w="70"/>
+              <w:bottom w:type="dxa" w:w="30"/>
+              <w:right w:type="dxa" w:w="70"/>
+            </w:tcMar>
+          </w:tcPr>
+          <w:p>
+            <w:pPr>
+              <w:keepNext/>
+              <w:keepLines/>
+              <w:jc w:val="center"/>
+            </w:pPr>
+            <w:r>
+              <w:rPr>
+                <w:sz w:val="16"/>
+                <w:szCs w:val="16"/>
+              </w:rPr>
+              <w:t xml:space="preserve">1,130 (1,015–1,258)</w:t>
+            </w:r>
+          </w:p>
+        </w:tc>
+        <w:tc>
+          <w:tcPr>
+            <w:tcW w:type="dxa" w:w="2300"/>
+            <w:tcBorders>
+              <w:top w:val="single" w:color="B4C6E7" w:sz="4"/>
+              <w:left w:val="single" w:color="B4C6E7" w:sz="4"/>
+              <w:bottom w:val="single" w:color="B4C6E7" w:sz="4"/>
+              <w:right w:val="single" w:color="B4C6E7" w:sz="4"/>
+            </w:tcBorders>
+            <w:tcMar>
+              <w:top w:type="dxa" w:w="30"/>
+              <w:left w:type="dxa" w:w="70"/>
+              <w:bottom w:type="dxa" w:w="30"/>
+              <w:right w:type="dxa" w:w="70"/>
+            </w:tcMar>
+          </w:tcPr>
+          <w:p>
+            <w:pPr>
+              <w:keepNext/>
+              <w:keepLines/>
+              <w:jc w:val="center"/>
+            </w:pPr>
+            <w:r>
+              <w:rPr>
+                <w:sz w:val="16"/>
+                <w:szCs w:val="16"/>
+              </w:rPr>
+              <w:t xml:space="preserve">1,116 (1,002–1,243)</w:t>
+            </w:r>
+          </w:p>
+        </w:tc>
+        <w:tc>
+          <w:tcPr>
+            <w:tcW w:type="dxa" w:w="2300"/>
+            <w:tcBorders>
+              <w:top w:val="single" w:color="B4C6E7" w:sz="4"/>
+              <w:left w:val="single" w:color="B4C6E7" w:sz="4"/>
+              <w:bottom w:val="single" w:color="B4C6E7" w:sz="4"/>
+              <w:right w:val="single" w:color="B4C6E7" w:sz="4"/>
+            </w:tcBorders>
+            <w:tcMar>
+              <w:top w:type="dxa" w:w="30"/>
+              <w:left w:type="dxa" w:w="70"/>
+              <w:bottom w:type="dxa" w:w="30"/>
+              <w:right w:type="dxa" w:w="70"/>
+            </w:tcMar>
+          </w:tcPr>
+          <w:p>
+            <w:pPr>
+              <w:keepNext/>
+              <w:keepLines/>
+              <w:jc w:val="center"/>
+            </w:pPr>
+            <w:r>
+              <w:rPr>
+                <w:sz w:val="16"/>
+                <w:szCs w:val="16"/>
+              </w:rPr>
+              <w:t xml:space="preserve">—</w:t>
+            </w:r>
+          </w:p>
+        </w:tc>
+      </w:tr>
+      <w:tr>
+        <w:tc>
+          <w:tcPr>
+            <w:tcW w:type="dxa" w:w="3072"/>
+            <w:tcBorders>
+              <w:top w:val="single" w:color="B4C6E7" w:sz="4"/>
+              <w:left w:val="single" w:color="B4C6E7" w:sz="4"/>
+              <w:bottom w:val="single" w:color="B4C6E7" w:sz="4"/>
+              <w:right w:val="single" w:color="B4C6E7" w:sz="4"/>
+            </w:tcBorders>
+            <w:tcMar>
+              <w:top w:type="dxa" w:w="30"/>
+              <w:left w:type="dxa" w:w="70"/>
+              <w:bottom w:type="dxa" w:w="30"/>
+              <w:right w:type="dxa" w:w="70"/>
+            </w:tcMar>
+          </w:tcPr>
+          <w:p>
+            <w:pPr>
+              <w:keepNext/>
+              <w:keepLines/>
+              <w:jc w:val="left"/>
+            </w:pPr>
+            <w:r>
+              <w:rPr>
+                <w:sz w:val="16"/>
+                <w:szCs w:val="16"/>
+              </w:rPr>
+              <w:t xml:space="preserve">SpecialDay</w:t>
+            </w:r>
+          </w:p>
+        </w:tc>
+        <w:tc>
+          <w:tcPr>
+            <w:tcW w:type="dxa" w:w="2300"/>
+            <w:tcBorders>
+              <w:top w:val="single" w:color="B4C6E7" w:sz="4"/>
+              <w:left w:val="single" w:color="B4C6E7" w:sz="4"/>
+              <w:bottom w:val="single" w:color="B4C6E7" w:sz="4"/>
+              <w:right w:val="single" w:color="B4C6E7" w:sz="4"/>
+            </w:tcBorders>
+            <w:tcMar>
+              <w:top w:type="dxa" w:w="30"/>
+              <w:left w:type="dxa" w:w="70"/>
+              <w:bottom w:type="dxa" w:w="30"/>
+              <w:right w:type="dxa" w:w="70"/>
+            </w:tcMar>
+          </w:tcPr>
+          <w:p>
+            <w:pPr>
+              <w:keepNext/>
+              <w:keepLines/>
+              <w:jc w:val="center"/>
+            </w:pPr>
+            <w:r>
+              <w:rPr>
+                <w:sz w:val="16"/>
+                <w:szCs w:val="16"/>
+              </w:rPr>
+              <w:t xml:space="preserve">—</w:t>
+            </w:r>
+          </w:p>
+        </w:tc>
+        <w:tc>
+          <w:tcPr>
+            <w:tcW w:type="dxa" w:w="2300"/>
+            <w:tcBorders>
+              <w:top w:val="single" w:color="B4C6E7" w:sz="4"/>
+              <w:left w:val="single" w:color="B4C6E7" w:sz="4"/>
+              <w:bottom w:val="single" w:color="B4C6E7" w:sz="4"/>
+              <w:right w:val="single" w:color="B4C6E7" w:sz="4"/>
+            </w:tcBorders>
+            <w:tcMar>
+              <w:top w:type="dxa" w:w="30"/>
+              <w:left w:type="dxa" w:w="70"/>
+              <w:bottom w:type="dxa" w:w="30"/>
+              <w:right w:type="dxa" w:w="70"/>
+            </w:tcMar>
+          </w:tcPr>
+          <w:p>
+            <w:pPr>
+              <w:keepNext/>
+              <w:keepLines/>
+              <w:jc w:val="center"/>
+            </w:pPr>
+            <w:r>
+              <w:rPr>
+                <w:sz w:val="16"/>
+                <w:szCs w:val="16"/>
+              </w:rPr>
+              <w:t xml:space="preserve">0,766 (0,718–0,818)</w:t>
+            </w:r>
+          </w:p>
+        </w:tc>
+        <w:tc>
+          <w:tcPr>
+            <w:tcW w:type="dxa" w:w="2300"/>
+            <w:tcBorders>
+              <w:top w:val="single" w:color="B4C6E7" w:sz="4"/>
+              <w:left w:val="single" w:color="B4C6E7" w:sz="4"/>
+              <w:bottom w:val="single" w:color="B4C6E7" w:sz="4"/>
+              <w:right w:val="single" w:color="B4C6E7" w:sz="4"/>
+            </w:tcBorders>
+            <w:tcMar>
+              <w:top w:type="dxa" w:w="30"/>
+              <w:left w:type="dxa" w:w="70"/>
+              <w:bottom w:type="dxa" w:w="30"/>
+              <w:right w:type="dxa" w:w="70"/>
+            </w:tcMar>
+          </w:tcPr>
+          <w:p>
+            <w:pPr>
+              <w:keepNext/>
+              <w:keepLines/>
+              <w:jc w:val="center"/>
+            </w:pPr>
+            <w:r>
+              <w:rPr>
+                <w:sz w:val="16"/>
+                <w:szCs w:val="16"/>
+              </w:rPr>
+              <w:t xml:space="preserve">0,764 (0,715–0,815)</w:t>
+            </w:r>
+          </w:p>
+        </w:tc>
+      </w:tr>
+      <w:tr>
+        <w:tc>
+          <w:tcPr>
+            <w:tcW w:type="dxa" w:w="3072"/>
+            <w:tcBorders>
+              <w:top w:val="single" w:color="B4C6E7" w:sz="4"/>
+              <w:left w:val="single" w:color="B4C6E7" w:sz="4"/>
+              <w:bottom w:val="single" w:color="B4C6E7" w:sz="4"/>
+              <w:right w:val="single" w:color="B4C6E7" w:sz="4"/>
+            </w:tcBorders>
+            <w:tcMar>
+              <w:top w:type="dxa" w:w="30"/>
+              <w:left w:type="dxa" w:w="70"/>
+              <w:bottom w:type="dxa" w:w="30"/>
+              <w:right w:type="dxa" w:w="70"/>
+            </w:tcMar>
+          </w:tcPr>
+          <w:p>
+            <w:pPr>
+              <w:keepNext/>
+              <w:keepLines/>
+              <w:jc w:val="left"/>
+            </w:pPr>
+            <w:r>
+              <w:rPr>
+                <w:sz w:val="16"/>
+                <w:szCs w:val="16"/>
+              </w:rPr>
+              <w:t xml:space="preserve">Administrative</w:t>
+            </w:r>
+          </w:p>
+        </w:tc>
+        <w:tc>
+          <w:tcPr>
+            <w:tcW w:type="dxa" w:w="2300"/>
+            <w:tcBorders>
+              <w:top w:val="single" w:color="B4C6E7" w:sz="4"/>
+              <w:left w:val="single" w:color="B4C6E7" w:sz="4"/>
+              <w:bottom w:val="single" w:color="B4C6E7" w:sz="4"/>
+              <w:right w:val="single" w:color="B4C6E7" w:sz="4"/>
+            </w:tcBorders>
+            <w:tcMar>
+              <w:top w:type="dxa" w:w="30"/>
+              <w:left w:type="dxa" w:w="70"/>
+              <w:bottom w:type="dxa" w:w="30"/>
+              <w:right w:type="dxa" w:w="70"/>
+            </w:tcMar>
+          </w:tcPr>
+          <w:p>
+            <w:pPr>
+              <w:keepNext/>
+              <w:keepLines/>
+              <w:jc w:val="center"/>
+            </w:pPr>
+            <w:r>
+              <w:rPr>
+                <w:sz w:val="16"/>
+                <w:szCs w:val="16"/>
+              </w:rPr>
+              <w:t xml:space="preserve">—</w:t>
+            </w:r>
+          </w:p>
+        </w:tc>
+        <w:tc>
+          <w:tcPr>
+            <w:tcW w:type="dxa" w:w="2300"/>
+            <w:tcBorders>
+              <w:top w:val="single" w:color="B4C6E7" w:sz="4"/>
+              <w:left w:val="single" w:color="B4C6E7" w:sz="4"/>
+              <w:bottom w:val="single" w:color="B4C6E7" w:sz="4"/>
+              <w:right w:val="single" w:color="B4C6E7" w:sz="4"/>
+            </w:tcBorders>
+            <w:tcMar>
+              <w:top w:type="dxa" w:w="30"/>
+              <w:left w:type="dxa" w:w="70"/>
+              <w:bottom w:type="dxa" w:w="30"/>
+              <w:right w:type="dxa" w:w="70"/>
+            </w:tcMar>
+          </w:tcPr>
+          <w:p>
+            <w:pPr>
+              <w:keepNext/>
+              <w:keepLines/>
+              <w:jc w:val="center"/>
+            </w:pPr>
+            <w:r>
+              <w:rPr>
+                <w:sz w:val="16"/>
+                <w:szCs w:val="16"/>
+              </w:rPr>
+              <w:t xml:space="preserve">1,080 (1,028–1,135)</w:t>
+            </w:r>
+          </w:p>
+        </w:tc>
+        <w:tc>
+          <w:tcPr>
+            <w:tcW w:type="dxa" w:w="2300"/>
+            <w:tcBorders>
+              <w:top w:val="single" w:color="B4C6E7" w:sz="4"/>
+              <w:left w:val="single" w:color="B4C6E7" w:sz="4"/>
+              <w:bottom w:val="single" w:color="B4C6E7" w:sz="4"/>
+              <w:right w:val="single" w:color="B4C6E7" w:sz="4"/>
+            </w:tcBorders>
+            <w:tcMar>
+              <w:top w:type="dxa" w:w="30"/>
+              <w:left w:type="dxa" w:w="70"/>
+              <w:bottom w:type="dxa" w:w="30"/>
+              <w:right w:type="dxa" w:w="70"/>
+            </w:tcMar>
+          </w:tcPr>
+          <w:p>
+            <w:pPr>
+              <w:keepNext/>
+              <w:keepLines/>
+              <w:jc w:val="center"/>
+            </w:pPr>
+            <w:r>
+              <w:rPr>
+                <w:sz w:val="16"/>
+                <w:szCs w:val="16"/>
+              </w:rPr>
+              <w:t xml:space="preserve">1,094 (1,042–1,148)</w:t>
+            </w:r>
+          </w:p>
+        </w:tc>
+      </w:tr>
+      <w:tr>
+        <w:tc>
+          <w:tcPr>
+            <w:tcW w:type="dxa" w:w="3072"/>
+            <w:tcBorders>
+              <w:top w:val="single" w:color="B4C6E7" w:sz="4"/>
+              <w:left w:val="single" w:color="B4C6E7" w:sz="4"/>
+              <w:bottom w:val="single" w:color="B4C6E7" w:sz="4"/>
+              <w:right w:val="single" w:color="B4C6E7" w:sz="4"/>
+            </w:tcBorders>
+            <w:tcMar>
+              <w:top w:type="dxa" w:w="30"/>
+              <w:left w:type="dxa" w:w="70"/>
+              <w:bottom w:type="dxa" w:w="30"/>
+              <w:right w:type="dxa" w:w="70"/>
+            </w:tcMar>
+          </w:tcPr>
+          <w:p>
+            <w:pPr>
+              <w:keepNext/>
+              <w:keepLines/>
+              <w:jc w:val="left"/>
+            </w:pPr>
+            <w:r>
+              <w:rPr>
+                <w:sz w:val="16"/>
+                <w:szCs w:val="16"/>
+              </w:rPr>
+              <w:t xml:space="preserve">Informational</w:t>
+            </w:r>
+          </w:p>
+        </w:tc>
+        <w:tc>
+          <w:tcPr>
+            <w:tcW w:type="dxa" w:w="2300"/>
+            <w:tcBorders>
+              <w:top w:val="single" w:color="B4C6E7" w:sz="4"/>
+              <w:left w:val="single" w:color="B4C6E7" w:sz="4"/>
+              <w:bottom w:val="single" w:color="B4C6E7" w:sz="4"/>
+              <w:right w:val="single" w:color="B4C6E7" w:sz="4"/>
+            </w:tcBorders>
+            <w:tcMar>
+              <w:top w:type="dxa" w:w="30"/>
+              <w:left w:type="dxa" w:w="70"/>
+              <w:bottom w:type="dxa" w:w="30"/>
+              <w:right w:type="dxa" w:w="70"/>
+            </w:tcMar>
+          </w:tcPr>
+          <w:p>
+            <w:pPr>
+              <w:keepNext/>
+              <w:keepLines/>
+              <w:jc w:val="center"/>
+            </w:pPr>
+            <w:r>
+              <w:rPr>
+                <w:sz w:val="16"/>
+                <w:szCs w:val="16"/>
+              </w:rPr>
+              <w:t xml:space="preserve">—</w:t>
+            </w:r>
+          </w:p>
+        </w:tc>
+        <w:tc>
+          <w:tcPr>
+            <w:tcW w:type="dxa" w:w="2300"/>
+            <w:tcBorders>
+              <w:top w:val="single" w:color="B4C6E7" w:sz="4"/>
+              <w:left w:val="single" w:color="B4C6E7" w:sz="4"/>
+              <w:bottom w:val="single" w:color="B4C6E7" w:sz="4"/>
+              <w:right w:val="single" w:color="B4C6E7" w:sz="4"/>
+            </w:tcBorders>
+            <w:tcMar>
+              <w:top w:type="dxa" w:w="30"/>
+              <w:left w:type="dxa" w:w="70"/>
+              <w:bottom w:type="dxa" w:w="30"/>
+              <w:right w:type="dxa" w:w="70"/>
+            </w:tcMar>
+          </w:tcPr>
+          <w:p>
+            <w:pPr>
+              <w:keepNext/>
+              <w:keepLines/>
+              <w:jc w:val="center"/>
+            </w:pPr>
+            <w:r>
+              <w:rPr>
+                <w:sz w:val="16"/>
+                <w:szCs w:val="16"/>
+              </w:rPr>
+              <w:t xml:space="preserve">1,050 (1,000–1,102)†</w:t>
+            </w:r>
+          </w:p>
+        </w:tc>
+        <w:tc>
+          <w:tcPr>
+            <w:tcW w:type="dxa" w:w="2300"/>
+            <w:tcBorders>
+              <w:top w:val="single" w:color="B4C6E7" w:sz="4"/>
+              <w:left w:val="single" w:color="B4C6E7" w:sz="4"/>
+              <w:bottom w:val="single" w:color="B4C6E7" w:sz="4"/>
+              <w:right w:val="single" w:color="B4C6E7" w:sz="4"/>
+            </w:tcBorders>
+            <w:tcMar>
+              <w:top w:type="dxa" w:w="30"/>
+              <w:left w:type="dxa" w:w="70"/>
+              <w:bottom w:type="dxa" w:w="30"/>
+              <w:right w:type="dxa" w:w="70"/>
+            </w:tcMar>
+          </w:tcPr>
+          <w:p>
+            <w:pPr>
+              <w:keepNext/>
+              <w:keepLines/>
               <w:jc w:val="center"/>
             </w:pPr>
             <w:r>
@@ -5366,7 +5648,2869 @@
           <w:sz w:val="17"/>
           <w:szCs w:val="17"/>
         </w:rPr>
-        <w:t xml:space="preserve">Tabla 5. Métricas en prueba (umbral 0,5) de los tres modelos ponderados y del modelo final sin ponderar.</w:t>
+        <w:t xml:space="preserve">Tabla 5. Odds ratios (IC 95 % tradicional) de los tres modelos ponderados. † = no significativo al 5 % (p = 0,991 y p = 0,051).</w:t>
+      </w:r>
+    </w:p>
+    <w:p>
+      <w:pPr>
+        <w:spacing w:after="100" w:line="252"/>
+        <w:jc w:val="both"/>
+      </w:pPr>
+      <w:r>
+        <w:t xml:space="preserve">Los OR son prácticamente iguales entre modelos cuando una variable aparece en más de uno, lo que confirma que las asociaciones no dependen del método de selección. M1 incluye una categoría de visitante sin efecto detectable (“Other”, apenas 85 sesiones en la base) y M2 incorpora Informational en el límite de la significancia; el criterio BIC descarta ambas y también Weekend, cuyo IC casi toca 1.</w:t>
+      </w:r>
+    </w:p>
+    <w:p>
+      <w:pPr>
+        <w:pStyle w:val="Heading2"/>
+      </w:pPr>
+      <w:r>
+        <w:t xml:space="preserve">4.3 Evaluación de desempeño predictivo y selección del modelo final</w:t>
+      </w:r>
+    </w:p>
+    <w:tbl>
+      <w:tblPr>
+        <w:tblW w:type="dxa" w:w="9972"/>
+        <w:jc w:val="center"/>
+        <w:tblBorders>
+          <w:top w:val="single" w:color="auto" w:sz="4"/>
+          <w:left w:val="single" w:color="auto" w:sz="4"/>
+          <w:bottom w:val="single" w:color="auto" w:sz="4"/>
+          <w:right w:val="single" w:color="auto" w:sz="4"/>
+          <w:insideH w:val="single" w:color="auto" w:sz="4"/>
+          <w:insideV w:val="single" w:color="auto" w:sz="4"/>
+        </w:tblBorders>
+      </w:tblPr>
+      <w:tblGrid>
+        <w:gridCol w:w="1850"/>
+        <w:gridCol w:w="750"/>
+        <w:gridCol w:w="600"/>
+        <w:gridCol w:w="600"/>
+        <w:gridCol w:w="600"/>
+        <w:gridCol w:w="600"/>
+        <w:gridCol w:w="994"/>
+        <w:gridCol w:w="994"/>
+        <w:gridCol w:w="994"/>
+        <w:gridCol w:w="994"/>
+        <w:gridCol w:w="996"/>
+      </w:tblGrid>
+      <w:tr>
+        <w:trPr>
+          <w:tblHeader/>
+        </w:trPr>
+        <w:tc>
+          <w:tcPr>
+            <w:tcW w:type="dxa" w:w="1850"/>
+            <w:tcBorders>
+              <w:top w:val="single" w:color="B4C6E7" w:sz="4"/>
+              <w:left w:val="single" w:color="B4C6E7" w:sz="4"/>
+              <w:bottom w:val="single" w:color="B4C6E7" w:sz="4"/>
+              <w:right w:val="single" w:color="B4C6E7" w:sz="4"/>
+            </w:tcBorders>
+            <w:shd w:fill="D9E2F3" w:color="auto" w:val="clear"/>
+            <w:tcMar>
+              <w:top w:type="dxa" w:w="30"/>
+              <w:left w:type="dxa" w:w="70"/>
+              <w:bottom w:type="dxa" w:w="30"/>
+              <w:right w:type="dxa" w:w="70"/>
+            </w:tcMar>
+          </w:tcPr>
+          <w:p>
+            <w:pPr>
+              <w:keepNext/>
+              <w:keepLines/>
+              <w:jc w:val="left"/>
+            </w:pPr>
+            <w:r>
+              <w:rPr>
+                <w:b/>
+                <w:bCs/>
+                <w:sz w:val="15"/>
+                <w:szCs w:val="15"/>
+              </w:rPr>
+              <w:t xml:space="preserve">Modelo</w:t>
+            </w:r>
+          </w:p>
+        </w:tc>
+        <w:tc>
+          <w:tcPr>
+            <w:tcW w:type="dxa" w:w="750"/>
+            <w:tcBorders>
+              <w:top w:val="single" w:color="B4C6E7" w:sz="4"/>
+              <w:left w:val="single" w:color="B4C6E7" w:sz="4"/>
+              <w:bottom w:val="single" w:color="B4C6E7" w:sz="4"/>
+              <w:right w:val="single" w:color="B4C6E7" w:sz="4"/>
+            </w:tcBorders>
+            <w:shd w:fill="D9E2F3" w:color="auto" w:val="clear"/>
+            <w:tcMar>
+              <w:top w:type="dxa" w:w="30"/>
+              <w:left w:type="dxa" w:w="70"/>
+              <w:bottom w:type="dxa" w:w="30"/>
+              <w:right w:type="dxa" w:w="70"/>
+            </w:tcMar>
+          </w:tcPr>
+          <w:p>
+            <w:pPr>
+              <w:keepNext/>
+              <w:keepLines/>
+              <w:jc w:val="center"/>
+            </w:pPr>
+            <w:r>
+              <w:rPr>
+                <w:b/>
+                <w:bCs/>
+                <w:sz w:val="15"/>
+                <w:szCs w:val="15"/>
+              </w:rPr>
+              <w:t xml:space="preserve">Datos</w:t>
+            </w:r>
+          </w:p>
+        </w:tc>
+        <w:tc>
+          <w:tcPr>
+            <w:tcW w:type="dxa" w:w="600"/>
+            <w:tcBorders>
+              <w:top w:val="single" w:color="B4C6E7" w:sz="4"/>
+              <w:left w:val="single" w:color="B4C6E7" w:sz="4"/>
+              <w:bottom w:val="single" w:color="B4C6E7" w:sz="4"/>
+              <w:right w:val="single" w:color="B4C6E7" w:sz="4"/>
+            </w:tcBorders>
+            <w:shd w:fill="D9E2F3" w:color="auto" w:val="clear"/>
+            <w:tcMar>
+              <w:top w:type="dxa" w:w="30"/>
+              <w:left w:type="dxa" w:w="70"/>
+              <w:bottom w:type="dxa" w:w="30"/>
+              <w:right w:type="dxa" w:w="70"/>
+            </w:tcMar>
+          </w:tcPr>
+          <w:p>
+            <w:pPr>
+              <w:keepNext/>
+              <w:keepLines/>
+              <w:jc w:val="center"/>
+            </w:pPr>
+            <w:r>
+              <w:rPr>
+                <w:b/>
+                <w:bCs/>
+                <w:sz w:val="15"/>
+                <w:szCs w:val="15"/>
+              </w:rPr>
+              <w:t xml:space="preserve">TN</w:t>
+            </w:r>
+          </w:p>
+        </w:tc>
+        <w:tc>
+          <w:tcPr>
+            <w:tcW w:type="dxa" w:w="600"/>
+            <w:tcBorders>
+              <w:top w:val="single" w:color="B4C6E7" w:sz="4"/>
+              <w:left w:val="single" w:color="B4C6E7" w:sz="4"/>
+              <w:bottom w:val="single" w:color="B4C6E7" w:sz="4"/>
+              <w:right w:val="single" w:color="B4C6E7" w:sz="4"/>
+            </w:tcBorders>
+            <w:shd w:fill="D9E2F3" w:color="auto" w:val="clear"/>
+            <w:tcMar>
+              <w:top w:type="dxa" w:w="30"/>
+              <w:left w:type="dxa" w:w="70"/>
+              <w:bottom w:type="dxa" w:w="30"/>
+              <w:right w:type="dxa" w:w="70"/>
+            </w:tcMar>
+          </w:tcPr>
+          <w:p>
+            <w:pPr>
+              <w:keepNext/>
+              <w:keepLines/>
+              <w:jc w:val="center"/>
+            </w:pPr>
+            <w:r>
+              <w:rPr>
+                <w:b/>
+                <w:bCs/>
+                <w:sz w:val="15"/>
+                <w:szCs w:val="15"/>
+              </w:rPr>
+              <w:t xml:space="preserve">FP</w:t>
+            </w:r>
+          </w:p>
+        </w:tc>
+        <w:tc>
+          <w:tcPr>
+            <w:tcW w:type="dxa" w:w="600"/>
+            <w:tcBorders>
+              <w:top w:val="single" w:color="B4C6E7" w:sz="4"/>
+              <w:left w:val="single" w:color="B4C6E7" w:sz="4"/>
+              <w:bottom w:val="single" w:color="B4C6E7" w:sz="4"/>
+              <w:right w:val="single" w:color="B4C6E7" w:sz="4"/>
+            </w:tcBorders>
+            <w:shd w:fill="D9E2F3" w:color="auto" w:val="clear"/>
+            <w:tcMar>
+              <w:top w:type="dxa" w:w="30"/>
+              <w:left w:type="dxa" w:w="70"/>
+              <w:bottom w:type="dxa" w:w="30"/>
+              <w:right w:type="dxa" w:w="70"/>
+            </w:tcMar>
+          </w:tcPr>
+          <w:p>
+            <w:pPr>
+              <w:keepNext/>
+              <w:keepLines/>
+              <w:jc w:val="center"/>
+            </w:pPr>
+            <w:r>
+              <w:rPr>
+                <w:b/>
+                <w:bCs/>
+                <w:sz w:val="15"/>
+                <w:szCs w:val="15"/>
+              </w:rPr>
+              <w:t xml:space="preserve">FN</w:t>
+            </w:r>
+          </w:p>
+        </w:tc>
+        <w:tc>
+          <w:tcPr>
+            <w:tcW w:type="dxa" w:w="600"/>
+            <w:tcBorders>
+              <w:top w:val="single" w:color="B4C6E7" w:sz="4"/>
+              <w:left w:val="single" w:color="B4C6E7" w:sz="4"/>
+              <w:bottom w:val="single" w:color="B4C6E7" w:sz="4"/>
+              <w:right w:val="single" w:color="B4C6E7" w:sz="4"/>
+            </w:tcBorders>
+            <w:shd w:fill="D9E2F3" w:color="auto" w:val="clear"/>
+            <w:tcMar>
+              <w:top w:type="dxa" w:w="30"/>
+              <w:left w:type="dxa" w:w="70"/>
+              <w:bottom w:type="dxa" w:w="30"/>
+              <w:right w:type="dxa" w:w="70"/>
+            </w:tcMar>
+          </w:tcPr>
+          <w:p>
+            <w:pPr>
+              <w:keepNext/>
+              <w:keepLines/>
+              <w:jc w:val="center"/>
+            </w:pPr>
+            <w:r>
+              <w:rPr>
+                <w:b/>
+                <w:bCs/>
+                <w:sz w:val="15"/>
+                <w:szCs w:val="15"/>
+              </w:rPr>
+              <w:t xml:space="preserve">TP</w:t>
+            </w:r>
+          </w:p>
+        </w:tc>
+        <w:tc>
+          <w:tcPr>
+            <w:tcW w:type="dxa" w:w="994"/>
+            <w:tcBorders>
+              <w:top w:val="single" w:color="B4C6E7" w:sz="4"/>
+              <w:left w:val="single" w:color="B4C6E7" w:sz="4"/>
+              <w:bottom w:val="single" w:color="B4C6E7" w:sz="4"/>
+              <w:right w:val="single" w:color="B4C6E7" w:sz="4"/>
+            </w:tcBorders>
+            <w:shd w:fill="D9E2F3" w:color="auto" w:val="clear"/>
+            <w:tcMar>
+              <w:top w:type="dxa" w:w="30"/>
+              <w:left w:type="dxa" w:w="70"/>
+              <w:bottom w:type="dxa" w:w="30"/>
+              <w:right w:type="dxa" w:w="70"/>
+            </w:tcMar>
+          </w:tcPr>
+          <w:p>
+            <w:pPr>
+              <w:keepNext/>
+              <w:keepLines/>
+              <w:jc w:val="center"/>
+            </w:pPr>
+            <w:r>
+              <w:rPr>
+                <w:b/>
+                <w:bCs/>
+                <w:sz w:val="15"/>
+                <w:szCs w:val="15"/>
+              </w:rPr>
+              <w:t xml:space="preserve">Accuracy</w:t>
+            </w:r>
+          </w:p>
+        </w:tc>
+        <w:tc>
+          <w:tcPr>
+            <w:tcW w:type="dxa" w:w="994"/>
+            <w:tcBorders>
+              <w:top w:val="single" w:color="B4C6E7" w:sz="4"/>
+              <w:left w:val="single" w:color="B4C6E7" w:sz="4"/>
+              <w:bottom w:val="single" w:color="B4C6E7" w:sz="4"/>
+              <w:right w:val="single" w:color="B4C6E7" w:sz="4"/>
+            </w:tcBorders>
+            <w:shd w:fill="D9E2F3" w:color="auto" w:val="clear"/>
+            <w:tcMar>
+              <w:top w:type="dxa" w:w="30"/>
+              <w:left w:type="dxa" w:w="70"/>
+              <w:bottom w:type="dxa" w:w="30"/>
+              <w:right w:type="dxa" w:w="70"/>
+            </w:tcMar>
+          </w:tcPr>
+          <w:p>
+            <w:pPr>
+              <w:keepNext/>
+              <w:keepLines/>
+              <w:jc w:val="center"/>
+            </w:pPr>
+            <w:r>
+              <w:rPr>
+                <w:b/>
+                <w:bCs/>
+                <w:sz w:val="15"/>
+                <w:szCs w:val="15"/>
+              </w:rPr>
+              <w:t xml:space="preserve">Precision</w:t>
+            </w:r>
+          </w:p>
+        </w:tc>
+        <w:tc>
+          <w:tcPr>
+            <w:tcW w:type="dxa" w:w="994"/>
+            <w:tcBorders>
+              <w:top w:val="single" w:color="B4C6E7" w:sz="4"/>
+              <w:left w:val="single" w:color="B4C6E7" w:sz="4"/>
+              <w:bottom w:val="single" w:color="B4C6E7" w:sz="4"/>
+              <w:right w:val="single" w:color="B4C6E7" w:sz="4"/>
+            </w:tcBorders>
+            <w:shd w:fill="D9E2F3" w:color="auto" w:val="clear"/>
+            <w:tcMar>
+              <w:top w:type="dxa" w:w="30"/>
+              <w:left w:type="dxa" w:w="70"/>
+              <w:bottom w:type="dxa" w:w="30"/>
+              <w:right w:type="dxa" w:w="70"/>
+            </w:tcMar>
+          </w:tcPr>
+          <w:p>
+            <w:pPr>
+              <w:keepNext/>
+              <w:keepLines/>
+              <w:jc w:val="center"/>
+            </w:pPr>
+            <w:r>
+              <w:rPr>
+                <w:b/>
+                <w:bCs/>
+                <w:sz w:val="15"/>
+                <w:szCs w:val="15"/>
+              </w:rPr>
+              <w:t xml:space="preserve">Recall</w:t>
+            </w:r>
+          </w:p>
+        </w:tc>
+        <w:tc>
+          <w:tcPr>
+            <w:tcW w:type="dxa" w:w="994"/>
+            <w:tcBorders>
+              <w:top w:val="single" w:color="B4C6E7" w:sz="4"/>
+              <w:left w:val="single" w:color="B4C6E7" w:sz="4"/>
+              <w:bottom w:val="single" w:color="B4C6E7" w:sz="4"/>
+              <w:right w:val="single" w:color="B4C6E7" w:sz="4"/>
+            </w:tcBorders>
+            <w:shd w:fill="D9E2F3" w:color="auto" w:val="clear"/>
+            <w:tcMar>
+              <w:top w:type="dxa" w:w="30"/>
+              <w:left w:type="dxa" w:w="70"/>
+              <w:bottom w:type="dxa" w:w="30"/>
+              <w:right w:type="dxa" w:w="70"/>
+            </w:tcMar>
+          </w:tcPr>
+          <w:p>
+            <w:pPr>
+              <w:keepNext/>
+              <w:keepLines/>
+              <w:jc w:val="center"/>
+            </w:pPr>
+            <w:r>
+              <w:rPr>
+                <w:b/>
+                <w:bCs/>
+                <w:sz w:val="15"/>
+                <w:szCs w:val="15"/>
+              </w:rPr>
+              <w:t xml:space="preserve">F1</w:t>
+            </w:r>
+          </w:p>
+        </w:tc>
+        <w:tc>
+          <w:tcPr>
+            <w:tcW w:type="dxa" w:w="996"/>
+            <w:tcBorders>
+              <w:top w:val="single" w:color="B4C6E7" w:sz="4"/>
+              <w:left w:val="single" w:color="B4C6E7" w:sz="4"/>
+              <w:bottom w:val="single" w:color="B4C6E7" w:sz="4"/>
+              <w:right w:val="single" w:color="B4C6E7" w:sz="4"/>
+            </w:tcBorders>
+            <w:shd w:fill="D9E2F3" w:color="auto" w:val="clear"/>
+            <w:tcMar>
+              <w:top w:type="dxa" w:w="30"/>
+              <w:left w:type="dxa" w:w="70"/>
+              <w:bottom w:type="dxa" w:w="30"/>
+              <w:right w:type="dxa" w:w="70"/>
+            </w:tcMar>
+          </w:tcPr>
+          <w:p>
+            <w:pPr>
+              <w:keepNext/>
+              <w:keepLines/>
+              <w:jc w:val="center"/>
+            </w:pPr>
+            <w:r>
+              <w:rPr>
+                <w:b/>
+                <w:bCs/>
+                <w:sz w:val="15"/>
+                <w:szCs w:val="15"/>
+              </w:rPr>
+              <w:t xml:space="preserve">AUC</w:t>
+            </w:r>
+          </w:p>
+        </w:tc>
+      </w:tr>
+      <w:tr>
+        <w:tc>
+          <w:tcPr>
+            <w:tcW w:type="dxa" w:w="1850"/>
+            <w:tcBorders>
+              <w:top w:val="single" w:color="B4C6E7" w:sz="4"/>
+              <w:left w:val="single" w:color="B4C6E7" w:sz="4"/>
+              <w:bottom w:val="single" w:color="B4C6E7" w:sz="4"/>
+              <w:right w:val="single" w:color="B4C6E7" w:sz="4"/>
+            </w:tcBorders>
+            <w:tcMar>
+              <w:top w:type="dxa" w:w="30"/>
+              <w:left w:type="dxa" w:w="70"/>
+              <w:bottom w:type="dxa" w:w="30"/>
+              <w:right w:type="dxa" w:w="70"/>
+            </w:tcMar>
+          </w:tcPr>
+          <w:p>
+            <w:pPr>
+              <w:keepNext/>
+              <w:keepLines/>
+              <w:jc w:val="left"/>
+            </w:pPr>
+            <w:r>
+              <w:rPr>
+                <w:sz w:val="15"/>
+                <w:szCs w:val="15"/>
+              </w:rPr>
+              <w:t xml:space="preserve">M1 S1/S2</w:t>
+            </w:r>
+          </w:p>
+        </w:tc>
+        <w:tc>
+          <w:tcPr>
+            <w:tcW w:type="dxa" w:w="750"/>
+            <w:tcBorders>
+              <w:top w:val="single" w:color="B4C6E7" w:sz="4"/>
+              <w:left w:val="single" w:color="B4C6E7" w:sz="4"/>
+              <w:bottom w:val="single" w:color="B4C6E7" w:sz="4"/>
+              <w:right w:val="single" w:color="B4C6E7" w:sz="4"/>
+            </w:tcBorders>
+            <w:tcMar>
+              <w:top w:type="dxa" w:w="30"/>
+              <w:left w:type="dxa" w:w="70"/>
+              <w:bottom w:type="dxa" w:w="30"/>
+              <w:right w:type="dxa" w:w="70"/>
+            </w:tcMar>
+          </w:tcPr>
+          <w:p>
+            <w:pPr>
+              <w:keepNext/>
+              <w:keepLines/>
+              <w:jc w:val="center"/>
+            </w:pPr>
+            <w:r>
+              <w:rPr>
+                <w:sz w:val="15"/>
+                <w:szCs w:val="15"/>
+              </w:rPr>
+              <w:t xml:space="preserve">Train</w:t>
+            </w:r>
+          </w:p>
+        </w:tc>
+        <w:tc>
+          <w:tcPr>
+            <w:tcW w:type="dxa" w:w="600"/>
+            <w:tcBorders>
+              <w:top w:val="single" w:color="B4C6E7" w:sz="4"/>
+              <w:left w:val="single" w:color="B4C6E7" w:sz="4"/>
+              <w:bottom w:val="single" w:color="B4C6E7" w:sz="4"/>
+              <w:right w:val="single" w:color="B4C6E7" w:sz="4"/>
+            </w:tcBorders>
+            <w:tcMar>
+              <w:top w:type="dxa" w:w="30"/>
+              <w:left w:type="dxa" w:w="70"/>
+              <w:bottom w:type="dxa" w:w="30"/>
+              <w:right w:type="dxa" w:w="70"/>
+            </w:tcMar>
+          </w:tcPr>
+          <w:p>
+            <w:pPr>
+              <w:keepNext/>
+              <w:keepLines/>
+              <w:jc w:val="center"/>
+            </w:pPr>
+            <w:r>
+              <w:rPr>
+                <w:sz w:val="15"/>
+                <w:szCs w:val="15"/>
+              </w:rPr>
+              <w:t xml:space="preserve">4.186</w:t>
+            </w:r>
+          </w:p>
+        </w:tc>
+        <w:tc>
+          <w:tcPr>
+            <w:tcW w:type="dxa" w:w="600"/>
+            <w:tcBorders>
+              <w:top w:val="single" w:color="B4C6E7" w:sz="4"/>
+              <w:left w:val="single" w:color="B4C6E7" w:sz="4"/>
+              <w:bottom w:val="single" w:color="B4C6E7" w:sz="4"/>
+              <w:right w:val="single" w:color="B4C6E7" w:sz="4"/>
+            </w:tcBorders>
+            <w:tcMar>
+              <w:top w:type="dxa" w:w="30"/>
+              <w:left w:type="dxa" w:w="70"/>
+              <w:bottom w:type="dxa" w:w="30"/>
+              <w:right w:type="dxa" w:w="70"/>
+            </w:tcMar>
+          </w:tcPr>
+          <w:p>
+            <w:pPr>
+              <w:keepNext/>
+              <w:keepLines/>
+              <w:jc w:val="center"/>
+            </w:pPr>
+            <w:r>
+              <w:rPr>
+                <w:sz w:val="15"/>
+                <w:szCs w:val="15"/>
+              </w:rPr>
+              <w:t xml:space="preserve">3.109</w:t>
+            </w:r>
+          </w:p>
+        </w:tc>
+        <w:tc>
+          <w:tcPr>
+            <w:tcW w:type="dxa" w:w="600"/>
+            <w:tcBorders>
+              <w:top w:val="single" w:color="B4C6E7" w:sz="4"/>
+              <w:left w:val="single" w:color="B4C6E7" w:sz="4"/>
+              <w:bottom w:val="single" w:color="B4C6E7" w:sz="4"/>
+              <w:right w:val="single" w:color="B4C6E7" w:sz="4"/>
+            </w:tcBorders>
+            <w:tcMar>
+              <w:top w:type="dxa" w:w="30"/>
+              <w:left w:type="dxa" w:w="70"/>
+              <w:bottom w:type="dxa" w:w="30"/>
+              <w:right w:type="dxa" w:w="70"/>
+            </w:tcMar>
+          </w:tcPr>
+          <w:p>
+            <w:pPr>
+              <w:keepNext/>
+              <w:keepLines/>
+              <w:jc w:val="center"/>
+            </w:pPr>
+            <w:r>
+              <w:rPr>
+                <w:sz w:val="15"/>
+                <w:szCs w:val="15"/>
+              </w:rPr>
+              <w:t xml:space="preserve">317</w:t>
+            </w:r>
+          </w:p>
+        </w:tc>
+        <w:tc>
+          <w:tcPr>
+            <w:tcW w:type="dxa" w:w="600"/>
+            <w:tcBorders>
+              <w:top w:val="single" w:color="B4C6E7" w:sz="4"/>
+              <w:left w:val="single" w:color="B4C6E7" w:sz="4"/>
+              <w:bottom w:val="single" w:color="B4C6E7" w:sz="4"/>
+              <w:right w:val="single" w:color="B4C6E7" w:sz="4"/>
+            </w:tcBorders>
+            <w:tcMar>
+              <w:top w:type="dxa" w:w="30"/>
+              <w:left w:type="dxa" w:w="70"/>
+              <w:bottom w:type="dxa" w:w="30"/>
+              <w:right w:type="dxa" w:w="70"/>
+            </w:tcMar>
+          </w:tcPr>
+          <w:p>
+            <w:pPr>
+              <w:keepNext/>
+              <w:keepLines/>
+              <w:jc w:val="center"/>
+            </w:pPr>
+            <w:r>
+              <w:rPr>
+                <w:sz w:val="15"/>
+                <w:szCs w:val="15"/>
+              </w:rPr>
+              <w:t xml:space="preserve">1.019</w:t>
+            </w:r>
+          </w:p>
+        </w:tc>
+        <w:tc>
+          <w:tcPr>
+            <w:tcW w:type="dxa" w:w="994"/>
+            <w:tcBorders>
+              <w:top w:val="single" w:color="B4C6E7" w:sz="4"/>
+              <w:left w:val="single" w:color="B4C6E7" w:sz="4"/>
+              <w:bottom w:val="single" w:color="B4C6E7" w:sz="4"/>
+              <w:right w:val="single" w:color="B4C6E7" w:sz="4"/>
+            </w:tcBorders>
+            <w:tcMar>
+              <w:top w:type="dxa" w:w="30"/>
+              <w:left w:type="dxa" w:w="70"/>
+              <w:bottom w:type="dxa" w:w="30"/>
+              <w:right w:type="dxa" w:w="70"/>
+            </w:tcMar>
+          </w:tcPr>
+          <w:p>
+            <w:pPr>
+              <w:keepNext/>
+              <w:keepLines/>
+              <w:jc w:val="center"/>
+            </w:pPr>
+            <w:r>
+              <w:rPr>
+                <w:sz w:val="15"/>
+                <w:szCs w:val="15"/>
+              </w:rPr>
+              <w:t xml:space="preserve">0,603</w:t>
+            </w:r>
+          </w:p>
+        </w:tc>
+        <w:tc>
+          <w:tcPr>
+            <w:tcW w:type="dxa" w:w="994"/>
+            <w:tcBorders>
+              <w:top w:val="single" w:color="B4C6E7" w:sz="4"/>
+              <w:left w:val="single" w:color="B4C6E7" w:sz="4"/>
+              <w:bottom w:val="single" w:color="B4C6E7" w:sz="4"/>
+              <w:right w:val="single" w:color="B4C6E7" w:sz="4"/>
+            </w:tcBorders>
+            <w:tcMar>
+              <w:top w:type="dxa" w:w="30"/>
+              <w:left w:type="dxa" w:w="70"/>
+              <w:bottom w:type="dxa" w:w="30"/>
+              <w:right w:type="dxa" w:w="70"/>
+            </w:tcMar>
+          </w:tcPr>
+          <w:p>
+            <w:pPr>
+              <w:keepNext/>
+              <w:keepLines/>
+              <w:jc w:val="center"/>
+            </w:pPr>
+            <w:r>
+              <w:rPr>
+                <w:sz w:val="15"/>
+                <w:szCs w:val="15"/>
+              </w:rPr>
+              <w:t xml:space="preserve">0,247</w:t>
+            </w:r>
+          </w:p>
+        </w:tc>
+        <w:tc>
+          <w:tcPr>
+            <w:tcW w:type="dxa" w:w="994"/>
+            <w:tcBorders>
+              <w:top w:val="single" w:color="B4C6E7" w:sz="4"/>
+              <w:left w:val="single" w:color="B4C6E7" w:sz="4"/>
+              <w:bottom w:val="single" w:color="B4C6E7" w:sz="4"/>
+              <w:right w:val="single" w:color="B4C6E7" w:sz="4"/>
+            </w:tcBorders>
+            <w:tcMar>
+              <w:top w:type="dxa" w:w="30"/>
+              <w:left w:type="dxa" w:w="70"/>
+              <w:bottom w:type="dxa" w:w="30"/>
+              <w:right w:type="dxa" w:w="70"/>
+            </w:tcMar>
+          </w:tcPr>
+          <w:p>
+            <w:pPr>
+              <w:keepNext/>
+              <w:keepLines/>
+              <w:jc w:val="center"/>
+            </w:pPr>
+            <w:r>
+              <w:rPr>
+                <w:sz w:val="15"/>
+                <w:szCs w:val="15"/>
+              </w:rPr>
+              <w:t xml:space="preserve">0,763</w:t>
+            </w:r>
+          </w:p>
+        </w:tc>
+        <w:tc>
+          <w:tcPr>
+            <w:tcW w:type="dxa" w:w="994"/>
+            <w:tcBorders>
+              <w:top w:val="single" w:color="B4C6E7" w:sz="4"/>
+              <w:left w:val="single" w:color="B4C6E7" w:sz="4"/>
+              <w:bottom w:val="single" w:color="B4C6E7" w:sz="4"/>
+              <w:right w:val="single" w:color="B4C6E7" w:sz="4"/>
+            </w:tcBorders>
+            <w:tcMar>
+              <w:top w:type="dxa" w:w="30"/>
+              <w:left w:type="dxa" w:w="70"/>
+              <w:bottom w:type="dxa" w:w="30"/>
+              <w:right w:type="dxa" w:w="70"/>
+            </w:tcMar>
+          </w:tcPr>
+          <w:p>
+            <w:pPr>
+              <w:keepNext/>
+              <w:keepLines/>
+              <w:jc w:val="center"/>
+            </w:pPr>
+            <w:r>
+              <w:rPr>
+                <w:sz w:val="15"/>
+                <w:szCs w:val="15"/>
+              </w:rPr>
+              <w:t xml:space="preserve">0,373</w:t>
+            </w:r>
+          </w:p>
+        </w:tc>
+        <w:tc>
+          <w:tcPr>
+            <w:tcW w:type="dxa" w:w="996"/>
+            <w:tcBorders>
+              <w:top w:val="single" w:color="B4C6E7" w:sz="4"/>
+              <w:left w:val="single" w:color="B4C6E7" w:sz="4"/>
+              <w:bottom w:val="single" w:color="B4C6E7" w:sz="4"/>
+              <w:right w:val="single" w:color="B4C6E7" w:sz="4"/>
+            </w:tcBorders>
+            <w:tcMar>
+              <w:top w:type="dxa" w:w="30"/>
+              <w:left w:type="dxa" w:w="70"/>
+              <w:bottom w:type="dxa" w:w="30"/>
+              <w:right w:type="dxa" w:w="70"/>
+            </w:tcMar>
+          </w:tcPr>
+          <w:p>
+            <w:pPr>
+              <w:keepNext/>
+              <w:keepLines/>
+              <w:jc w:val="center"/>
+            </w:pPr>
+            <w:r>
+              <w:rPr>
+                <w:sz w:val="15"/>
+                <w:szCs w:val="15"/>
+              </w:rPr>
+              <w:t xml:space="preserve">0,729</w:t>
+            </w:r>
+          </w:p>
+        </w:tc>
+      </w:tr>
+      <w:tr>
+        <w:tc>
+          <w:tcPr>
+            <w:tcW w:type="dxa" w:w="1850"/>
+            <w:tcBorders>
+              <w:top w:val="single" w:color="B4C6E7" w:sz="4"/>
+              <w:left w:val="single" w:color="B4C6E7" w:sz="4"/>
+              <w:bottom w:val="single" w:color="B4C6E7" w:sz="4"/>
+              <w:right w:val="single" w:color="B4C6E7" w:sz="4"/>
+            </w:tcBorders>
+            <w:tcMar>
+              <w:top w:type="dxa" w:w="30"/>
+              <w:left w:type="dxa" w:w="70"/>
+              <w:bottom w:type="dxa" w:w="30"/>
+              <w:right w:type="dxa" w:w="70"/>
+            </w:tcMar>
+          </w:tcPr>
+          <w:p>
+            <w:pPr>
+              <w:keepNext/>
+              <w:keepLines/>
+              <w:jc w:val="left"/>
+            </w:pPr>
+            <w:r>
+              <w:rPr>
+                <w:sz w:val="15"/>
+                <w:szCs w:val="15"/>
+              </w:rPr>
+              <w:t xml:space="preserve">M1 S1/S2</w:t>
+            </w:r>
+          </w:p>
+        </w:tc>
+        <w:tc>
+          <w:tcPr>
+            <w:tcW w:type="dxa" w:w="750"/>
+            <w:tcBorders>
+              <w:top w:val="single" w:color="B4C6E7" w:sz="4"/>
+              <w:left w:val="single" w:color="B4C6E7" w:sz="4"/>
+              <w:bottom w:val="single" w:color="B4C6E7" w:sz="4"/>
+              <w:right w:val="single" w:color="B4C6E7" w:sz="4"/>
+            </w:tcBorders>
+            <w:tcMar>
+              <w:top w:type="dxa" w:w="30"/>
+              <w:left w:type="dxa" w:w="70"/>
+              <w:bottom w:type="dxa" w:w="30"/>
+              <w:right w:type="dxa" w:w="70"/>
+            </w:tcMar>
+          </w:tcPr>
+          <w:p>
+            <w:pPr>
+              <w:keepNext/>
+              <w:keepLines/>
+              <w:jc w:val="center"/>
+            </w:pPr>
+            <w:r>
+              <w:rPr>
+                <w:sz w:val="15"/>
+                <w:szCs w:val="15"/>
+              </w:rPr>
+              <w:t xml:space="preserve">Test</w:t>
+            </w:r>
+          </w:p>
+        </w:tc>
+        <w:tc>
+          <w:tcPr>
+            <w:tcW w:type="dxa" w:w="600"/>
+            <w:tcBorders>
+              <w:top w:val="single" w:color="B4C6E7" w:sz="4"/>
+              <w:left w:val="single" w:color="B4C6E7" w:sz="4"/>
+              <w:bottom w:val="single" w:color="B4C6E7" w:sz="4"/>
+              <w:right w:val="single" w:color="B4C6E7" w:sz="4"/>
+            </w:tcBorders>
+            <w:tcMar>
+              <w:top w:type="dxa" w:w="30"/>
+              <w:left w:type="dxa" w:w="70"/>
+              <w:bottom w:type="dxa" w:w="30"/>
+              <w:right w:type="dxa" w:w="70"/>
+            </w:tcMar>
+          </w:tcPr>
+          <w:p>
+            <w:pPr>
+              <w:keepNext/>
+              <w:keepLines/>
+              <w:jc w:val="center"/>
+            </w:pPr>
+            <w:r>
+              <w:rPr>
+                <w:sz w:val="15"/>
+                <w:szCs w:val="15"/>
+              </w:rPr>
+              <w:t xml:space="preserve">1.799</w:t>
+            </w:r>
+          </w:p>
+        </w:tc>
+        <w:tc>
+          <w:tcPr>
+            <w:tcW w:type="dxa" w:w="600"/>
+            <w:tcBorders>
+              <w:top w:val="single" w:color="B4C6E7" w:sz="4"/>
+              <w:left w:val="single" w:color="B4C6E7" w:sz="4"/>
+              <w:bottom w:val="single" w:color="B4C6E7" w:sz="4"/>
+              <w:right w:val="single" w:color="B4C6E7" w:sz="4"/>
+            </w:tcBorders>
+            <w:tcMar>
+              <w:top w:type="dxa" w:w="30"/>
+              <w:left w:type="dxa" w:w="70"/>
+              <w:bottom w:type="dxa" w:w="30"/>
+              <w:right w:type="dxa" w:w="70"/>
+            </w:tcMar>
+          </w:tcPr>
+          <w:p>
+            <w:pPr>
+              <w:keepNext/>
+              <w:keepLines/>
+              <w:jc w:val="center"/>
+            </w:pPr>
+            <w:r>
+              <w:rPr>
+                <w:sz w:val="15"/>
+                <w:szCs w:val="15"/>
+              </w:rPr>
+              <w:t xml:space="preserve">1.328</w:t>
+            </w:r>
+          </w:p>
+        </w:tc>
+        <w:tc>
+          <w:tcPr>
+            <w:tcW w:type="dxa" w:w="600"/>
+            <w:tcBorders>
+              <w:top w:val="single" w:color="B4C6E7" w:sz="4"/>
+              <w:left w:val="single" w:color="B4C6E7" w:sz="4"/>
+              <w:bottom w:val="single" w:color="B4C6E7" w:sz="4"/>
+              <w:right w:val="single" w:color="B4C6E7" w:sz="4"/>
+            </w:tcBorders>
+            <w:tcMar>
+              <w:top w:type="dxa" w:w="30"/>
+              <w:left w:type="dxa" w:w="70"/>
+              <w:bottom w:type="dxa" w:w="30"/>
+              <w:right w:type="dxa" w:w="70"/>
+            </w:tcMar>
+          </w:tcPr>
+          <w:p>
+            <w:pPr>
+              <w:keepNext/>
+              <w:keepLines/>
+              <w:jc w:val="center"/>
+            </w:pPr>
+            <w:r>
+              <w:rPr>
+                <w:sz w:val="15"/>
+                <w:szCs w:val="15"/>
+              </w:rPr>
+              <w:t xml:space="preserve">149</w:t>
+            </w:r>
+          </w:p>
+        </w:tc>
+        <w:tc>
+          <w:tcPr>
+            <w:tcW w:type="dxa" w:w="600"/>
+            <w:tcBorders>
+              <w:top w:val="single" w:color="B4C6E7" w:sz="4"/>
+              <w:left w:val="single" w:color="B4C6E7" w:sz="4"/>
+              <w:bottom w:val="single" w:color="B4C6E7" w:sz="4"/>
+              <w:right w:val="single" w:color="B4C6E7" w:sz="4"/>
+            </w:tcBorders>
+            <w:tcMar>
+              <w:top w:type="dxa" w:w="30"/>
+              <w:left w:type="dxa" w:w="70"/>
+              <w:bottom w:type="dxa" w:w="30"/>
+              <w:right w:type="dxa" w:w="70"/>
+            </w:tcMar>
+          </w:tcPr>
+          <w:p>
+            <w:pPr>
+              <w:keepNext/>
+              <w:keepLines/>
+              <w:jc w:val="center"/>
+            </w:pPr>
+            <w:r>
+              <w:rPr>
+                <w:sz w:val="15"/>
+                <w:szCs w:val="15"/>
+              </w:rPr>
+              <w:t xml:space="preserve">423</w:t>
+            </w:r>
+          </w:p>
+        </w:tc>
+        <w:tc>
+          <w:tcPr>
+            <w:tcW w:type="dxa" w:w="994"/>
+            <w:tcBorders>
+              <w:top w:val="single" w:color="B4C6E7" w:sz="4"/>
+              <w:left w:val="single" w:color="B4C6E7" w:sz="4"/>
+              <w:bottom w:val="single" w:color="B4C6E7" w:sz="4"/>
+              <w:right w:val="single" w:color="B4C6E7" w:sz="4"/>
+            </w:tcBorders>
+            <w:tcMar>
+              <w:top w:type="dxa" w:w="30"/>
+              <w:left w:type="dxa" w:w="70"/>
+              <w:bottom w:type="dxa" w:w="30"/>
+              <w:right w:type="dxa" w:w="70"/>
+            </w:tcMar>
+          </w:tcPr>
+          <w:p>
+            <w:pPr>
+              <w:keepNext/>
+              <w:keepLines/>
+              <w:jc w:val="center"/>
+            </w:pPr>
+            <w:r>
+              <w:rPr>
+                <w:sz w:val="15"/>
+                <w:szCs w:val="15"/>
+              </w:rPr>
+              <w:t xml:space="preserve">0,601</w:t>
+            </w:r>
+          </w:p>
+        </w:tc>
+        <w:tc>
+          <w:tcPr>
+            <w:tcW w:type="dxa" w:w="994"/>
+            <w:tcBorders>
+              <w:top w:val="single" w:color="B4C6E7" w:sz="4"/>
+              <w:left w:val="single" w:color="B4C6E7" w:sz="4"/>
+              <w:bottom w:val="single" w:color="B4C6E7" w:sz="4"/>
+              <w:right w:val="single" w:color="B4C6E7" w:sz="4"/>
+            </w:tcBorders>
+            <w:tcMar>
+              <w:top w:type="dxa" w:w="30"/>
+              <w:left w:type="dxa" w:w="70"/>
+              <w:bottom w:type="dxa" w:w="30"/>
+              <w:right w:type="dxa" w:w="70"/>
+            </w:tcMar>
+          </w:tcPr>
+          <w:p>
+            <w:pPr>
+              <w:keepNext/>
+              <w:keepLines/>
+              <w:jc w:val="center"/>
+            </w:pPr>
+            <w:r>
+              <w:rPr>
+                <w:sz w:val="15"/>
+                <w:szCs w:val="15"/>
+              </w:rPr>
+              <w:t xml:space="preserve">0,242</w:t>
+            </w:r>
+          </w:p>
+        </w:tc>
+        <w:tc>
+          <w:tcPr>
+            <w:tcW w:type="dxa" w:w="994"/>
+            <w:tcBorders>
+              <w:top w:val="single" w:color="B4C6E7" w:sz="4"/>
+              <w:left w:val="single" w:color="B4C6E7" w:sz="4"/>
+              <w:bottom w:val="single" w:color="B4C6E7" w:sz="4"/>
+              <w:right w:val="single" w:color="B4C6E7" w:sz="4"/>
+            </w:tcBorders>
+            <w:tcMar>
+              <w:top w:type="dxa" w:w="30"/>
+              <w:left w:type="dxa" w:w="70"/>
+              <w:bottom w:type="dxa" w:w="30"/>
+              <w:right w:type="dxa" w:w="70"/>
+            </w:tcMar>
+          </w:tcPr>
+          <w:p>
+            <w:pPr>
+              <w:keepNext/>
+              <w:keepLines/>
+              <w:jc w:val="center"/>
+            </w:pPr>
+            <w:r>
+              <w:rPr>
+                <w:sz w:val="15"/>
+                <w:szCs w:val="15"/>
+              </w:rPr>
+              <w:t xml:space="preserve">0,740</w:t>
+            </w:r>
+          </w:p>
+        </w:tc>
+        <w:tc>
+          <w:tcPr>
+            <w:tcW w:type="dxa" w:w="994"/>
+            <w:tcBorders>
+              <w:top w:val="single" w:color="B4C6E7" w:sz="4"/>
+              <w:left w:val="single" w:color="B4C6E7" w:sz="4"/>
+              <w:bottom w:val="single" w:color="B4C6E7" w:sz="4"/>
+              <w:right w:val="single" w:color="B4C6E7" w:sz="4"/>
+            </w:tcBorders>
+            <w:tcMar>
+              <w:top w:type="dxa" w:w="30"/>
+              <w:left w:type="dxa" w:w="70"/>
+              <w:bottom w:type="dxa" w:w="30"/>
+              <w:right w:type="dxa" w:w="70"/>
+            </w:tcMar>
+          </w:tcPr>
+          <w:p>
+            <w:pPr>
+              <w:keepNext/>
+              <w:keepLines/>
+              <w:jc w:val="center"/>
+            </w:pPr>
+            <w:r>
+              <w:rPr>
+                <w:sz w:val="15"/>
+                <w:szCs w:val="15"/>
+              </w:rPr>
+              <w:t xml:space="preserve">0,364</w:t>
+            </w:r>
+          </w:p>
+        </w:tc>
+        <w:tc>
+          <w:tcPr>
+            <w:tcW w:type="dxa" w:w="996"/>
+            <w:tcBorders>
+              <w:top w:val="single" w:color="B4C6E7" w:sz="4"/>
+              <w:left w:val="single" w:color="B4C6E7" w:sz="4"/>
+              <w:bottom w:val="single" w:color="B4C6E7" w:sz="4"/>
+              <w:right w:val="single" w:color="B4C6E7" w:sz="4"/>
+            </w:tcBorders>
+            <w:tcMar>
+              <w:top w:type="dxa" w:w="30"/>
+              <w:left w:type="dxa" w:w="70"/>
+              <w:bottom w:type="dxa" w:w="30"/>
+              <w:right w:type="dxa" w:w="70"/>
+            </w:tcMar>
+          </w:tcPr>
+          <w:p>
+            <w:pPr>
+              <w:keepNext/>
+              <w:keepLines/>
+              <w:jc w:val="center"/>
+            </w:pPr>
+            <w:r>
+              <w:rPr>
+                <w:sz w:val="15"/>
+                <w:szCs w:val="15"/>
+              </w:rPr>
+              <w:t xml:space="preserve">0,709</w:t>
+            </w:r>
+          </w:p>
+        </w:tc>
+      </w:tr>
+      <w:tr>
+        <w:tc>
+          <w:tcPr>
+            <w:tcW w:type="dxa" w:w="1850"/>
+            <w:tcBorders>
+              <w:top w:val="single" w:color="B4C6E7" w:sz="4"/>
+              <w:left w:val="single" w:color="B4C6E7" w:sz="4"/>
+              <w:bottom w:val="single" w:color="B4C6E7" w:sz="4"/>
+              <w:right w:val="single" w:color="B4C6E7" w:sz="4"/>
+            </w:tcBorders>
+            <w:tcMar>
+              <w:top w:type="dxa" w:w="30"/>
+              <w:left w:type="dxa" w:w="70"/>
+              <w:bottom w:type="dxa" w:w="30"/>
+              <w:right w:type="dxa" w:w="70"/>
+            </w:tcMar>
+          </w:tcPr>
+          <w:p>
+            <w:pPr>
+              <w:keepNext/>
+              <w:keepLines/>
+              <w:jc w:val="left"/>
+            </w:pPr>
+            <w:r>
+              <w:rPr>
+                <w:sz w:val="15"/>
+                <w:szCs w:val="15"/>
+              </w:rPr>
+              <w:t xml:space="preserve">M2 Stepwise AIC</w:t>
+            </w:r>
+          </w:p>
+        </w:tc>
+        <w:tc>
+          <w:tcPr>
+            <w:tcW w:type="dxa" w:w="750"/>
+            <w:tcBorders>
+              <w:top w:val="single" w:color="B4C6E7" w:sz="4"/>
+              <w:left w:val="single" w:color="B4C6E7" w:sz="4"/>
+              <w:bottom w:val="single" w:color="B4C6E7" w:sz="4"/>
+              <w:right w:val="single" w:color="B4C6E7" w:sz="4"/>
+            </w:tcBorders>
+            <w:tcMar>
+              <w:top w:type="dxa" w:w="30"/>
+              <w:left w:type="dxa" w:w="70"/>
+              <w:bottom w:type="dxa" w:w="30"/>
+              <w:right w:type="dxa" w:w="70"/>
+            </w:tcMar>
+          </w:tcPr>
+          <w:p>
+            <w:pPr>
+              <w:keepNext/>
+              <w:keepLines/>
+              <w:jc w:val="center"/>
+            </w:pPr>
+            <w:r>
+              <w:rPr>
+                <w:sz w:val="15"/>
+                <w:szCs w:val="15"/>
+              </w:rPr>
+              <w:t xml:space="preserve">Train</w:t>
+            </w:r>
+          </w:p>
+        </w:tc>
+        <w:tc>
+          <w:tcPr>
+            <w:tcW w:type="dxa" w:w="600"/>
+            <w:tcBorders>
+              <w:top w:val="single" w:color="B4C6E7" w:sz="4"/>
+              <w:left w:val="single" w:color="B4C6E7" w:sz="4"/>
+              <w:bottom w:val="single" w:color="B4C6E7" w:sz="4"/>
+              <w:right w:val="single" w:color="B4C6E7" w:sz="4"/>
+            </w:tcBorders>
+            <w:tcMar>
+              <w:top w:type="dxa" w:w="30"/>
+              <w:left w:type="dxa" w:w="70"/>
+              <w:bottom w:type="dxa" w:w="30"/>
+              <w:right w:type="dxa" w:w="70"/>
+            </w:tcMar>
+          </w:tcPr>
+          <w:p>
+            <w:pPr>
+              <w:keepNext/>
+              <w:keepLines/>
+              <w:jc w:val="center"/>
+            </w:pPr>
+            <w:r>
+              <w:rPr>
+                <w:sz w:val="15"/>
+                <w:szCs w:val="15"/>
+              </w:rPr>
+              <w:t xml:space="preserve">4.198</w:t>
+            </w:r>
+          </w:p>
+        </w:tc>
+        <w:tc>
+          <w:tcPr>
+            <w:tcW w:type="dxa" w:w="600"/>
+            <w:tcBorders>
+              <w:top w:val="single" w:color="B4C6E7" w:sz="4"/>
+              <w:left w:val="single" w:color="B4C6E7" w:sz="4"/>
+              <w:bottom w:val="single" w:color="B4C6E7" w:sz="4"/>
+              <w:right w:val="single" w:color="B4C6E7" w:sz="4"/>
+            </w:tcBorders>
+            <w:tcMar>
+              <w:top w:type="dxa" w:w="30"/>
+              <w:left w:type="dxa" w:w="70"/>
+              <w:bottom w:type="dxa" w:w="30"/>
+              <w:right w:type="dxa" w:w="70"/>
+            </w:tcMar>
+          </w:tcPr>
+          <w:p>
+            <w:pPr>
+              <w:keepNext/>
+              <w:keepLines/>
+              <w:jc w:val="center"/>
+            </w:pPr>
+            <w:r>
+              <w:rPr>
+                <w:sz w:val="15"/>
+                <w:szCs w:val="15"/>
+              </w:rPr>
+              <w:t xml:space="preserve">3.097</w:t>
+            </w:r>
+          </w:p>
+        </w:tc>
+        <w:tc>
+          <w:tcPr>
+            <w:tcW w:type="dxa" w:w="600"/>
+            <w:tcBorders>
+              <w:top w:val="single" w:color="B4C6E7" w:sz="4"/>
+              <w:left w:val="single" w:color="B4C6E7" w:sz="4"/>
+              <w:bottom w:val="single" w:color="B4C6E7" w:sz="4"/>
+              <w:right w:val="single" w:color="B4C6E7" w:sz="4"/>
+            </w:tcBorders>
+            <w:tcMar>
+              <w:top w:type="dxa" w:w="30"/>
+              <w:left w:type="dxa" w:w="70"/>
+              <w:bottom w:type="dxa" w:w="30"/>
+              <w:right w:type="dxa" w:w="70"/>
+            </w:tcMar>
+          </w:tcPr>
+          <w:p>
+            <w:pPr>
+              <w:keepNext/>
+              <w:keepLines/>
+              <w:jc w:val="center"/>
+            </w:pPr>
+            <w:r>
+              <w:rPr>
+                <w:sz w:val="15"/>
+                <w:szCs w:val="15"/>
+              </w:rPr>
+              <w:t xml:space="preserve">307</w:t>
+            </w:r>
+          </w:p>
+        </w:tc>
+        <w:tc>
+          <w:tcPr>
+            <w:tcW w:type="dxa" w:w="600"/>
+            <w:tcBorders>
+              <w:top w:val="single" w:color="B4C6E7" w:sz="4"/>
+              <w:left w:val="single" w:color="B4C6E7" w:sz="4"/>
+              <w:bottom w:val="single" w:color="B4C6E7" w:sz="4"/>
+              <w:right w:val="single" w:color="B4C6E7" w:sz="4"/>
+            </w:tcBorders>
+            <w:tcMar>
+              <w:top w:type="dxa" w:w="30"/>
+              <w:left w:type="dxa" w:w="70"/>
+              <w:bottom w:type="dxa" w:w="30"/>
+              <w:right w:type="dxa" w:w="70"/>
+            </w:tcMar>
+          </w:tcPr>
+          <w:p>
+            <w:pPr>
+              <w:keepNext/>
+              <w:keepLines/>
+              <w:jc w:val="center"/>
+            </w:pPr>
+            <w:r>
+              <w:rPr>
+                <w:sz w:val="15"/>
+                <w:szCs w:val="15"/>
+              </w:rPr>
+              <w:t xml:space="preserve">1.029</w:t>
+            </w:r>
+          </w:p>
+        </w:tc>
+        <w:tc>
+          <w:tcPr>
+            <w:tcW w:type="dxa" w:w="994"/>
+            <w:tcBorders>
+              <w:top w:val="single" w:color="B4C6E7" w:sz="4"/>
+              <w:left w:val="single" w:color="B4C6E7" w:sz="4"/>
+              <w:bottom w:val="single" w:color="B4C6E7" w:sz="4"/>
+              <w:right w:val="single" w:color="B4C6E7" w:sz="4"/>
+            </w:tcBorders>
+            <w:tcMar>
+              <w:top w:type="dxa" w:w="30"/>
+              <w:left w:type="dxa" w:w="70"/>
+              <w:bottom w:type="dxa" w:w="30"/>
+              <w:right w:type="dxa" w:w="70"/>
+            </w:tcMar>
+          </w:tcPr>
+          <w:p>
+            <w:pPr>
+              <w:keepNext/>
+              <w:keepLines/>
+              <w:jc w:val="center"/>
+            </w:pPr>
+            <w:r>
+              <w:rPr>
+                <w:sz w:val="15"/>
+                <w:szCs w:val="15"/>
+              </w:rPr>
+              <w:t xml:space="preserve">0,606</w:t>
+            </w:r>
+          </w:p>
+        </w:tc>
+        <w:tc>
+          <w:tcPr>
+            <w:tcW w:type="dxa" w:w="994"/>
+            <w:tcBorders>
+              <w:top w:val="single" w:color="B4C6E7" w:sz="4"/>
+              <w:left w:val="single" w:color="B4C6E7" w:sz="4"/>
+              <w:bottom w:val="single" w:color="B4C6E7" w:sz="4"/>
+              <w:right w:val="single" w:color="B4C6E7" w:sz="4"/>
+            </w:tcBorders>
+            <w:tcMar>
+              <w:top w:type="dxa" w:w="30"/>
+              <w:left w:type="dxa" w:w="70"/>
+              <w:bottom w:type="dxa" w:w="30"/>
+              <w:right w:type="dxa" w:w="70"/>
+            </w:tcMar>
+          </w:tcPr>
+          <w:p>
+            <w:pPr>
+              <w:keepNext/>
+              <w:keepLines/>
+              <w:jc w:val="center"/>
+            </w:pPr>
+            <w:r>
+              <w:rPr>
+                <w:sz w:val="15"/>
+                <w:szCs w:val="15"/>
+              </w:rPr>
+              <w:t xml:space="preserve">0,249</w:t>
+            </w:r>
+          </w:p>
+        </w:tc>
+        <w:tc>
+          <w:tcPr>
+            <w:tcW w:type="dxa" w:w="994"/>
+            <w:tcBorders>
+              <w:top w:val="single" w:color="B4C6E7" w:sz="4"/>
+              <w:left w:val="single" w:color="B4C6E7" w:sz="4"/>
+              <w:bottom w:val="single" w:color="B4C6E7" w:sz="4"/>
+              <w:right w:val="single" w:color="B4C6E7" w:sz="4"/>
+            </w:tcBorders>
+            <w:tcMar>
+              <w:top w:type="dxa" w:w="30"/>
+              <w:left w:type="dxa" w:w="70"/>
+              <w:bottom w:type="dxa" w:w="30"/>
+              <w:right w:type="dxa" w:w="70"/>
+            </w:tcMar>
+          </w:tcPr>
+          <w:p>
+            <w:pPr>
+              <w:keepNext/>
+              <w:keepLines/>
+              <w:jc w:val="center"/>
+            </w:pPr>
+            <w:r>
+              <w:rPr>
+                <w:sz w:val="15"/>
+                <w:szCs w:val="15"/>
+              </w:rPr>
+              <w:t xml:space="preserve">0,770</w:t>
+            </w:r>
+          </w:p>
+        </w:tc>
+        <w:tc>
+          <w:tcPr>
+            <w:tcW w:type="dxa" w:w="994"/>
+            <w:tcBorders>
+              <w:top w:val="single" w:color="B4C6E7" w:sz="4"/>
+              <w:left w:val="single" w:color="B4C6E7" w:sz="4"/>
+              <w:bottom w:val="single" w:color="B4C6E7" w:sz="4"/>
+              <w:right w:val="single" w:color="B4C6E7" w:sz="4"/>
+            </w:tcBorders>
+            <w:tcMar>
+              <w:top w:type="dxa" w:w="30"/>
+              <w:left w:type="dxa" w:w="70"/>
+              <w:bottom w:type="dxa" w:w="30"/>
+              <w:right w:type="dxa" w:w="70"/>
+            </w:tcMar>
+          </w:tcPr>
+          <w:p>
+            <w:pPr>
+              <w:keepNext/>
+              <w:keepLines/>
+              <w:jc w:val="center"/>
+            </w:pPr>
+            <w:r>
+              <w:rPr>
+                <w:sz w:val="15"/>
+                <w:szCs w:val="15"/>
+              </w:rPr>
+              <w:t xml:space="preserve">0,377</w:t>
+            </w:r>
+          </w:p>
+        </w:tc>
+        <w:tc>
+          <w:tcPr>
+            <w:tcW w:type="dxa" w:w="996"/>
+            <w:tcBorders>
+              <w:top w:val="single" w:color="B4C6E7" w:sz="4"/>
+              <w:left w:val="single" w:color="B4C6E7" w:sz="4"/>
+              <w:bottom w:val="single" w:color="B4C6E7" w:sz="4"/>
+              <w:right w:val="single" w:color="B4C6E7" w:sz="4"/>
+            </w:tcBorders>
+            <w:tcMar>
+              <w:top w:type="dxa" w:w="30"/>
+              <w:left w:type="dxa" w:w="70"/>
+              <w:bottom w:type="dxa" w:w="30"/>
+              <w:right w:type="dxa" w:w="70"/>
+            </w:tcMar>
+          </w:tcPr>
+          <w:p>
+            <w:pPr>
+              <w:keepNext/>
+              <w:keepLines/>
+              <w:jc w:val="center"/>
+            </w:pPr>
+            <w:r>
+              <w:rPr>
+                <w:sz w:val="15"/>
+                <w:szCs w:val="15"/>
+              </w:rPr>
+              <w:t xml:space="preserve">0,734</w:t>
+            </w:r>
+          </w:p>
+        </w:tc>
+      </w:tr>
+      <w:tr>
+        <w:tc>
+          <w:tcPr>
+            <w:tcW w:type="dxa" w:w="1850"/>
+            <w:tcBorders>
+              <w:top w:val="single" w:color="B4C6E7" w:sz="4"/>
+              <w:left w:val="single" w:color="B4C6E7" w:sz="4"/>
+              <w:bottom w:val="single" w:color="B4C6E7" w:sz="4"/>
+              <w:right w:val="single" w:color="B4C6E7" w:sz="4"/>
+            </w:tcBorders>
+            <w:tcMar>
+              <w:top w:type="dxa" w:w="30"/>
+              <w:left w:type="dxa" w:w="70"/>
+              <w:bottom w:type="dxa" w:w="30"/>
+              <w:right w:type="dxa" w:w="70"/>
+            </w:tcMar>
+          </w:tcPr>
+          <w:p>
+            <w:pPr>
+              <w:keepNext/>
+              <w:keepLines/>
+              <w:jc w:val="left"/>
+            </w:pPr>
+            <w:r>
+              <w:rPr>
+                <w:sz w:val="15"/>
+                <w:szCs w:val="15"/>
+              </w:rPr>
+              <w:t xml:space="preserve">M2 Stepwise AIC</w:t>
+            </w:r>
+          </w:p>
+        </w:tc>
+        <w:tc>
+          <w:tcPr>
+            <w:tcW w:type="dxa" w:w="750"/>
+            <w:tcBorders>
+              <w:top w:val="single" w:color="B4C6E7" w:sz="4"/>
+              <w:left w:val="single" w:color="B4C6E7" w:sz="4"/>
+              <w:bottom w:val="single" w:color="B4C6E7" w:sz="4"/>
+              <w:right w:val="single" w:color="B4C6E7" w:sz="4"/>
+            </w:tcBorders>
+            <w:tcMar>
+              <w:top w:type="dxa" w:w="30"/>
+              <w:left w:type="dxa" w:w="70"/>
+              <w:bottom w:type="dxa" w:w="30"/>
+              <w:right w:type="dxa" w:w="70"/>
+            </w:tcMar>
+          </w:tcPr>
+          <w:p>
+            <w:pPr>
+              <w:keepNext/>
+              <w:keepLines/>
+              <w:jc w:val="center"/>
+            </w:pPr>
+            <w:r>
+              <w:rPr>
+                <w:sz w:val="15"/>
+                <w:szCs w:val="15"/>
+              </w:rPr>
+              <w:t xml:space="preserve">Test</w:t>
+            </w:r>
+          </w:p>
+        </w:tc>
+        <w:tc>
+          <w:tcPr>
+            <w:tcW w:type="dxa" w:w="600"/>
+            <w:tcBorders>
+              <w:top w:val="single" w:color="B4C6E7" w:sz="4"/>
+              <w:left w:val="single" w:color="B4C6E7" w:sz="4"/>
+              <w:bottom w:val="single" w:color="B4C6E7" w:sz="4"/>
+              <w:right w:val="single" w:color="B4C6E7" w:sz="4"/>
+            </w:tcBorders>
+            <w:tcMar>
+              <w:top w:type="dxa" w:w="30"/>
+              <w:left w:type="dxa" w:w="70"/>
+              <w:bottom w:type="dxa" w:w="30"/>
+              <w:right w:type="dxa" w:w="70"/>
+            </w:tcMar>
+          </w:tcPr>
+          <w:p>
+            <w:pPr>
+              <w:keepNext/>
+              <w:keepLines/>
+              <w:jc w:val="center"/>
+            </w:pPr>
+            <w:r>
+              <w:rPr>
+                <w:sz w:val="15"/>
+                <w:szCs w:val="15"/>
+              </w:rPr>
+              <w:t xml:space="preserve">1.789</w:t>
+            </w:r>
+          </w:p>
+        </w:tc>
+        <w:tc>
+          <w:tcPr>
+            <w:tcW w:type="dxa" w:w="600"/>
+            <w:tcBorders>
+              <w:top w:val="single" w:color="B4C6E7" w:sz="4"/>
+              <w:left w:val="single" w:color="B4C6E7" w:sz="4"/>
+              <w:bottom w:val="single" w:color="B4C6E7" w:sz="4"/>
+              <w:right w:val="single" w:color="B4C6E7" w:sz="4"/>
+            </w:tcBorders>
+            <w:tcMar>
+              <w:top w:type="dxa" w:w="30"/>
+              <w:left w:type="dxa" w:w="70"/>
+              <w:bottom w:type="dxa" w:w="30"/>
+              <w:right w:type="dxa" w:w="70"/>
+            </w:tcMar>
+          </w:tcPr>
+          <w:p>
+            <w:pPr>
+              <w:keepNext/>
+              <w:keepLines/>
+              <w:jc w:val="center"/>
+            </w:pPr>
+            <w:r>
+              <w:rPr>
+                <w:sz w:val="15"/>
+                <w:szCs w:val="15"/>
+              </w:rPr>
+              <w:t xml:space="preserve">1.338</w:t>
+            </w:r>
+          </w:p>
+        </w:tc>
+        <w:tc>
+          <w:tcPr>
+            <w:tcW w:type="dxa" w:w="600"/>
+            <w:tcBorders>
+              <w:top w:val="single" w:color="B4C6E7" w:sz="4"/>
+              <w:left w:val="single" w:color="B4C6E7" w:sz="4"/>
+              <w:bottom w:val="single" w:color="B4C6E7" w:sz="4"/>
+              <w:right w:val="single" w:color="B4C6E7" w:sz="4"/>
+            </w:tcBorders>
+            <w:tcMar>
+              <w:top w:type="dxa" w:w="30"/>
+              <w:left w:type="dxa" w:w="70"/>
+              <w:bottom w:type="dxa" w:w="30"/>
+              <w:right w:type="dxa" w:w="70"/>
+            </w:tcMar>
+          </w:tcPr>
+          <w:p>
+            <w:pPr>
+              <w:keepNext/>
+              <w:keepLines/>
+              <w:jc w:val="center"/>
+            </w:pPr>
+            <w:r>
+              <w:rPr>
+                <w:sz w:val="15"/>
+                <w:szCs w:val="15"/>
+              </w:rPr>
+              <w:t xml:space="preserve">151</w:t>
+            </w:r>
+          </w:p>
+        </w:tc>
+        <w:tc>
+          <w:tcPr>
+            <w:tcW w:type="dxa" w:w="600"/>
+            <w:tcBorders>
+              <w:top w:val="single" w:color="B4C6E7" w:sz="4"/>
+              <w:left w:val="single" w:color="B4C6E7" w:sz="4"/>
+              <w:bottom w:val="single" w:color="B4C6E7" w:sz="4"/>
+              <w:right w:val="single" w:color="B4C6E7" w:sz="4"/>
+            </w:tcBorders>
+            <w:tcMar>
+              <w:top w:type="dxa" w:w="30"/>
+              <w:left w:type="dxa" w:w="70"/>
+              <w:bottom w:type="dxa" w:w="30"/>
+              <w:right w:type="dxa" w:w="70"/>
+            </w:tcMar>
+          </w:tcPr>
+          <w:p>
+            <w:pPr>
+              <w:keepNext/>
+              <w:keepLines/>
+              <w:jc w:val="center"/>
+            </w:pPr>
+            <w:r>
+              <w:rPr>
+                <w:sz w:val="15"/>
+                <w:szCs w:val="15"/>
+              </w:rPr>
+              <w:t xml:space="preserve">421</w:t>
+            </w:r>
+          </w:p>
+        </w:tc>
+        <w:tc>
+          <w:tcPr>
+            <w:tcW w:type="dxa" w:w="994"/>
+            <w:tcBorders>
+              <w:top w:val="single" w:color="B4C6E7" w:sz="4"/>
+              <w:left w:val="single" w:color="B4C6E7" w:sz="4"/>
+              <w:bottom w:val="single" w:color="B4C6E7" w:sz="4"/>
+              <w:right w:val="single" w:color="B4C6E7" w:sz="4"/>
+            </w:tcBorders>
+            <w:tcMar>
+              <w:top w:type="dxa" w:w="30"/>
+              <w:left w:type="dxa" w:w="70"/>
+              <w:bottom w:type="dxa" w:w="30"/>
+              <w:right w:type="dxa" w:w="70"/>
+            </w:tcMar>
+          </w:tcPr>
+          <w:p>
+            <w:pPr>
+              <w:keepNext/>
+              <w:keepLines/>
+              <w:jc w:val="center"/>
+            </w:pPr>
+            <w:r>
+              <w:rPr>
+                <w:sz w:val="15"/>
+                <w:szCs w:val="15"/>
+              </w:rPr>
+              <w:t xml:space="preserve">0,597</w:t>
+            </w:r>
+          </w:p>
+        </w:tc>
+        <w:tc>
+          <w:tcPr>
+            <w:tcW w:type="dxa" w:w="994"/>
+            <w:tcBorders>
+              <w:top w:val="single" w:color="B4C6E7" w:sz="4"/>
+              <w:left w:val="single" w:color="B4C6E7" w:sz="4"/>
+              <w:bottom w:val="single" w:color="B4C6E7" w:sz="4"/>
+              <w:right w:val="single" w:color="B4C6E7" w:sz="4"/>
+            </w:tcBorders>
+            <w:tcMar>
+              <w:top w:type="dxa" w:w="30"/>
+              <w:left w:type="dxa" w:w="70"/>
+              <w:bottom w:type="dxa" w:w="30"/>
+              <w:right w:type="dxa" w:w="70"/>
+            </w:tcMar>
+          </w:tcPr>
+          <w:p>
+            <w:pPr>
+              <w:keepNext/>
+              <w:keepLines/>
+              <w:jc w:val="center"/>
+            </w:pPr>
+            <w:r>
+              <w:rPr>
+                <w:sz w:val="15"/>
+                <w:szCs w:val="15"/>
+              </w:rPr>
+              <w:t xml:space="preserve">0,239</w:t>
+            </w:r>
+          </w:p>
+        </w:tc>
+        <w:tc>
+          <w:tcPr>
+            <w:tcW w:type="dxa" w:w="994"/>
+            <w:tcBorders>
+              <w:top w:val="single" w:color="B4C6E7" w:sz="4"/>
+              <w:left w:val="single" w:color="B4C6E7" w:sz="4"/>
+              <w:bottom w:val="single" w:color="B4C6E7" w:sz="4"/>
+              <w:right w:val="single" w:color="B4C6E7" w:sz="4"/>
+            </w:tcBorders>
+            <w:tcMar>
+              <w:top w:type="dxa" w:w="30"/>
+              <w:left w:type="dxa" w:w="70"/>
+              <w:bottom w:type="dxa" w:w="30"/>
+              <w:right w:type="dxa" w:w="70"/>
+            </w:tcMar>
+          </w:tcPr>
+          <w:p>
+            <w:pPr>
+              <w:keepNext/>
+              <w:keepLines/>
+              <w:jc w:val="center"/>
+            </w:pPr>
+            <w:r>
+              <w:rPr>
+                <w:sz w:val="15"/>
+                <w:szCs w:val="15"/>
+              </w:rPr>
+              <w:t xml:space="preserve">0,736</w:t>
+            </w:r>
+          </w:p>
+        </w:tc>
+        <w:tc>
+          <w:tcPr>
+            <w:tcW w:type="dxa" w:w="994"/>
+            <w:tcBorders>
+              <w:top w:val="single" w:color="B4C6E7" w:sz="4"/>
+              <w:left w:val="single" w:color="B4C6E7" w:sz="4"/>
+              <w:bottom w:val="single" w:color="B4C6E7" w:sz="4"/>
+              <w:right w:val="single" w:color="B4C6E7" w:sz="4"/>
+            </w:tcBorders>
+            <w:tcMar>
+              <w:top w:type="dxa" w:w="30"/>
+              <w:left w:type="dxa" w:w="70"/>
+              <w:bottom w:type="dxa" w:w="30"/>
+              <w:right w:type="dxa" w:w="70"/>
+            </w:tcMar>
+          </w:tcPr>
+          <w:p>
+            <w:pPr>
+              <w:keepNext/>
+              <w:keepLines/>
+              <w:jc w:val="center"/>
+            </w:pPr>
+            <w:r>
+              <w:rPr>
+                <w:sz w:val="15"/>
+                <w:szCs w:val="15"/>
+              </w:rPr>
+              <w:t xml:space="preserve">0,361</w:t>
+            </w:r>
+          </w:p>
+        </w:tc>
+        <w:tc>
+          <w:tcPr>
+            <w:tcW w:type="dxa" w:w="996"/>
+            <w:tcBorders>
+              <w:top w:val="single" w:color="B4C6E7" w:sz="4"/>
+              <w:left w:val="single" w:color="B4C6E7" w:sz="4"/>
+              <w:bottom w:val="single" w:color="B4C6E7" w:sz="4"/>
+              <w:right w:val="single" w:color="B4C6E7" w:sz="4"/>
+            </w:tcBorders>
+            <w:tcMar>
+              <w:top w:type="dxa" w:w="30"/>
+              <w:left w:type="dxa" w:w="70"/>
+              <w:bottom w:type="dxa" w:w="30"/>
+              <w:right w:type="dxa" w:w="70"/>
+            </w:tcMar>
+          </w:tcPr>
+          <w:p>
+            <w:pPr>
+              <w:keepNext/>
+              <w:keepLines/>
+              <w:jc w:val="center"/>
+            </w:pPr>
+            <w:r>
+              <w:rPr>
+                <w:sz w:val="15"/>
+                <w:szCs w:val="15"/>
+              </w:rPr>
+              <w:t xml:space="preserve">0,709</w:t>
+            </w:r>
+          </w:p>
+        </w:tc>
+      </w:tr>
+      <w:tr>
+        <w:tc>
+          <w:tcPr>
+            <w:tcW w:type="dxa" w:w="1850"/>
+            <w:tcBorders>
+              <w:top w:val="single" w:color="B4C6E7" w:sz="4"/>
+              <w:left w:val="single" w:color="B4C6E7" w:sz="4"/>
+              <w:bottom w:val="single" w:color="B4C6E7" w:sz="4"/>
+              <w:right w:val="single" w:color="B4C6E7" w:sz="4"/>
+            </w:tcBorders>
+            <w:shd w:fill="F2F2F2" w:color="auto" w:val="clear"/>
+            <w:tcMar>
+              <w:top w:type="dxa" w:w="30"/>
+              <w:left w:type="dxa" w:w="70"/>
+              <w:bottom w:type="dxa" w:w="30"/>
+              <w:right w:type="dxa" w:w="70"/>
+            </w:tcMar>
+          </w:tcPr>
+          <w:p>
+            <w:pPr>
+              <w:keepNext/>
+              <w:keepLines/>
+              <w:jc w:val="left"/>
+            </w:pPr>
+            <w:r>
+              <w:rPr>
+                <w:sz w:val="15"/>
+                <w:szCs w:val="15"/>
+              </w:rPr>
+              <w:t xml:space="preserve">M3 Reducido BIC</w:t>
+            </w:r>
+          </w:p>
+        </w:tc>
+        <w:tc>
+          <w:tcPr>
+            <w:tcW w:type="dxa" w:w="750"/>
+            <w:tcBorders>
+              <w:top w:val="single" w:color="B4C6E7" w:sz="4"/>
+              <w:left w:val="single" w:color="B4C6E7" w:sz="4"/>
+              <w:bottom w:val="single" w:color="B4C6E7" w:sz="4"/>
+              <w:right w:val="single" w:color="B4C6E7" w:sz="4"/>
+            </w:tcBorders>
+            <w:shd w:fill="F2F2F2" w:color="auto" w:val="clear"/>
+            <w:tcMar>
+              <w:top w:type="dxa" w:w="30"/>
+              <w:left w:type="dxa" w:w="70"/>
+              <w:bottom w:type="dxa" w:w="30"/>
+              <w:right w:type="dxa" w:w="70"/>
+            </w:tcMar>
+          </w:tcPr>
+          <w:p>
+            <w:pPr>
+              <w:keepNext/>
+              <w:keepLines/>
+              <w:jc w:val="center"/>
+            </w:pPr>
+            <w:r>
+              <w:rPr>
+                <w:sz w:val="15"/>
+                <w:szCs w:val="15"/>
+              </w:rPr>
+              <w:t xml:space="preserve">Train</w:t>
+            </w:r>
+          </w:p>
+        </w:tc>
+        <w:tc>
+          <w:tcPr>
+            <w:tcW w:type="dxa" w:w="600"/>
+            <w:tcBorders>
+              <w:top w:val="single" w:color="B4C6E7" w:sz="4"/>
+              <w:left w:val="single" w:color="B4C6E7" w:sz="4"/>
+              <w:bottom w:val="single" w:color="B4C6E7" w:sz="4"/>
+              <w:right w:val="single" w:color="B4C6E7" w:sz="4"/>
+            </w:tcBorders>
+            <w:shd w:fill="F2F2F2" w:color="auto" w:val="clear"/>
+            <w:tcMar>
+              <w:top w:type="dxa" w:w="30"/>
+              <w:left w:type="dxa" w:w="70"/>
+              <w:bottom w:type="dxa" w:w="30"/>
+              <w:right w:type="dxa" w:w="70"/>
+            </w:tcMar>
+          </w:tcPr>
+          <w:p>
+            <w:pPr>
+              <w:keepNext/>
+              <w:keepLines/>
+              <w:jc w:val="center"/>
+            </w:pPr>
+            <w:r>
+              <w:rPr>
+                <w:sz w:val="15"/>
+                <w:szCs w:val="15"/>
+              </w:rPr>
+              <w:t xml:space="preserve">4.191</w:t>
+            </w:r>
+          </w:p>
+        </w:tc>
+        <w:tc>
+          <w:tcPr>
+            <w:tcW w:type="dxa" w:w="600"/>
+            <w:tcBorders>
+              <w:top w:val="single" w:color="B4C6E7" w:sz="4"/>
+              <w:left w:val="single" w:color="B4C6E7" w:sz="4"/>
+              <w:bottom w:val="single" w:color="B4C6E7" w:sz="4"/>
+              <w:right w:val="single" w:color="B4C6E7" w:sz="4"/>
+            </w:tcBorders>
+            <w:shd w:fill="F2F2F2" w:color="auto" w:val="clear"/>
+            <w:tcMar>
+              <w:top w:type="dxa" w:w="30"/>
+              <w:left w:type="dxa" w:w="70"/>
+              <w:bottom w:type="dxa" w:w="30"/>
+              <w:right w:type="dxa" w:w="70"/>
+            </w:tcMar>
+          </w:tcPr>
+          <w:p>
+            <w:pPr>
+              <w:keepNext/>
+              <w:keepLines/>
+              <w:jc w:val="center"/>
+            </w:pPr>
+            <w:r>
+              <w:rPr>
+                <w:sz w:val="15"/>
+                <w:szCs w:val="15"/>
+              </w:rPr>
+              <w:t xml:space="preserve">3.104</w:t>
+            </w:r>
+          </w:p>
+        </w:tc>
+        <w:tc>
+          <w:tcPr>
+            <w:tcW w:type="dxa" w:w="600"/>
+            <w:tcBorders>
+              <w:top w:val="single" w:color="B4C6E7" w:sz="4"/>
+              <w:left w:val="single" w:color="B4C6E7" w:sz="4"/>
+              <w:bottom w:val="single" w:color="B4C6E7" w:sz="4"/>
+              <w:right w:val="single" w:color="B4C6E7" w:sz="4"/>
+            </w:tcBorders>
+            <w:shd w:fill="F2F2F2" w:color="auto" w:val="clear"/>
+            <w:tcMar>
+              <w:top w:type="dxa" w:w="30"/>
+              <w:left w:type="dxa" w:w="70"/>
+              <w:bottom w:type="dxa" w:w="30"/>
+              <w:right w:type="dxa" w:w="70"/>
+            </w:tcMar>
+          </w:tcPr>
+          <w:p>
+            <w:pPr>
+              <w:keepNext/>
+              <w:keepLines/>
+              <w:jc w:val="center"/>
+            </w:pPr>
+            <w:r>
+              <w:rPr>
+                <w:sz w:val="15"/>
+                <w:szCs w:val="15"/>
+              </w:rPr>
+              <w:t xml:space="preserve">312</w:t>
+            </w:r>
+          </w:p>
+        </w:tc>
+        <w:tc>
+          <w:tcPr>
+            <w:tcW w:type="dxa" w:w="600"/>
+            <w:tcBorders>
+              <w:top w:val="single" w:color="B4C6E7" w:sz="4"/>
+              <w:left w:val="single" w:color="B4C6E7" w:sz="4"/>
+              <w:bottom w:val="single" w:color="B4C6E7" w:sz="4"/>
+              <w:right w:val="single" w:color="B4C6E7" w:sz="4"/>
+            </w:tcBorders>
+            <w:shd w:fill="F2F2F2" w:color="auto" w:val="clear"/>
+            <w:tcMar>
+              <w:top w:type="dxa" w:w="30"/>
+              <w:left w:type="dxa" w:w="70"/>
+              <w:bottom w:type="dxa" w:w="30"/>
+              <w:right w:type="dxa" w:w="70"/>
+            </w:tcMar>
+          </w:tcPr>
+          <w:p>
+            <w:pPr>
+              <w:keepNext/>
+              <w:keepLines/>
+              <w:jc w:val="center"/>
+            </w:pPr>
+            <w:r>
+              <w:rPr>
+                <w:sz w:val="15"/>
+                <w:szCs w:val="15"/>
+              </w:rPr>
+              <w:t xml:space="preserve">1.024</w:t>
+            </w:r>
+          </w:p>
+        </w:tc>
+        <w:tc>
+          <w:tcPr>
+            <w:tcW w:type="dxa" w:w="994"/>
+            <w:tcBorders>
+              <w:top w:val="single" w:color="B4C6E7" w:sz="4"/>
+              <w:left w:val="single" w:color="B4C6E7" w:sz="4"/>
+              <w:bottom w:val="single" w:color="B4C6E7" w:sz="4"/>
+              <w:right w:val="single" w:color="B4C6E7" w:sz="4"/>
+            </w:tcBorders>
+            <w:shd w:fill="F2F2F2" w:color="auto" w:val="clear"/>
+            <w:tcMar>
+              <w:top w:type="dxa" w:w="30"/>
+              <w:left w:type="dxa" w:w="70"/>
+              <w:bottom w:type="dxa" w:w="30"/>
+              <w:right w:type="dxa" w:w="70"/>
+            </w:tcMar>
+          </w:tcPr>
+          <w:p>
+            <w:pPr>
+              <w:keepNext/>
+              <w:keepLines/>
+              <w:jc w:val="center"/>
+            </w:pPr>
+            <w:r>
+              <w:rPr>
+                <w:sz w:val="15"/>
+                <w:szCs w:val="15"/>
+              </w:rPr>
+              <w:t xml:space="preserve">0,604</w:t>
+            </w:r>
+          </w:p>
+        </w:tc>
+        <w:tc>
+          <w:tcPr>
+            <w:tcW w:type="dxa" w:w="994"/>
+            <w:tcBorders>
+              <w:top w:val="single" w:color="B4C6E7" w:sz="4"/>
+              <w:left w:val="single" w:color="B4C6E7" w:sz="4"/>
+              <w:bottom w:val="single" w:color="B4C6E7" w:sz="4"/>
+              <w:right w:val="single" w:color="B4C6E7" w:sz="4"/>
+            </w:tcBorders>
+            <w:shd w:fill="F2F2F2" w:color="auto" w:val="clear"/>
+            <w:tcMar>
+              <w:top w:type="dxa" w:w="30"/>
+              <w:left w:type="dxa" w:w="70"/>
+              <w:bottom w:type="dxa" w:w="30"/>
+              <w:right w:type="dxa" w:w="70"/>
+            </w:tcMar>
+          </w:tcPr>
+          <w:p>
+            <w:pPr>
+              <w:keepNext/>
+              <w:keepLines/>
+              <w:jc w:val="center"/>
+            </w:pPr>
+            <w:r>
+              <w:rPr>
+                <w:sz w:val="15"/>
+                <w:szCs w:val="15"/>
+              </w:rPr>
+              <w:t xml:space="preserve">0,248</w:t>
+            </w:r>
+          </w:p>
+        </w:tc>
+        <w:tc>
+          <w:tcPr>
+            <w:tcW w:type="dxa" w:w="994"/>
+            <w:tcBorders>
+              <w:top w:val="single" w:color="B4C6E7" w:sz="4"/>
+              <w:left w:val="single" w:color="B4C6E7" w:sz="4"/>
+              <w:bottom w:val="single" w:color="B4C6E7" w:sz="4"/>
+              <w:right w:val="single" w:color="B4C6E7" w:sz="4"/>
+            </w:tcBorders>
+            <w:shd w:fill="F2F2F2" w:color="auto" w:val="clear"/>
+            <w:tcMar>
+              <w:top w:type="dxa" w:w="30"/>
+              <w:left w:type="dxa" w:w="70"/>
+              <w:bottom w:type="dxa" w:w="30"/>
+              <w:right w:type="dxa" w:w="70"/>
+            </w:tcMar>
+          </w:tcPr>
+          <w:p>
+            <w:pPr>
+              <w:keepNext/>
+              <w:keepLines/>
+              <w:jc w:val="center"/>
+            </w:pPr>
+            <w:r>
+              <w:rPr>
+                <w:sz w:val="15"/>
+                <w:szCs w:val="15"/>
+              </w:rPr>
+              <w:t xml:space="preserve">0,766</w:t>
+            </w:r>
+          </w:p>
+        </w:tc>
+        <w:tc>
+          <w:tcPr>
+            <w:tcW w:type="dxa" w:w="994"/>
+            <w:tcBorders>
+              <w:top w:val="single" w:color="B4C6E7" w:sz="4"/>
+              <w:left w:val="single" w:color="B4C6E7" w:sz="4"/>
+              <w:bottom w:val="single" w:color="B4C6E7" w:sz="4"/>
+              <w:right w:val="single" w:color="B4C6E7" w:sz="4"/>
+            </w:tcBorders>
+            <w:shd w:fill="F2F2F2" w:color="auto" w:val="clear"/>
+            <w:tcMar>
+              <w:top w:type="dxa" w:w="30"/>
+              <w:left w:type="dxa" w:w="70"/>
+              <w:bottom w:type="dxa" w:w="30"/>
+              <w:right w:type="dxa" w:w="70"/>
+            </w:tcMar>
+          </w:tcPr>
+          <w:p>
+            <w:pPr>
+              <w:keepNext/>
+              <w:keepLines/>
+              <w:jc w:val="center"/>
+            </w:pPr>
+            <w:r>
+              <w:rPr>
+                <w:sz w:val="15"/>
+                <w:szCs w:val="15"/>
+              </w:rPr>
+              <w:t xml:space="preserve">0,375</w:t>
+            </w:r>
+          </w:p>
+        </w:tc>
+        <w:tc>
+          <w:tcPr>
+            <w:tcW w:type="dxa" w:w="996"/>
+            <w:tcBorders>
+              <w:top w:val="single" w:color="B4C6E7" w:sz="4"/>
+              <w:left w:val="single" w:color="B4C6E7" w:sz="4"/>
+              <w:bottom w:val="single" w:color="B4C6E7" w:sz="4"/>
+              <w:right w:val="single" w:color="B4C6E7" w:sz="4"/>
+            </w:tcBorders>
+            <w:shd w:fill="F2F2F2" w:color="auto" w:val="clear"/>
+            <w:tcMar>
+              <w:top w:type="dxa" w:w="30"/>
+              <w:left w:type="dxa" w:w="70"/>
+              <w:bottom w:type="dxa" w:w="30"/>
+              <w:right w:type="dxa" w:w="70"/>
+            </w:tcMar>
+          </w:tcPr>
+          <w:p>
+            <w:pPr>
+              <w:keepNext/>
+              <w:keepLines/>
+              <w:jc w:val="center"/>
+            </w:pPr>
+            <w:r>
+              <w:rPr>
+                <w:sz w:val="15"/>
+                <w:szCs w:val="15"/>
+              </w:rPr>
+              <w:t xml:space="preserve">0,733</w:t>
+            </w:r>
+          </w:p>
+        </w:tc>
+      </w:tr>
+      <w:tr>
+        <w:tc>
+          <w:tcPr>
+            <w:tcW w:type="dxa" w:w="1850"/>
+            <w:tcBorders>
+              <w:top w:val="single" w:color="B4C6E7" w:sz="4"/>
+              <w:left w:val="single" w:color="B4C6E7" w:sz="4"/>
+              <w:bottom w:val="single" w:color="B4C6E7" w:sz="4"/>
+              <w:right w:val="single" w:color="B4C6E7" w:sz="4"/>
+            </w:tcBorders>
+            <w:shd w:fill="F2F2F2" w:color="auto" w:val="clear"/>
+            <w:tcMar>
+              <w:top w:type="dxa" w:w="30"/>
+              <w:left w:type="dxa" w:w="70"/>
+              <w:bottom w:type="dxa" w:w="30"/>
+              <w:right w:type="dxa" w:w="70"/>
+            </w:tcMar>
+          </w:tcPr>
+          <w:p>
+            <w:pPr>
+              <w:keepNext/>
+              <w:keepLines/>
+              <w:jc w:val="left"/>
+            </w:pPr>
+            <w:r>
+              <w:rPr>
+                <w:sz w:val="15"/>
+                <w:szCs w:val="15"/>
+              </w:rPr>
+              <w:t xml:space="preserve">M3 Reducido BIC</w:t>
+            </w:r>
+          </w:p>
+        </w:tc>
+        <w:tc>
+          <w:tcPr>
+            <w:tcW w:type="dxa" w:w="750"/>
+            <w:tcBorders>
+              <w:top w:val="single" w:color="B4C6E7" w:sz="4"/>
+              <w:left w:val="single" w:color="B4C6E7" w:sz="4"/>
+              <w:bottom w:val="single" w:color="B4C6E7" w:sz="4"/>
+              <w:right w:val="single" w:color="B4C6E7" w:sz="4"/>
+            </w:tcBorders>
+            <w:shd w:fill="F2F2F2" w:color="auto" w:val="clear"/>
+            <w:tcMar>
+              <w:top w:type="dxa" w:w="30"/>
+              <w:left w:type="dxa" w:w="70"/>
+              <w:bottom w:type="dxa" w:w="30"/>
+              <w:right w:type="dxa" w:w="70"/>
+            </w:tcMar>
+          </w:tcPr>
+          <w:p>
+            <w:pPr>
+              <w:keepNext/>
+              <w:keepLines/>
+              <w:jc w:val="center"/>
+            </w:pPr>
+            <w:r>
+              <w:rPr>
+                <w:sz w:val="15"/>
+                <w:szCs w:val="15"/>
+              </w:rPr>
+              <w:t xml:space="preserve">Test</w:t>
+            </w:r>
+          </w:p>
+        </w:tc>
+        <w:tc>
+          <w:tcPr>
+            <w:tcW w:type="dxa" w:w="600"/>
+            <w:tcBorders>
+              <w:top w:val="single" w:color="B4C6E7" w:sz="4"/>
+              <w:left w:val="single" w:color="B4C6E7" w:sz="4"/>
+              <w:bottom w:val="single" w:color="B4C6E7" w:sz="4"/>
+              <w:right w:val="single" w:color="B4C6E7" w:sz="4"/>
+            </w:tcBorders>
+            <w:shd w:fill="F2F2F2" w:color="auto" w:val="clear"/>
+            <w:tcMar>
+              <w:top w:type="dxa" w:w="30"/>
+              <w:left w:type="dxa" w:w="70"/>
+              <w:bottom w:type="dxa" w:w="30"/>
+              <w:right w:type="dxa" w:w="70"/>
+            </w:tcMar>
+          </w:tcPr>
+          <w:p>
+            <w:pPr>
+              <w:keepNext/>
+              <w:keepLines/>
+              <w:jc w:val="center"/>
+            </w:pPr>
+            <w:r>
+              <w:rPr>
+                <w:sz w:val="15"/>
+                <w:szCs w:val="15"/>
+              </w:rPr>
+              <w:t xml:space="preserve">1.791</w:t>
+            </w:r>
+          </w:p>
+        </w:tc>
+        <w:tc>
+          <w:tcPr>
+            <w:tcW w:type="dxa" w:w="600"/>
+            <w:tcBorders>
+              <w:top w:val="single" w:color="B4C6E7" w:sz="4"/>
+              <w:left w:val="single" w:color="B4C6E7" w:sz="4"/>
+              <w:bottom w:val="single" w:color="B4C6E7" w:sz="4"/>
+              <w:right w:val="single" w:color="B4C6E7" w:sz="4"/>
+            </w:tcBorders>
+            <w:shd w:fill="F2F2F2" w:color="auto" w:val="clear"/>
+            <w:tcMar>
+              <w:top w:type="dxa" w:w="30"/>
+              <w:left w:type="dxa" w:w="70"/>
+              <w:bottom w:type="dxa" w:w="30"/>
+              <w:right w:type="dxa" w:w="70"/>
+            </w:tcMar>
+          </w:tcPr>
+          <w:p>
+            <w:pPr>
+              <w:keepNext/>
+              <w:keepLines/>
+              <w:jc w:val="center"/>
+            </w:pPr>
+            <w:r>
+              <w:rPr>
+                <w:sz w:val="15"/>
+                <w:szCs w:val="15"/>
+              </w:rPr>
+              <w:t xml:space="preserve">1.336</w:t>
+            </w:r>
+          </w:p>
+        </w:tc>
+        <w:tc>
+          <w:tcPr>
+            <w:tcW w:type="dxa" w:w="600"/>
+            <w:tcBorders>
+              <w:top w:val="single" w:color="B4C6E7" w:sz="4"/>
+              <w:left w:val="single" w:color="B4C6E7" w:sz="4"/>
+              <w:bottom w:val="single" w:color="B4C6E7" w:sz="4"/>
+              <w:right w:val="single" w:color="B4C6E7" w:sz="4"/>
+            </w:tcBorders>
+            <w:shd w:fill="F2F2F2" w:color="auto" w:val="clear"/>
+            <w:tcMar>
+              <w:top w:type="dxa" w:w="30"/>
+              <w:left w:type="dxa" w:w="70"/>
+              <w:bottom w:type="dxa" w:w="30"/>
+              <w:right w:type="dxa" w:w="70"/>
+            </w:tcMar>
+          </w:tcPr>
+          <w:p>
+            <w:pPr>
+              <w:keepNext/>
+              <w:keepLines/>
+              <w:jc w:val="center"/>
+            </w:pPr>
+            <w:r>
+              <w:rPr>
+                <w:sz w:val="15"/>
+                <w:szCs w:val="15"/>
+              </w:rPr>
+              <w:t xml:space="preserve">151</w:t>
+            </w:r>
+          </w:p>
+        </w:tc>
+        <w:tc>
+          <w:tcPr>
+            <w:tcW w:type="dxa" w:w="600"/>
+            <w:tcBorders>
+              <w:top w:val="single" w:color="B4C6E7" w:sz="4"/>
+              <w:left w:val="single" w:color="B4C6E7" w:sz="4"/>
+              <w:bottom w:val="single" w:color="B4C6E7" w:sz="4"/>
+              <w:right w:val="single" w:color="B4C6E7" w:sz="4"/>
+            </w:tcBorders>
+            <w:shd w:fill="F2F2F2" w:color="auto" w:val="clear"/>
+            <w:tcMar>
+              <w:top w:type="dxa" w:w="30"/>
+              <w:left w:type="dxa" w:w="70"/>
+              <w:bottom w:type="dxa" w:w="30"/>
+              <w:right w:type="dxa" w:w="70"/>
+            </w:tcMar>
+          </w:tcPr>
+          <w:p>
+            <w:pPr>
+              <w:keepNext/>
+              <w:keepLines/>
+              <w:jc w:val="center"/>
+            </w:pPr>
+            <w:r>
+              <w:rPr>
+                <w:sz w:val="15"/>
+                <w:szCs w:val="15"/>
+              </w:rPr>
+              <w:t xml:space="preserve">421</w:t>
+            </w:r>
+          </w:p>
+        </w:tc>
+        <w:tc>
+          <w:tcPr>
+            <w:tcW w:type="dxa" w:w="994"/>
+            <w:tcBorders>
+              <w:top w:val="single" w:color="B4C6E7" w:sz="4"/>
+              <w:left w:val="single" w:color="B4C6E7" w:sz="4"/>
+              <w:bottom w:val="single" w:color="B4C6E7" w:sz="4"/>
+              <w:right w:val="single" w:color="B4C6E7" w:sz="4"/>
+            </w:tcBorders>
+            <w:shd w:fill="F2F2F2" w:color="auto" w:val="clear"/>
+            <w:tcMar>
+              <w:top w:type="dxa" w:w="30"/>
+              <w:left w:type="dxa" w:w="70"/>
+              <w:bottom w:type="dxa" w:w="30"/>
+              <w:right w:type="dxa" w:w="70"/>
+            </w:tcMar>
+          </w:tcPr>
+          <w:p>
+            <w:pPr>
+              <w:keepNext/>
+              <w:keepLines/>
+              <w:jc w:val="center"/>
+            </w:pPr>
+            <w:r>
+              <w:rPr>
+                <w:sz w:val="15"/>
+                <w:szCs w:val="15"/>
+              </w:rPr>
+              <w:t xml:space="preserve">0,598</w:t>
+            </w:r>
+          </w:p>
+        </w:tc>
+        <w:tc>
+          <w:tcPr>
+            <w:tcW w:type="dxa" w:w="994"/>
+            <w:tcBorders>
+              <w:top w:val="single" w:color="B4C6E7" w:sz="4"/>
+              <w:left w:val="single" w:color="B4C6E7" w:sz="4"/>
+              <w:bottom w:val="single" w:color="B4C6E7" w:sz="4"/>
+              <w:right w:val="single" w:color="B4C6E7" w:sz="4"/>
+            </w:tcBorders>
+            <w:shd w:fill="F2F2F2" w:color="auto" w:val="clear"/>
+            <w:tcMar>
+              <w:top w:type="dxa" w:w="30"/>
+              <w:left w:type="dxa" w:w="70"/>
+              <w:bottom w:type="dxa" w:w="30"/>
+              <w:right w:type="dxa" w:w="70"/>
+            </w:tcMar>
+          </w:tcPr>
+          <w:p>
+            <w:pPr>
+              <w:keepNext/>
+              <w:keepLines/>
+              <w:jc w:val="center"/>
+            </w:pPr>
+            <w:r>
+              <w:rPr>
+                <w:sz w:val="15"/>
+                <w:szCs w:val="15"/>
+              </w:rPr>
+              <w:t xml:space="preserve">0,240</w:t>
+            </w:r>
+          </w:p>
+        </w:tc>
+        <w:tc>
+          <w:tcPr>
+            <w:tcW w:type="dxa" w:w="994"/>
+            <w:tcBorders>
+              <w:top w:val="single" w:color="B4C6E7" w:sz="4"/>
+              <w:left w:val="single" w:color="B4C6E7" w:sz="4"/>
+              <w:bottom w:val="single" w:color="B4C6E7" w:sz="4"/>
+              <w:right w:val="single" w:color="B4C6E7" w:sz="4"/>
+            </w:tcBorders>
+            <w:shd w:fill="F2F2F2" w:color="auto" w:val="clear"/>
+            <w:tcMar>
+              <w:top w:type="dxa" w:w="30"/>
+              <w:left w:type="dxa" w:w="70"/>
+              <w:bottom w:type="dxa" w:w="30"/>
+              <w:right w:type="dxa" w:w="70"/>
+            </w:tcMar>
+          </w:tcPr>
+          <w:p>
+            <w:pPr>
+              <w:keepNext/>
+              <w:keepLines/>
+              <w:jc w:val="center"/>
+            </w:pPr>
+            <w:r>
+              <w:rPr>
+                <w:sz w:val="15"/>
+                <w:szCs w:val="15"/>
+              </w:rPr>
+              <w:t xml:space="preserve">0,736</w:t>
+            </w:r>
+          </w:p>
+        </w:tc>
+        <w:tc>
+          <w:tcPr>
+            <w:tcW w:type="dxa" w:w="994"/>
+            <w:tcBorders>
+              <w:top w:val="single" w:color="B4C6E7" w:sz="4"/>
+              <w:left w:val="single" w:color="B4C6E7" w:sz="4"/>
+              <w:bottom w:val="single" w:color="B4C6E7" w:sz="4"/>
+              <w:right w:val="single" w:color="B4C6E7" w:sz="4"/>
+            </w:tcBorders>
+            <w:shd w:fill="F2F2F2" w:color="auto" w:val="clear"/>
+            <w:tcMar>
+              <w:top w:type="dxa" w:w="30"/>
+              <w:left w:type="dxa" w:w="70"/>
+              <w:bottom w:type="dxa" w:w="30"/>
+              <w:right w:type="dxa" w:w="70"/>
+            </w:tcMar>
+          </w:tcPr>
+          <w:p>
+            <w:pPr>
+              <w:keepNext/>
+              <w:keepLines/>
+              <w:jc w:val="center"/>
+            </w:pPr>
+            <w:r>
+              <w:rPr>
+                <w:sz w:val="15"/>
+                <w:szCs w:val="15"/>
+              </w:rPr>
+              <w:t xml:space="preserve">0,362</w:t>
+            </w:r>
+          </w:p>
+        </w:tc>
+        <w:tc>
+          <w:tcPr>
+            <w:tcW w:type="dxa" w:w="996"/>
+            <w:tcBorders>
+              <w:top w:val="single" w:color="B4C6E7" w:sz="4"/>
+              <w:left w:val="single" w:color="B4C6E7" w:sz="4"/>
+              <w:bottom w:val="single" w:color="B4C6E7" w:sz="4"/>
+              <w:right w:val="single" w:color="B4C6E7" w:sz="4"/>
+            </w:tcBorders>
+            <w:shd w:fill="F2F2F2" w:color="auto" w:val="clear"/>
+            <w:tcMar>
+              <w:top w:type="dxa" w:w="30"/>
+              <w:left w:type="dxa" w:w="70"/>
+              <w:bottom w:type="dxa" w:w="30"/>
+              <w:right w:type="dxa" w:w="70"/>
+            </w:tcMar>
+          </w:tcPr>
+          <w:p>
+            <w:pPr>
+              <w:keepNext/>
+              <w:keepLines/>
+              <w:jc w:val="center"/>
+            </w:pPr>
+            <w:r>
+              <w:rPr>
+                <w:sz w:val="15"/>
+                <w:szCs w:val="15"/>
+              </w:rPr>
+              <w:t xml:space="preserve">0,708</w:t>
+            </w:r>
+          </w:p>
+        </w:tc>
+      </w:tr>
+      <w:tr>
+        <w:tc>
+          <w:tcPr>
+            <w:tcW w:type="dxa" w:w="1850"/>
+            <w:tcBorders>
+              <w:top w:val="single" w:color="B4C6E7" w:sz="4"/>
+              <w:left w:val="single" w:color="B4C6E7" w:sz="4"/>
+              <w:bottom w:val="single" w:color="B4C6E7" w:sz="4"/>
+              <w:right w:val="single" w:color="B4C6E7" w:sz="4"/>
+            </w:tcBorders>
+            <w:tcMar>
+              <w:top w:type="dxa" w:w="30"/>
+              <w:left w:type="dxa" w:w="70"/>
+              <w:bottom w:type="dxa" w:w="30"/>
+              <w:right w:type="dxa" w:w="70"/>
+            </w:tcMar>
+          </w:tcPr>
+          <w:p>
+            <w:pPr>
+              <w:keepNext/>
+              <w:keepLines/>
+              <w:jc w:val="left"/>
+            </w:pPr>
+            <w:r>
+              <w:rPr>
+                <w:sz w:val="15"/>
+                <w:szCs w:val="15"/>
+              </w:rPr>
+              <w:t xml:space="preserve">M3 sin ponderar</w:t>
+            </w:r>
+          </w:p>
+        </w:tc>
+        <w:tc>
+          <w:tcPr>
+            <w:tcW w:type="dxa" w:w="750"/>
+            <w:tcBorders>
+              <w:top w:val="single" w:color="B4C6E7" w:sz="4"/>
+              <w:left w:val="single" w:color="B4C6E7" w:sz="4"/>
+              <w:bottom w:val="single" w:color="B4C6E7" w:sz="4"/>
+              <w:right w:val="single" w:color="B4C6E7" w:sz="4"/>
+            </w:tcBorders>
+            <w:tcMar>
+              <w:top w:type="dxa" w:w="30"/>
+              <w:left w:type="dxa" w:w="70"/>
+              <w:bottom w:type="dxa" w:w="30"/>
+              <w:right w:type="dxa" w:w="70"/>
+            </w:tcMar>
+          </w:tcPr>
+          <w:p>
+            <w:pPr>
+              <w:keepNext/>
+              <w:keepLines/>
+              <w:jc w:val="center"/>
+            </w:pPr>
+            <w:r>
+              <w:rPr>
+                <w:sz w:val="15"/>
+                <w:szCs w:val="15"/>
+              </w:rPr>
+              <w:t xml:space="preserve">Test</w:t>
+            </w:r>
+          </w:p>
+        </w:tc>
+        <w:tc>
+          <w:tcPr>
+            <w:tcW w:type="dxa" w:w="600"/>
+            <w:tcBorders>
+              <w:top w:val="single" w:color="B4C6E7" w:sz="4"/>
+              <w:left w:val="single" w:color="B4C6E7" w:sz="4"/>
+              <w:bottom w:val="single" w:color="B4C6E7" w:sz="4"/>
+              <w:right w:val="single" w:color="B4C6E7" w:sz="4"/>
+            </w:tcBorders>
+            <w:tcMar>
+              <w:top w:type="dxa" w:w="30"/>
+              <w:left w:type="dxa" w:w="70"/>
+              <w:bottom w:type="dxa" w:w="30"/>
+              <w:right w:type="dxa" w:w="70"/>
+            </w:tcMar>
+          </w:tcPr>
+          <w:p>
+            <w:pPr>
+              <w:keepNext/>
+              <w:keepLines/>
+              <w:jc w:val="center"/>
+            </w:pPr>
+            <w:r>
+              <w:rPr>
+                <w:sz w:val="15"/>
+                <w:szCs w:val="15"/>
+              </w:rPr>
+              <w:t xml:space="preserve">3.117</w:t>
+            </w:r>
+          </w:p>
+        </w:tc>
+        <w:tc>
+          <w:tcPr>
+            <w:tcW w:type="dxa" w:w="600"/>
+            <w:tcBorders>
+              <w:top w:val="single" w:color="B4C6E7" w:sz="4"/>
+              <w:left w:val="single" w:color="B4C6E7" w:sz="4"/>
+              <w:bottom w:val="single" w:color="B4C6E7" w:sz="4"/>
+              <w:right w:val="single" w:color="B4C6E7" w:sz="4"/>
+            </w:tcBorders>
+            <w:tcMar>
+              <w:top w:type="dxa" w:w="30"/>
+              <w:left w:type="dxa" w:w="70"/>
+              <w:bottom w:type="dxa" w:w="30"/>
+              <w:right w:type="dxa" w:w="70"/>
+            </w:tcMar>
+          </w:tcPr>
+          <w:p>
+            <w:pPr>
+              <w:keepNext/>
+              <w:keepLines/>
+              <w:jc w:val="center"/>
+            </w:pPr>
+            <w:r>
+              <w:rPr>
+                <w:sz w:val="15"/>
+                <w:szCs w:val="15"/>
+              </w:rPr>
+              <w:t xml:space="preserve">10</w:t>
+            </w:r>
+          </w:p>
+        </w:tc>
+        <w:tc>
+          <w:tcPr>
+            <w:tcW w:type="dxa" w:w="600"/>
+            <w:tcBorders>
+              <w:top w:val="single" w:color="B4C6E7" w:sz="4"/>
+              <w:left w:val="single" w:color="B4C6E7" w:sz="4"/>
+              <w:bottom w:val="single" w:color="B4C6E7" w:sz="4"/>
+              <w:right w:val="single" w:color="B4C6E7" w:sz="4"/>
+            </w:tcBorders>
+            <w:tcMar>
+              <w:top w:type="dxa" w:w="30"/>
+              <w:left w:type="dxa" w:w="70"/>
+              <w:bottom w:type="dxa" w:w="30"/>
+              <w:right w:type="dxa" w:w="70"/>
+            </w:tcMar>
+          </w:tcPr>
+          <w:p>
+            <w:pPr>
+              <w:keepNext/>
+              <w:keepLines/>
+              <w:jc w:val="center"/>
+            </w:pPr>
+            <w:r>
+              <w:rPr>
+                <w:sz w:val="15"/>
+                <w:szCs w:val="15"/>
+              </w:rPr>
+              <w:t xml:space="preserve">566</w:t>
+            </w:r>
+          </w:p>
+        </w:tc>
+        <w:tc>
+          <w:tcPr>
+            <w:tcW w:type="dxa" w:w="600"/>
+            <w:tcBorders>
+              <w:top w:val="single" w:color="B4C6E7" w:sz="4"/>
+              <w:left w:val="single" w:color="B4C6E7" w:sz="4"/>
+              <w:bottom w:val="single" w:color="B4C6E7" w:sz="4"/>
+              <w:right w:val="single" w:color="B4C6E7" w:sz="4"/>
+            </w:tcBorders>
+            <w:tcMar>
+              <w:top w:type="dxa" w:w="30"/>
+              <w:left w:type="dxa" w:w="70"/>
+              <w:bottom w:type="dxa" w:w="30"/>
+              <w:right w:type="dxa" w:w="70"/>
+            </w:tcMar>
+          </w:tcPr>
+          <w:p>
+            <w:pPr>
+              <w:keepNext/>
+              <w:keepLines/>
+              <w:jc w:val="center"/>
+            </w:pPr>
+            <w:r>
+              <w:rPr>
+                <w:sz w:val="15"/>
+                <w:szCs w:val="15"/>
+              </w:rPr>
+              <w:t xml:space="preserve">6</w:t>
+            </w:r>
+          </w:p>
+        </w:tc>
+        <w:tc>
+          <w:tcPr>
+            <w:tcW w:type="dxa" w:w="994"/>
+            <w:tcBorders>
+              <w:top w:val="single" w:color="B4C6E7" w:sz="4"/>
+              <w:left w:val="single" w:color="B4C6E7" w:sz="4"/>
+              <w:bottom w:val="single" w:color="B4C6E7" w:sz="4"/>
+              <w:right w:val="single" w:color="B4C6E7" w:sz="4"/>
+            </w:tcBorders>
+            <w:tcMar>
+              <w:top w:type="dxa" w:w="30"/>
+              <w:left w:type="dxa" w:w="70"/>
+              <w:bottom w:type="dxa" w:w="30"/>
+              <w:right w:type="dxa" w:w="70"/>
+            </w:tcMar>
+          </w:tcPr>
+          <w:p>
+            <w:pPr>
+              <w:keepNext/>
+              <w:keepLines/>
+              <w:jc w:val="center"/>
+            </w:pPr>
+            <w:r>
+              <w:rPr>
+                <w:sz w:val="15"/>
+                <w:szCs w:val="15"/>
+              </w:rPr>
+              <w:t xml:space="preserve">0,844</w:t>
+            </w:r>
+          </w:p>
+        </w:tc>
+        <w:tc>
+          <w:tcPr>
+            <w:tcW w:type="dxa" w:w="994"/>
+            <w:tcBorders>
+              <w:top w:val="single" w:color="B4C6E7" w:sz="4"/>
+              <w:left w:val="single" w:color="B4C6E7" w:sz="4"/>
+              <w:bottom w:val="single" w:color="B4C6E7" w:sz="4"/>
+              <w:right w:val="single" w:color="B4C6E7" w:sz="4"/>
+            </w:tcBorders>
+            <w:tcMar>
+              <w:top w:type="dxa" w:w="30"/>
+              <w:left w:type="dxa" w:w="70"/>
+              <w:bottom w:type="dxa" w:w="30"/>
+              <w:right w:type="dxa" w:w="70"/>
+            </w:tcMar>
+          </w:tcPr>
+          <w:p>
+            <w:pPr>
+              <w:keepNext/>
+              <w:keepLines/>
+              <w:jc w:val="center"/>
+            </w:pPr>
+            <w:r>
+              <w:rPr>
+                <w:sz w:val="15"/>
+                <w:szCs w:val="15"/>
+              </w:rPr>
+              <w:t xml:space="preserve">0,375</w:t>
+            </w:r>
+          </w:p>
+        </w:tc>
+        <w:tc>
+          <w:tcPr>
+            <w:tcW w:type="dxa" w:w="994"/>
+            <w:tcBorders>
+              <w:top w:val="single" w:color="B4C6E7" w:sz="4"/>
+              <w:left w:val="single" w:color="B4C6E7" w:sz="4"/>
+              <w:bottom w:val="single" w:color="B4C6E7" w:sz="4"/>
+              <w:right w:val="single" w:color="B4C6E7" w:sz="4"/>
+            </w:tcBorders>
+            <w:tcMar>
+              <w:top w:type="dxa" w:w="30"/>
+              <w:left w:type="dxa" w:w="70"/>
+              <w:bottom w:type="dxa" w:w="30"/>
+              <w:right w:type="dxa" w:w="70"/>
+            </w:tcMar>
+          </w:tcPr>
+          <w:p>
+            <w:pPr>
+              <w:keepNext/>
+              <w:keepLines/>
+              <w:jc w:val="center"/>
+            </w:pPr>
+            <w:r>
+              <w:rPr>
+                <w:sz w:val="15"/>
+                <w:szCs w:val="15"/>
+              </w:rPr>
+              <w:t xml:space="preserve">0,010</w:t>
+            </w:r>
+          </w:p>
+        </w:tc>
+        <w:tc>
+          <w:tcPr>
+            <w:tcW w:type="dxa" w:w="994"/>
+            <w:tcBorders>
+              <w:top w:val="single" w:color="B4C6E7" w:sz="4"/>
+              <w:left w:val="single" w:color="B4C6E7" w:sz="4"/>
+              <w:bottom w:val="single" w:color="B4C6E7" w:sz="4"/>
+              <w:right w:val="single" w:color="B4C6E7" w:sz="4"/>
+            </w:tcBorders>
+            <w:tcMar>
+              <w:top w:type="dxa" w:w="30"/>
+              <w:left w:type="dxa" w:w="70"/>
+              <w:bottom w:type="dxa" w:w="30"/>
+              <w:right w:type="dxa" w:w="70"/>
+            </w:tcMar>
+          </w:tcPr>
+          <w:p>
+            <w:pPr>
+              <w:keepNext/>
+              <w:keepLines/>
+              <w:jc w:val="center"/>
+            </w:pPr>
+            <w:r>
+              <w:rPr>
+                <w:sz w:val="15"/>
+                <w:szCs w:val="15"/>
+              </w:rPr>
+              <w:t xml:space="preserve">0,020</w:t>
+            </w:r>
+          </w:p>
+        </w:tc>
+        <w:tc>
+          <w:tcPr>
+            <w:tcW w:type="dxa" w:w="996"/>
+            <w:tcBorders>
+              <w:top w:val="single" w:color="B4C6E7" w:sz="4"/>
+              <w:left w:val="single" w:color="B4C6E7" w:sz="4"/>
+              <w:bottom w:val="single" w:color="B4C6E7" w:sz="4"/>
+              <w:right w:val="single" w:color="B4C6E7" w:sz="4"/>
+            </w:tcBorders>
+            <w:tcMar>
+              <w:top w:type="dxa" w:w="30"/>
+              <w:left w:type="dxa" w:w="70"/>
+              <w:bottom w:type="dxa" w:w="30"/>
+              <w:right w:type="dxa" w:w="70"/>
+            </w:tcMar>
+          </w:tcPr>
+          <w:p>
+            <w:pPr>
+              <w:keepNext/>
+              <w:keepLines/>
+              <w:jc w:val="center"/>
+            </w:pPr>
+            <w:r>
+              <w:rPr>
+                <w:sz w:val="15"/>
+                <w:szCs w:val="15"/>
+              </w:rPr>
+              <w:t xml:space="preserve">0,705</w:t>
+            </w:r>
+          </w:p>
+        </w:tc>
+      </w:tr>
+    </w:tbl>
+    <w:p>
+      <w:pPr>
+        <w:spacing w:after="140" w:before="40"/>
+        <w:jc w:val="center"/>
+      </w:pPr>
+      <w:r>
+        <w:rPr>
+          <w:i/>
+          <w:iCs/>
+          <w:color w:val="5A5A5A"/>
+          <w:sz w:val="17"/>
+          <w:szCs w:val="17"/>
+        </w:rPr>
+        <w:t xml:space="preserve">Tabla 6. Matrices de confusión (TN, FP, FN, TP) y métricas en entrenamiento (8.631) y prueba (3.699) con umbral 0,5.</w:t>
       </w:r>
     </w:p>
     <w:p>
@@ -5437,7 +8581,7 @@
         <w:jc w:val="both"/>
       </w:pPr>
       <w:r>
-        <w:t xml:space="preserve">Los tres modelos tienen desempeño prácticamente igual y una brecha train–test pequeña (≈ 0,02 en AUC), sin señales de sobreajuste. Regla de selección: entre los modelos a ≤ 0,005 del mejor AUC de validación cruzada, el más parsimonioso. M2 y M3 empatan (0,732) y </w:t>
+        <w:t xml:space="preserve">Los tres modelos tienen desempeño prácticamente igual y las métricas de entrenamiento y prueba son muy cercanas (recall 0,77 vs 0,74; AUC 0,73 vs 0,71), sin señales de sobreajuste. En ambos conjuntos las matrices muestran el mismo patrón: con la ponderación, el modelo privilegia no perder compras (pocos FN) a costa de muchos falsos positivos. Regla de selección: entre los modelos a ≤ 0,005 del mejor AUC de validación cruzada, el más parsimonioso. M2 y M3 empatan (0,732) y </w:t>
       </w:r>
       <w:r>
         <w:rPr>
@@ -5447,7 +8591,7 @@
         <w:t xml:space="preserve">se selecciona M3 por tener cinco variables en lugar de siete</w:t>
       </w:r>
       <w:r>
-        <w:t xml:space="preserve">. Su matriz de confusión en prueba es TN = 1.791, FP = 1.336, FN = 151, TP = 421. Un AUC de 0,708 corresponde a una </w:t>
+        <w:t xml:space="preserve">. Un AUC de 0,708 corresponde a una </w:t>
       </w:r>
       <w:r>
         <w:rPr>
@@ -5575,6 +8719,27 @@
       </w:r>
       <w:r>
         <w:t xml:space="preserve"> el término x·log(x) es significativo para ProductRelated_Duration (p &lt; 0,001) y ExitRates (p = 0,005). Con n = 8.631 la prueba es muy sensible, pero indica que una transformación (p. ej., logarítmica) podría mejorar el ajuste; se reporta como limitación.</w:t>
+      </w:r>
+    </w:p>
+    <w:p>
+      <w:pPr>
+        <w:pStyle w:val="ListParagraph"/>
+        <w:numPr>
+          <w:ilvl w:val="0"/>
+          <w:numId w:val="2"/>
+        </w:numPr>
+        <w:spacing w:after="40" w:line="252"/>
+        <w:jc w:val="both"/>
+      </w:pPr>
+      <w:r>
+        <w:rPr>
+          <w:b/>
+          <w:bCs/>
+        </w:rPr>
+        <w:t xml:space="preserve">Residuos:</w:t>
+      </w:r>
+      <w:r>
+        <w:t xml:space="preserve"> los residuos de Pearson del modelo final se concentran entre −1,86 y 1,36 (percentiles 1 y 99); solo el 0,9 % supera |2| y 16 sesiones (0,19 %) superan |3|, 7 de ellas compras con probabilidad ajustada baja. El cociente devianza/gl es 1,19, sin evidencia fuerte de sobredispersión. El gráfico de residuos frente a ajustados muestra las dos bandas propias de una respuesta binaria, sin patrones adicionales.</w:t>
       </w:r>
     </w:p>
     <w:p>
@@ -5669,6 +8834,8 @@
           </w:tcPr>
           <w:p>
             <w:pPr>
+              <w:keepNext/>
+              <w:keepLines/>
               <w:jc w:val="left"/>
             </w:pPr>
             <w:r>
@@ -5701,6 +8868,8 @@
           </w:tcPr>
           <w:p>
             <w:pPr>
+              <w:keepNext/>
+              <w:keepLines/>
               <w:jc w:val="center"/>
             </w:pPr>
             <w:r>
@@ -5733,6 +8902,8 @@
           </w:tcPr>
           <w:p>
             <w:pPr>
+              <w:keepNext/>
+              <w:keepLines/>
               <w:jc w:val="center"/>
             </w:pPr>
             <w:r>
@@ -5765,6 +8936,8 @@
           </w:tcPr>
           <w:p>
             <w:pPr>
+              <w:keepNext/>
+              <w:keepLines/>
               <w:jc w:val="center"/>
             </w:pPr>
             <w:r>
@@ -5797,6 +8970,8 @@
           </w:tcPr>
           <w:p>
             <w:pPr>
+              <w:keepNext/>
+              <w:keepLines/>
               <w:jc w:val="center"/>
             </w:pPr>
             <w:r>
@@ -5829,6 +9004,8 @@
           </w:tcPr>
           <w:p>
             <w:pPr>
+              <w:keepNext/>
+              <w:keepLines/>
               <w:jc w:val="center"/>
             </w:pPr>
             <w:r>
@@ -5862,6 +9039,8 @@
           </w:tcPr>
           <w:p>
             <w:pPr>
+              <w:keepNext/>
+              <w:keepLines/>
               <w:jc w:val="left"/>
             </w:pPr>
             <w:r>
@@ -5891,6 +9070,8 @@
           </w:tcPr>
           <w:p>
             <w:pPr>
+              <w:keepNext/>
+              <w:keepLines/>
               <w:jc w:val="center"/>
             </w:pPr>
             <w:r>
@@ -5920,6 +9101,8 @@
           </w:tcPr>
           <w:p>
             <w:pPr>
+              <w:keepNext/>
+              <w:keepLines/>
               <w:jc w:val="center"/>
             </w:pPr>
             <w:r>
@@ -5949,6 +9132,8 @@
           </w:tcPr>
           <w:p>
             <w:pPr>
+              <w:keepNext/>
+              <w:keepLines/>
               <w:jc w:val="center"/>
             </w:pPr>
             <w:r>
@@ -5978,6 +9163,8 @@
           </w:tcPr>
           <w:p>
             <w:pPr>
+              <w:keepNext/>
+              <w:keepLines/>
               <w:jc w:val="center"/>
             </w:pPr>
             <w:r>
@@ -6007,6 +9194,8 @@
           </w:tcPr>
           <w:p>
             <w:pPr>
+              <w:keepNext/>
+              <w:keepLines/>
               <w:jc w:val="center"/>
             </w:pPr>
             <w:r>
@@ -6038,6 +9227,8 @@
           </w:tcPr>
           <w:p>
             <w:pPr>
+              <w:keepNext/>
+              <w:keepLines/>
               <w:jc w:val="left"/>
             </w:pPr>
             <w:r>
@@ -6067,6 +9258,8 @@
           </w:tcPr>
           <w:p>
             <w:pPr>
+              <w:keepNext/>
+              <w:keepLines/>
               <w:jc w:val="center"/>
             </w:pPr>
             <w:r>
@@ -6096,6 +9289,8 @@
           </w:tcPr>
           <w:p>
             <w:pPr>
+              <w:keepNext/>
+              <w:keepLines/>
               <w:jc w:val="center"/>
             </w:pPr>
             <w:r>
@@ -6125,6 +9320,8 @@
           </w:tcPr>
           <w:p>
             <w:pPr>
+              <w:keepNext/>
+              <w:keepLines/>
               <w:jc w:val="center"/>
             </w:pPr>
             <w:r>
@@ -6154,6 +9351,8 @@
           </w:tcPr>
           <w:p>
             <w:pPr>
+              <w:keepNext/>
+              <w:keepLines/>
               <w:jc w:val="center"/>
             </w:pPr>
             <w:r>
@@ -6183,6 +9382,8 @@
           </w:tcPr>
           <w:p>
             <w:pPr>
+              <w:keepNext/>
+              <w:keepLines/>
               <w:jc w:val="center"/>
             </w:pPr>
             <w:r>
@@ -6214,6 +9415,8 @@
           </w:tcPr>
           <w:p>
             <w:pPr>
+              <w:keepNext/>
+              <w:keepLines/>
               <w:jc w:val="left"/>
             </w:pPr>
             <w:r>
@@ -6243,6 +9446,8 @@
           </w:tcPr>
           <w:p>
             <w:pPr>
+              <w:keepNext/>
+              <w:keepLines/>
               <w:jc w:val="center"/>
             </w:pPr>
             <w:r>
@@ -6272,6 +9477,8 @@
           </w:tcPr>
           <w:p>
             <w:pPr>
+              <w:keepNext/>
+              <w:keepLines/>
               <w:jc w:val="center"/>
             </w:pPr>
             <w:r>
@@ -6301,6 +9508,8 @@
           </w:tcPr>
           <w:p>
             <w:pPr>
+              <w:keepNext/>
+              <w:keepLines/>
               <w:jc w:val="center"/>
             </w:pPr>
             <w:r>
@@ -6330,6 +9539,8 @@
           </w:tcPr>
           <w:p>
             <w:pPr>
+              <w:keepNext/>
+              <w:keepLines/>
               <w:jc w:val="center"/>
             </w:pPr>
             <w:r>
@@ -6359,6 +9570,8 @@
           </w:tcPr>
           <w:p>
             <w:pPr>
+              <w:keepNext/>
+              <w:keepLines/>
               <w:jc w:val="center"/>
             </w:pPr>
             <w:r>
@@ -6390,6 +9603,8 @@
           </w:tcPr>
           <w:p>
             <w:pPr>
+              <w:keepNext/>
+              <w:keepLines/>
               <w:jc w:val="left"/>
             </w:pPr>
             <w:r>
@@ -6419,6 +9634,8 @@
           </w:tcPr>
           <w:p>
             <w:pPr>
+              <w:keepNext/>
+              <w:keepLines/>
               <w:jc w:val="center"/>
             </w:pPr>
             <w:r>
@@ -6448,6 +9665,8 @@
           </w:tcPr>
           <w:p>
             <w:pPr>
+              <w:keepNext/>
+              <w:keepLines/>
               <w:jc w:val="center"/>
             </w:pPr>
             <w:r>
@@ -6477,6 +9696,8 @@
           </w:tcPr>
           <w:p>
             <w:pPr>
+              <w:keepNext/>
+              <w:keepLines/>
               <w:jc w:val="center"/>
             </w:pPr>
             <w:r>
@@ -6506,6 +9727,8 @@
           </w:tcPr>
           <w:p>
             <w:pPr>
+              <w:keepNext/>
+              <w:keepLines/>
               <w:jc w:val="center"/>
             </w:pPr>
             <w:r>
@@ -6535,6 +9758,8 @@
           </w:tcPr>
           <w:p>
             <w:pPr>
+              <w:keepNext/>
+              <w:keepLines/>
               <w:jc w:val="center"/>
             </w:pPr>
             <w:r>
@@ -6566,6 +9791,8 @@
           </w:tcPr>
           <w:p>
             <w:pPr>
+              <w:keepNext/>
+              <w:keepLines/>
               <w:jc w:val="left"/>
             </w:pPr>
             <w:r>
@@ -6595,6 +9822,8 @@
           </w:tcPr>
           <w:p>
             <w:pPr>
+              <w:keepNext/>
+              <w:keepLines/>
               <w:jc w:val="center"/>
             </w:pPr>
             <w:r>
@@ -6624,6 +9853,8 @@
           </w:tcPr>
           <w:p>
             <w:pPr>
+              <w:keepNext/>
+              <w:keepLines/>
               <w:jc w:val="center"/>
             </w:pPr>
             <w:r>
@@ -6653,6 +9884,8 @@
           </w:tcPr>
           <w:p>
             <w:pPr>
+              <w:keepNext/>
+              <w:keepLines/>
               <w:jc w:val="center"/>
             </w:pPr>
             <w:r>
@@ -6682,6 +9915,8 @@
           </w:tcPr>
           <w:p>
             <w:pPr>
+              <w:keepNext/>
+              <w:keepLines/>
               <w:jc w:val="center"/>
             </w:pPr>
             <w:r>
@@ -6711,6 +9946,8 @@
           </w:tcPr>
           <w:p>
             <w:pPr>
+              <w:keepNext/>
+              <w:keepLines/>
               <w:jc w:val="center"/>
             </w:pPr>
             <w:r>
@@ -6737,7 +9974,7 @@
           <w:sz w:val="17"/>
           <w:szCs w:val="17"/>
         </w:rPr>
-        <w:t xml:space="preserve">Tabla 6. Odds ratios del modelo final con IC tradicional y bootstrap (2.000 réplicas).</w:t>
+        <w:t xml:space="preserve">Tabla 7. Odds ratios del modelo final con IC tradicional y bootstrap (2.000 réplicas).</w:t>
       </w:r>
     </w:p>
     <w:p>
@@ -6879,14 +10116,14 @@
         </w:tblBorders>
       </w:tblPr>
       <w:tblGrid>
-        <w:gridCol w:w="1500"/>
-        <w:gridCol w:w="1500"/>
-        <w:gridCol w:w="1150"/>
-        <w:gridCol w:w="1250"/>
-        <w:gridCol w:w="1050"/>
+        <w:gridCol w:w="1300"/>
+        <w:gridCol w:w="1350"/>
+        <w:gridCol w:w="1700"/>
+        <w:gridCol w:w="1700"/>
+        <w:gridCol w:w="950"/>
+        <w:gridCol w:w="900"/>
         <w:gridCol w:w="1000"/>
-        <w:gridCol w:w="1050"/>
-        <w:gridCol w:w="1472"/>
+        <w:gridCol w:w="1072"/>
       </w:tblGrid>
       <w:tr>
         <w:trPr>
@@ -6894,7 +10131,7 @@
         </w:trPr>
         <w:tc>
           <w:tcPr>
-            <w:tcW w:type="dxa" w:w="1500"/>
+            <w:tcW w:type="dxa" w:w="1300"/>
             <w:tcBorders>
               <w:top w:val="single" w:color="B4C6E7" w:sz="4"/>
               <w:left w:val="single" w:color="B4C6E7" w:sz="4"/>
@@ -6911,6 +10148,8 @@
           </w:tcPr>
           <w:p>
             <w:pPr>
+              <w:keepNext/>
+              <w:keepLines/>
               <w:jc w:val="left"/>
             </w:pPr>
             <w:r>
@@ -6926,7 +10165,7 @@
         </w:tc>
         <w:tc>
           <w:tcPr>
-            <w:tcW w:type="dxa" w:w="1500"/>
+            <w:tcW w:type="dxa" w:w="1350"/>
             <w:tcBorders>
               <w:top w:val="single" w:color="B4C6E7" w:sz="4"/>
               <w:left w:val="single" w:color="B4C6E7" w:sz="4"/>
@@ -6943,6 +10182,8 @@
           </w:tcPr>
           <w:p>
             <w:pPr>
+              <w:keepNext/>
+              <w:keepLines/>
               <w:jc w:val="center"/>
             </w:pPr>
             <w:r>
@@ -6958,7 +10199,7 @@
         </w:tc>
         <w:tc>
           <w:tcPr>
-            <w:tcW w:type="dxa" w:w="1150"/>
+            <w:tcW w:type="dxa" w:w="1700"/>
             <w:tcBorders>
               <w:top w:val="single" w:color="B4C6E7" w:sz="4"/>
               <w:left w:val="single" w:color="B4C6E7" w:sz="4"/>
@@ -6975,6 +10216,8 @@
           </w:tcPr>
           <w:p>
             <w:pPr>
+              <w:keepNext/>
+              <w:keepLines/>
               <w:jc w:val="center"/>
             </w:pPr>
             <w:r>
@@ -6984,13 +10227,13 @@
                 <w:sz w:val="16"/>
                 <w:szCs w:val="16"/>
               </w:rPr>
-              <w:t xml:space="preserve">OR ExitRates</w:t>
-            </w:r>
-          </w:p>
-        </w:tc>
-        <w:tc>
-          <w:tcPr>
-            <w:tcW w:type="dxa" w:w="1250"/>
+              <w:t xml:space="preserve">OR ExitRates (IC 95 %)</w:t>
+            </w:r>
+          </w:p>
+        </w:tc>
+        <w:tc>
+          <w:tcPr>
+            <w:tcW w:type="dxa" w:w="1700"/>
             <w:tcBorders>
               <w:top w:val="single" w:color="B4C6E7" w:sz="4"/>
               <w:left w:val="single" w:color="B4C6E7" w:sz="4"/>
@@ -7007,6 +10250,8 @@
           </w:tcPr>
           <w:p>
             <w:pPr>
+              <w:keepNext/>
+              <w:keepLines/>
               <w:jc w:val="center"/>
             </w:pPr>
             <w:r>
@@ -7016,13 +10261,13 @@
                 <w:sz w:val="16"/>
                 <w:szCs w:val="16"/>
               </w:rPr>
-              <w:t xml:space="preserve">OR PR_Duration</w:t>
-            </w:r>
-          </w:p>
-        </w:tc>
-        <w:tc>
-          <w:tcPr>
-            <w:tcW w:type="dxa" w:w="1050"/>
+              <w:t xml:space="preserve">OR PR_Duration (IC 95 %)</w:t>
+            </w:r>
+          </w:p>
+        </w:tc>
+        <w:tc>
+          <w:tcPr>
+            <w:tcW w:type="dxa" w:w="950"/>
             <w:tcBorders>
               <w:top w:val="single" w:color="B4C6E7" w:sz="4"/>
               <w:left w:val="single" w:color="B4C6E7" w:sz="4"/>
@@ -7039,6 +10284,8 @@
           </w:tcPr>
           <w:p>
             <w:pPr>
+              <w:keepNext/>
+              <w:keepLines/>
               <w:jc w:val="center"/>
             </w:pPr>
             <w:r>
@@ -7054,7 +10301,7 @@
         </w:tc>
         <w:tc>
           <w:tcPr>
-            <w:tcW w:type="dxa" w:w="1000"/>
+            <w:tcW w:type="dxa" w:w="900"/>
             <w:tcBorders>
               <w:top w:val="single" w:color="B4C6E7" w:sz="4"/>
               <w:left w:val="single" w:color="B4C6E7" w:sz="4"/>
@@ -7071,6 +10318,8 @@
           </w:tcPr>
           <w:p>
             <w:pPr>
+              <w:keepNext/>
+              <w:keepLines/>
               <w:jc w:val="center"/>
             </w:pPr>
             <w:r>
@@ -7086,7 +10335,7 @@
         </w:tc>
         <w:tc>
           <w:tcPr>
-            <w:tcW w:type="dxa" w:w="1050"/>
+            <w:tcW w:type="dxa" w:w="1000"/>
             <w:tcBorders>
               <w:top w:val="single" w:color="B4C6E7" w:sz="4"/>
               <w:left w:val="single" w:color="B4C6E7" w:sz="4"/>
@@ -7103,6 +10352,8 @@
           </w:tcPr>
           <w:p>
             <w:pPr>
+              <w:keepNext/>
+              <w:keepLines/>
               <w:jc w:val="center"/>
             </w:pPr>
             <w:r>
@@ -7118,7 +10369,7 @@
         </w:tc>
         <w:tc>
           <w:tcPr>
-            <w:tcW w:type="dxa" w:w="1472"/>
+            <w:tcW w:type="dxa" w:w="1072"/>
             <w:tcBorders>
               <w:top w:val="single" w:color="B4C6E7" w:sz="4"/>
               <w:left w:val="single" w:color="B4C6E7" w:sz="4"/>
@@ -7135,6 +10386,8 @@
           </w:tcPr>
           <w:p>
             <w:pPr>
+              <w:keepNext/>
+              <w:keepLines/>
               <w:jc w:val="center"/>
             </w:pPr>
             <w:r>
@@ -7152,22 +10405,24 @@
       <w:tr>
         <w:tc>
           <w:tcPr>
-            <w:tcW w:type="dxa" w:w="1500"/>
-            <w:tcBorders>
-              <w:top w:val="single" w:color="B4C6E7" w:sz="4"/>
-              <w:left w:val="single" w:color="B4C6E7" w:sz="4"/>
-              <w:bottom w:val="single" w:color="B4C6E7" w:sz="4"/>
-              <w:right w:val="single" w:color="B4C6E7" w:sz="4"/>
-            </w:tcBorders>
-            <w:tcMar>
-              <w:top w:type="dxa" w:w="30"/>
-              <w:left w:type="dxa" w:w="70"/>
-              <w:bottom w:type="dxa" w:w="30"/>
-              <w:right w:type="dxa" w:w="70"/>
-            </w:tcMar>
-          </w:tcPr>
-          <w:p>
-            <w:pPr>
+            <w:tcW w:type="dxa" w:w="1300"/>
+            <w:tcBorders>
+              <w:top w:val="single" w:color="B4C6E7" w:sz="4"/>
+              <w:left w:val="single" w:color="B4C6E7" w:sz="4"/>
+              <w:bottom w:val="single" w:color="B4C6E7" w:sz="4"/>
+              <w:right w:val="single" w:color="B4C6E7" w:sz="4"/>
+            </w:tcBorders>
+            <w:tcMar>
+              <w:top w:type="dxa" w:w="30"/>
+              <w:left w:type="dxa" w:w="70"/>
+              <w:bottom w:type="dxa" w:w="30"/>
+              <w:right w:type="dxa" w:w="70"/>
+            </w:tcMar>
+          </w:tcPr>
+          <w:p>
+            <w:pPr>
+              <w:keepNext/>
+              <w:keepLines/>
               <w:jc w:val="left"/>
             </w:pPr>
             <w:r>
@@ -7181,22 +10436,24 @@
         </w:tc>
         <w:tc>
           <w:tcPr>
-            <w:tcW w:type="dxa" w:w="1500"/>
-            <w:tcBorders>
-              <w:top w:val="single" w:color="B4C6E7" w:sz="4"/>
-              <w:left w:val="single" w:color="B4C6E7" w:sz="4"/>
-              <w:bottom w:val="single" w:color="B4C6E7" w:sz="4"/>
-              <w:right w:val="single" w:color="B4C6E7" w:sz="4"/>
-            </w:tcBorders>
-            <w:tcMar>
-              <w:top w:type="dxa" w:w="30"/>
-              <w:left w:type="dxa" w:w="70"/>
-              <w:bottom w:type="dxa" w:w="30"/>
-              <w:right w:type="dxa" w:w="70"/>
-            </w:tcMar>
-          </w:tcPr>
-          <w:p>
-            <w:pPr>
+            <w:tcW w:type="dxa" w:w="1350"/>
+            <w:tcBorders>
+              <w:top w:val="single" w:color="B4C6E7" w:sz="4"/>
+              <w:left w:val="single" w:color="B4C6E7" w:sz="4"/>
+              <w:bottom w:val="single" w:color="B4C6E7" w:sz="4"/>
+              <w:right w:val="single" w:color="B4C6E7" w:sz="4"/>
+            </w:tcBorders>
+            <w:tcMar>
+              <w:top w:type="dxa" w:w="30"/>
+              <w:left w:type="dxa" w:w="70"/>
+              <w:bottom w:type="dxa" w:w="30"/>
+              <w:right w:type="dxa" w:w="70"/>
+            </w:tcMar>
+          </w:tcPr>
+          <w:p>
+            <w:pPr>
+              <w:keepNext/>
+              <w:keepLines/>
               <w:jc w:val="center"/>
             </w:pPr>
             <w:r>
@@ -7210,80 +10467,86 @@
         </w:tc>
         <w:tc>
           <w:tcPr>
-            <w:tcW w:type="dxa" w:w="1150"/>
-            <w:tcBorders>
-              <w:top w:val="single" w:color="B4C6E7" w:sz="4"/>
-              <w:left w:val="single" w:color="B4C6E7" w:sz="4"/>
-              <w:bottom w:val="single" w:color="B4C6E7" w:sz="4"/>
-              <w:right w:val="single" w:color="B4C6E7" w:sz="4"/>
-            </w:tcBorders>
-            <w:tcMar>
-              <w:top w:type="dxa" w:w="30"/>
-              <w:left w:type="dxa" w:w="70"/>
-              <w:bottom w:type="dxa" w:w="30"/>
-              <w:right w:type="dxa" w:w="70"/>
-            </w:tcMar>
-          </w:tcPr>
-          <w:p>
-            <w:pPr>
-              <w:jc w:val="center"/>
-            </w:pPr>
-            <w:r>
-              <w:rPr>
-                <w:sz w:val="16"/>
-                <w:szCs w:val="16"/>
-              </w:rPr>
-              <w:t xml:space="preserve">0,177</w:t>
-            </w:r>
-          </w:p>
-        </w:tc>
-        <w:tc>
-          <w:tcPr>
-            <w:tcW w:type="dxa" w:w="1250"/>
-            <w:tcBorders>
-              <w:top w:val="single" w:color="B4C6E7" w:sz="4"/>
-              <w:left w:val="single" w:color="B4C6E7" w:sz="4"/>
-              <w:bottom w:val="single" w:color="B4C6E7" w:sz="4"/>
-              <w:right w:val="single" w:color="B4C6E7" w:sz="4"/>
-            </w:tcBorders>
-            <w:tcMar>
-              <w:top w:type="dxa" w:w="30"/>
-              <w:left w:type="dxa" w:w="70"/>
-              <w:bottom w:type="dxa" w:w="30"/>
-              <w:right w:type="dxa" w:w="70"/>
-            </w:tcMar>
-          </w:tcPr>
-          <w:p>
-            <w:pPr>
-              <w:jc w:val="center"/>
-            </w:pPr>
-            <w:r>
-              <w:rPr>
-                <w:sz w:val="16"/>
-                <w:szCs w:val="16"/>
-              </w:rPr>
-              <w:t xml:space="preserve">1,263</w:t>
-            </w:r>
-          </w:p>
-        </w:tc>
-        <w:tc>
-          <w:tcPr>
-            <w:tcW w:type="dxa" w:w="1050"/>
-            <w:tcBorders>
-              <w:top w:val="single" w:color="B4C6E7" w:sz="4"/>
-              <w:left w:val="single" w:color="B4C6E7" w:sz="4"/>
-              <w:bottom w:val="single" w:color="B4C6E7" w:sz="4"/>
-              <w:right w:val="single" w:color="B4C6E7" w:sz="4"/>
-            </w:tcBorders>
-            <w:tcMar>
-              <w:top w:type="dxa" w:w="30"/>
-              <w:left w:type="dxa" w:w="70"/>
-              <w:bottom w:type="dxa" w:w="30"/>
-              <w:right w:type="dxa" w:w="70"/>
-            </w:tcMar>
-          </w:tcPr>
-          <w:p>
-            <w:pPr>
+            <w:tcW w:type="dxa" w:w="1700"/>
+            <w:tcBorders>
+              <w:top w:val="single" w:color="B4C6E7" w:sz="4"/>
+              <w:left w:val="single" w:color="B4C6E7" w:sz="4"/>
+              <w:bottom w:val="single" w:color="B4C6E7" w:sz="4"/>
+              <w:right w:val="single" w:color="B4C6E7" w:sz="4"/>
+            </w:tcBorders>
+            <w:tcMar>
+              <w:top w:type="dxa" w:w="30"/>
+              <w:left w:type="dxa" w:w="70"/>
+              <w:bottom w:type="dxa" w:w="30"/>
+              <w:right w:type="dxa" w:w="70"/>
+            </w:tcMar>
+          </w:tcPr>
+          <w:p>
+            <w:pPr>
+              <w:keepNext/>
+              <w:keepLines/>
+              <w:jc w:val="center"/>
+            </w:pPr>
+            <w:r>
+              <w:rPr>
+                <w:sz w:val="16"/>
+                <w:szCs w:val="16"/>
+              </w:rPr>
+              <w:t xml:space="preserve">0,177 (0,150–0,209)</w:t>
+            </w:r>
+          </w:p>
+        </w:tc>
+        <w:tc>
+          <w:tcPr>
+            <w:tcW w:type="dxa" w:w="1700"/>
+            <w:tcBorders>
+              <w:top w:val="single" w:color="B4C6E7" w:sz="4"/>
+              <w:left w:val="single" w:color="B4C6E7" w:sz="4"/>
+              <w:bottom w:val="single" w:color="B4C6E7" w:sz="4"/>
+              <w:right w:val="single" w:color="B4C6E7" w:sz="4"/>
+            </w:tcBorders>
+            <w:tcMar>
+              <w:top w:type="dxa" w:w="30"/>
+              <w:left w:type="dxa" w:w="70"/>
+              <w:bottom w:type="dxa" w:w="30"/>
+              <w:right w:type="dxa" w:w="70"/>
+            </w:tcMar>
+          </w:tcPr>
+          <w:p>
+            <w:pPr>
+              <w:keepNext/>
+              <w:keepLines/>
+              <w:jc w:val="center"/>
+            </w:pPr>
+            <w:r>
+              <w:rPr>
+                <w:sz w:val="16"/>
+                <w:szCs w:val="16"/>
+              </w:rPr>
+              <w:t xml:space="preserve">1,263 (1,182–1,351)</w:t>
+            </w:r>
+          </w:p>
+        </w:tc>
+        <w:tc>
+          <w:tcPr>
+            <w:tcW w:type="dxa" w:w="950"/>
+            <w:tcBorders>
+              <w:top w:val="single" w:color="B4C6E7" w:sz="4"/>
+              <w:left w:val="single" w:color="B4C6E7" w:sz="4"/>
+              <w:bottom w:val="single" w:color="B4C6E7" w:sz="4"/>
+              <w:right w:val="single" w:color="B4C6E7" w:sz="4"/>
+            </w:tcBorders>
+            <w:tcMar>
+              <w:top w:type="dxa" w:w="30"/>
+              <w:left w:type="dxa" w:w="70"/>
+              <w:bottom w:type="dxa" w:w="30"/>
+              <w:right w:type="dxa" w:w="70"/>
+            </w:tcMar>
+          </w:tcPr>
+          <w:p>
+            <w:pPr>
+              <w:keepNext/>
+              <w:keepLines/>
               <w:jc w:val="center"/>
             </w:pPr>
             <w:r>
@@ -7297,6 +10560,37 @@
         </w:tc>
         <w:tc>
           <w:tcPr>
+            <w:tcW w:type="dxa" w:w="900"/>
+            <w:tcBorders>
+              <w:top w:val="single" w:color="B4C6E7" w:sz="4"/>
+              <w:left w:val="single" w:color="B4C6E7" w:sz="4"/>
+              <w:bottom w:val="single" w:color="B4C6E7" w:sz="4"/>
+              <w:right w:val="single" w:color="B4C6E7" w:sz="4"/>
+            </w:tcBorders>
+            <w:tcMar>
+              <w:top w:type="dxa" w:w="30"/>
+              <w:left w:type="dxa" w:w="70"/>
+              <w:bottom w:type="dxa" w:w="30"/>
+              <w:right w:type="dxa" w:w="70"/>
+            </w:tcMar>
+          </w:tcPr>
+          <w:p>
+            <w:pPr>
+              <w:keepNext/>
+              <w:keepLines/>
+              <w:jc w:val="center"/>
+            </w:pPr>
+            <w:r>
+              <w:rPr>
+                <w:sz w:val="16"/>
+                <w:szCs w:val="16"/>
+              </w:rPr>
+              <w:t xml:space="preserve">0,725</w:t>
+            </w:r>
+          </w:p>
+        </w:tc>
+        <w:tc>
+          <w:tcPr>
             <w:tcW w:type="dxa" w:w="1000"/>
             <w:tcBorders>
               <w:top w:val="single" w:color="B4C6E7" w:sz="4"/>
@@ -7313,35 +10607,8 @@
           </w:tcPr>
           <w:p>
             <w:pPr>
-              <w:jc w:val="center"/>
-            </w:pPr>
-            <w:r>
-              <w:rPr>
-                <w:sz w:val="16"/>
-                <w:szCs w:val="16"/>
-              </w:rPr>
-              <w:t xml:space="preserve">0,725</w:t>
-            </w:r>
-          </w:p>
-        </w:tc>
-        <w:tc>
-          <w:tcPr>
-            <w:tcW w:type="dxa" w:w="1050"/>
-            <w:tcBorders>
-              <w:top w:val="single" w:color="B4C6E7" w:sz="4"/>
-              <w:left w:val="single" w:color="B4C6E7" w:sz="4"/>
-              <w:bottom w:val="single" w:color="B4C6E7" w:sz="4"/>
-              <w:right w:val="single" w:color="B4C6E7" w:sz="4"/>
-            </w:tcBorders>
-            <w:tcMar>
-              <w:top w:type="dxa" w:w="30"/>
-              <w:left w:type="dxa" w:w="70"/>
-              <w:bottom w:type="dxa" w:w="30"/>
-              <w:right w:type="dxa" w:w="70"/>
-            </w:tcMar>
-          </w:tcPr>
-          <w:p>
-            <w:pPr>
+              <w:keepNext/>
+              <w:keepLines/>
               <w:jc w:val="center"/>
             </w:pPr>
             <w:r>
@@ -7355,22 +10622,24 @@
         </w:tc>
         <w:tc>
           <w:tcPr>
-            <w:tcW w:type="dxa" w:w="1472"/>
-            <w:tcBorders>
-              <w:top w:val="single" w:color="B4C6E7" w:sz="4"/>
-              <w:left w:val="single" w:color="B4C6E7" w:sz="4"/>
-              <w:bottom w:val="single" w:color="B4C6E7" w:sz="4"/>
-              <w:right w:val="single" w:color="B4C6E7" w:sz="4"/>
-            </w:tcBorders>
-            <w:tcMar>
-              <w:top w:type="dxa" w:w="30"/>
-              <w:left w:type="dxa" w:w="70"/>
-              <w:bottom w:type="dxa" w:w="30"/>
-              <w:right w:type="dxa" w:w="70"/>
-            </w:tcMar>
-          </w:tcPr>
-          <w:p>
-            <w:pPr>
+            <w:tcW w:type="dxa" w:w="1072"/>
+            <w:tcBorders>
+              <w:top w:val="single" w:color="B4C6E7" w:sz="4"/>
+              <w:left w:val="single" w:color="B4C6E7" w:sz="4"/>
+              <w:bottom w:val="single" w:color="B4C6E7" w:sz="4"/>
+              <w:right w:val="single" w:color="B4C6E7" w:sz="4"/>
+            </w:tcBorders>
+            <w:tcMar>
+              <w:top w:type="dxa" w:w="30"/>
+              <w:left w:type="dxa" w:w="70"/>
+              <w:bottom w:type="dxa" w:w="30"/>
+              <w:right w:type="dxa" w:w="70"/>
+            </w:tcMar>
+          </w:tcPr>
+          <w:p>
+            <w:pPr>
+              <w:keepNext/>
+              <w:keepLines/>
               <w:jc w:val="center"/>
             </w:pPr>
             <w:r>
@@ -7386,22 +10655,24 @@
       <w:tr>
         <w:tc>
           <w:tcPr>
-            <w:tcW w:type="dxa" w:w="1500"/>
-            <w:tcBorders>
-              <w:top w:val="single" w:color="B4C6E7" w:sz="4"/>
-              <w:left w:val="single" w:color="B4C6E7" w:sz="4"/>
-              <w:bottom w:val="single" w:color="B4C6E7" w:sz="4"/>
-              <w:right w:val="single" w:color="B4C6E7" w:sz="4"/>
-            </w:tcBorders>
-            <w:tcMar>
-              <w:top w:type="dxa" w:w="30"/>
-              <w:left w:type="dxa" w:w="70"/>
-              <w:bottom w:type="dxa" w:w="30"/>
-              <w:right w:type="dxa" w:w="70"/>
-            </w:tcMar>
-          </w:tcPr>
-          <w:p>
-            <w:pPr>
+            <w:tcW w:type="dxa" w:w="1300"/>
+            <w:tcBorders>
+              <w:top w:val="single" w:color="B4C6E7" w:sz="4"/>
+              <w:left w:val="single" w:color="B4C6E7" w:sz="4"/>
+              <w:bottom w:val="single" w:color="B4C6E7" w:sz="4"/>
+              <w:right w:val="single" w:color="B4C6E7" w:sz="4"/>
+            </w:tcBorders>
+            <w:tcMar>
+              <w:top w:type="dxa" w:w="30"/>
+              <w:left w:type="dxa" w:w="70"/>
+              <w:bottom w:type="dxa" w:w="30"/>
+              <w:right w:type="dxa" w:w="70"/>
+            </w:tcMar>
+          </w:tcPr>
+          <w:p>
+            <w:pPr>
+              <w:keepNext/>
+              <w:keepLines/>
               <w:jc w:val="left"/>
             </w:pPr>
             <w:r>
@@ -7415,22 +10686,24 @@
         </w:tc>
         <w:tc>
           <w:tcPr>
-            <w:tcW w:type="dxa" w:w="1500"/>
-            <w:tcBorders>
-              <w:top w:val="single" w:color="B4C6E7" w:sz="4"/>
-              <w:left w:val="single" w:color="B4C6E7" w:sz="4"/>
-              <w:bottom w:val="single" w:color="B4C6E7" w:sz="4"/>
-              <w:right w:val="single" w:color="B4C6E7" w:sz="4"/>
-            </w:tcBorders>
-            <w:tcMar>
-              <w:top w:type="dxa" w:w="30"/>
-              <w:left w:type="dxa" w:w="70"/>
-              <w:bottom w:type="dxa" w:w="30"/>
-              <w:right w:type="dxa" w:w="70"/>
-            </w:tcMar>
-          </w:tcPr>
-          <w:p>
-            <w:pPr>
+            <w:tcW w:type="dxa" w:w="1350"/>
+            <w:tcBorders>
+              <w:top w:val="single" w:color="B4C6E7" w:sz="4"/>
+              <w:left w:val="single" w:color="B4C6E7" w:sz="4"/>
+              <w:bottom w:val="single" w:color="B4C6E7" w:sz="4"/>
+              <w:right w:val="single" w:color="B4C6E7" w:sz="4"/>
+            </w:tcBorders>
+            <w:tcMar>
+              <w:top w:type="dxa" w:w="30"/>
+              <w:left w:type="dxa" w:w="70"/>
+              <w:bottom w:type="dxa" w:w="30"/>
+              <w:right w:type="dxa" w:w="70"/>
+            </w:tcMar>
+          </w:tcPr>
+          <w:p>
+            <w:pPr>
+              <w:keepNext/>
+              <w:keepLines/>
               <w:jc w:val="center"/>
             </w:pPr>
             <w:r>
@@ -7444,80 +10717,86 @@
         </w:tc>
         <w:tc>
           <w:tcPr>
-            <w:tcW w:type="dxa" w:w="1150"/>
-            <w:tcBorders>
-              <w:top w:val="single" w:color="B4C6E7" w:sz="4"/>
-              <w:left w:val="single" w:color="B4C6E7" w:sz="4"/>
-              <w:bottom w:val="single" w:color="B4C6E7" w:sz="4"/>
-              <w:right w:val="single" w:color="B4C6E7" w:sz="4"/>
-            </w:tcBorders>
-            <w:tcMar>
-              <w:top w:type="dxa" w:w="30"/>
-              <w:left w:type="dxa" w:w="70"/>
-              <w:bottom w:type="dxa" w:w="30"/>
-              <w:right w:type="dxa" w:w="70"/>
-            </w:tcMar>
-          </w:tcPr>
-          <w:p>
-            <w:pPr>
-              <w:jc w:val="center"/>
-            </w:pPr>
-            <w:r>
-              <w:rPr>
-                <w:sz w:val="16"/>
-                <w:szCs w:val="16"/>
-              </w:rPr>
-              <w:t xml:space="preserve">0,221</w:t>
-            </w:r>
-          </w:p>
-        </w:tc>
-        <w:tc>
-          <w:tcPr>
-            <w:tcW w:type="dxa" w:w="1250"/>
-            <w:tcBorders>
-              <w:top w:val="single" w:color="B4C6E7" w:sz="4"/>
-              <w:left w:val="single" w:color="B4C6E7" w:sz="4"/>
-              <w:bottom w:val="single" w:color="B4C6E7" w:sz="4"/>
-              <w:right w:val="single" w:color="B4C6E7" w:sz="4"/>
-            </w:tcBorders>
-            <w:tcMar>
-              <w:top w:type="dxa" w:w="30"/>
-              <w:left w:type="dxa" w:w="70"/>
-              <w:bottom w:type="dxa" w:w="30"/>
-              <w:right w:type="dxa" w:w="70"/>
-            </w:tcMar>
-          </w:tcPr>
-          <w:p>
-            <w:pPr>
-              <w:jc w:val="center"/>
-            </w:pPr>
-            <w:r>
-              <w:rPr>
-                <w:sz w:val="16"/>
-                <w:szCs w:val="16"/>
-              </w:rPr>
-              <w:t xml:space="preserve">1,288</w:t>
-            </w:r>
-          </w:p>
-        </w:tc>
-        <w:tc>
-          <w:tcPr>
-            <w:tcW w:type="dxa" w:w="1050"/>
-            <w:tcBorders>
-              <w:top w:val="single" w:color="B4C6E7" w:sz="4"/>
-              <w:left w:val="single" w:color="B4C6E7" w:sz="4"/>
-              <w:bottom w:val="single" w:color="B4C6E7" w:sz="4"/>
-              <w:right w:val="single" w:color="B4C6E7" w:sz="4"/>
-            </w:tcBorders>
-            <w:tcMar>
-              <w:top w:type="dxa" w:w="30"/>
-              <w:left w:type="dxa" w:w="70"/>
-              <w:bottom w:type="dxa" w:w="30"/>
-              <w:right w:type="dxa" w:w="70"/>
-            </w:tcMar>
-          </w:tcPr>
-          <w:p>
-            <w:pPr>
+            <w:tcW w:type="dxa" w:w="1700"/>
+            <w:tcBorders>
+              <w:top w:val="single" w:color="B4C6E7" w:sz="4"/>
+              <w:left w:val="single" w:color="B4C6E7" w:sz="4"/>
+              <w:bottom w:val="single" w:color="B4C6E7" w:sz="4"/>
+              <w:right w:val="single" w:color="B4C6E7" w:sz="4"/>
+            </w:tcBorders>
+            <w:tcMar>
+              <w:top w:type="dxa" w:w="30"/>
+              <w:left w:type="dxa" w:w="70"/>
+              <w:bottom w:type="dxa" w:w="30"/>
+              <w:right w:type="dxa" w:w="70"/>
+            </w:tcMar>
+          </w:tcPr>
+          <w:p>
+            <w:pPr>
+              <w:keepNext/>
+              <w:keepLines/>
+              <w:jc w:val="center"/>
+            </w:pPr>
+            <w:r>
+              <w:rPr>
+                <w:sz w:val="16"/>
+                <w:szCs w:val="16"/>
+              </w:rPr>
+              <w:t xml:space="preserve">0,221 (0,192–0,254)</w:t>
+            </w:r>
+          </w:p>
+        </w:tc>
+        <w:tc>
+          <w:tcPr>
+            <w:tcW w:type="dxa" w:w="1700"/>
+            <w:tcBorders>
+              <w:top w:val="single" w:color="B4C6E7" w:sz="4"/>
+              <w:left w:val="single" w:color="B4C6E7" w:sz="4"/>
+              <w:bottom w:val="single" w:color="B4C6E7" w:sz="4"/>
+              <w:right w:val="single" w:color="B4C6E7" w:sz="4"/>
+            </w:tcBorders>
+            <w:tcMar>
+              <w:top w:type="dxa" w:w="30"/>
+              <w:left w:type="dxa" w:w="70"/>
+              <w:bottom w:type="dxa" w:w="30"/>
+              <w:right w:type="dxa" w:w="70"/>
+            </w:tcMar>
+          </w:tcPr>
+          <w:p>
+            <w:pPr>
+              <w:keepNext/>
+              <w:keepLines/>
+              <w:jc w:val="center"/>
+            </w:pPr>
+            <w:r>
+              <w:rPr>
+                <w:sz w:val="16"/>
+                <w:szCs w:val="16"/>
+              </w:rPr>
+              <w:t xml:space="preserve">1,288 (1,217–1,363)</w:t>
+            </w:r>
+          </w:p>
+        </w:tc>
+        <w:tc>
+          <w:tcPr>
+            <w:tcW w:type="dxa" w:w="950"/>
+            <w:tcBorders>
+              <w:top w:val="single" w:color="B4C6E7" w:sz="4"/>
+              <w:left w:val="single" w:color="B4C6E7" w:sz="4"/>
+              <w:bottom w:val="single" w:color="B4C6E7" w:sz="4"/>
+              <w:right w:val="single" w:color="B4C6E7" w:sz="4"/>
+            </w:tcBorders>
+            <w:tcMar>
+              <w:top w:type="dxa" w:w="30"/>
+              <w:left w:type="dxa" w:w="70"/>
+              <w:bottom w:type="dxa" w:w="30"/>
+              <w:right w:type="dxa" w:w="70"/>
+            </w:tcMar>
+          </w:tcPr>
+          <w:p>
+            <w:pPr>
+              <w:keepNext/>
+              <w:keepLines/>
               <w:jc w:val="center"/>
             </w:pPr>
             <w:r>
@@ -7531,6 +10810,37 @@
         </w:tc>
         <w:tc>
           <w:tcPr>
+            <w:tcW w:type="dxa" w:w="900"/>
+            <w:tcBorders>
+              <w:top w:val="single" w:color="B4C6E7" w:sz="4"/>
+              <w:left w:val="single" w:color="B4C6E7" w:sz="4"/>
+              <w:bottom w:val="single" w:color="B4C6E7" w:sz="4"/>
+              <w:right w:val="single" w:color="B4C6E7" w:sz="4"/>
+            </w:tcBorders>
+            <w:tcMar>
+              <w:top w:type="dxa" w:w="30"/>
+              <w:left w:type="dxa" w:w="70"/>
+              <w:bottom w:type="dxa" w:w="30"/>
+              <w:right w:type="dxa" w:w="70"/>
+            </w:tcMar>
+          </w:tcPr>
+          <w:p>
+            <w:pPr>
+              <w:keepNext/>
+              <w:keepLines/>
+              <w:jc w:val="center"/>
+            </w:pPr>
+            <w:r>
+              <w:rPr>
+                <w:sz w:val="16"/>
+                <w:szCs w:val="16"/>
+              </w:rPr>
+              <w:t xml:space="preserve">0,713</w:t>
+            </w:r>
+          </w:p>
+        </w:tc>
+        <w:tc>
+          <w:tcPr>
             <w:tcW w:type="dxa" w:w="1000"/>
             <w:tcBorders>
               <w:top w:val="single" w:color="B4C6E7" w:sz="4"/>
@@ -7547,35 +10857,8 @@
           </w:tcPr>
           <w:p>
             <w:pPr>
-              <w:jc w:val="center"/>
-            </w:pPr>
-            <w:r>
-              <w:rPr>
-                <w:sz w:val="16"/>
-                <w:szCs w:val="16"/>
-              </w:rPr>
-              <w:t xml:space="preserve">0,713</w:t>
-            </w:r>
-          </w:p>
-        </w:tc>
-        <w:tc>
-          <w:tcPr>
-            <w:tcW w:type="dxa" w:w="1050"/>
-            <w:tcBorders>
-              <w:top w:val="single" w:color="B4C6E7" w:sz="4"/>
-              <w:left w:val="single" w:color="B4C6E7" w:sz="4"/>
-              <w:bottom w:val="single" w:color="B4C6E7" w:sz="4"/>
-              <w:right w:val="single" w:color="B4C6E7" w:sz="4"/>
-            </w:tcBorders>
-            <w:tcMar>
-              <w:top w:type="dxa" w:w="30"/>
-              <w:left w:type="dxa" w:w="70"/>
-              <w:bottom w:type="dxa" w:w="30"/>
-              <w:right w:type="dxa" w:w="70"/>
-            </w:tcMar>
-          </w:tcPr>
-          <w:p>
-            <w:pPr>
+              <w:keepNext/>
+              <w:keepLines/>
               <w:jc w:val="center"/>
             </w:pPr>
             <w:r>
@@ -7589,22 +10872,24 @@
         </w:tc>
         <w:tc>
           <w:tcPr>
-            <w:tcW w:type="dxa" w:w="1472"/>
-            <w:tcBorders>
-              <w:top w:val="single" w:color="B4C6E7" w:sz="4"/>
-              <w:left w:val="single" w:color="B4C6E7" w:sz="4"/>
-              <w:bottom w:val="single" w:color="B4C6E7" w:sz="4"/>
-              <w:right w:val="single" w:color="B4C6E7" w:sz="4"/>
-            </w:tcBorders>
-            <w:tcMar>
-              <w:top w:type="dxa" w:w="30"/>
-              <w:left w:type="dxa" w:w="70"/>
-              <w:bottom w:type="dxa" w:w="30"/>
-              <w:right w:type="dxa" w:w="70"/>
-            </w:tcMar>
-          </w:tcPr>
-          <w:p>
-            <w:pPr>
+            <w:tcW w:type="dxa" w:w="1072"/>
+            <w:tcBorders>
+              <w:top w:val="single" w:color="B4C6E7" w:sz="4"/>
+              <w:left w:val="single" w:color="B4C6E7" w:sz="4"/>
+              <w:bottom w:val="single" w:color="B4C6E7" w:sz="4"/>
+              <w:right w:val="single" w:color="B4C6E7" w:sz="4"/>
+            </w:tcBorders>
+            <w:tcMar>
+              <w:top w:type="dxa" w:w="30"/>
+              <w:left w:type="dxa" w:w="70"/>
+              <w:bottom w:type="dxa" w:w="30"/>
+              <w:right w:type="dxa" w:w="70"/>
+            </w:tcMar>
+          </w:tcPr>
+          <w:p>
+            <w:pPr>
+              <w:keepNext/>
+              <w:keepLines/>
               <w:jc w:val="center"/>
             </w:pPr>
             <w:r>
@@ -7620,7 +10905,7 @@
       <w:tr>
         <w:tc>
           <w:tcPr>
-            <w:tcW w:type="dxa" w:w="1500"/>
+            <w:tcW w:type="dxa" w:w="1300"/>
             <w:tcBorders>
               <w:top w:val="single" w:color="B4C6E7" w:sz="4"/>
               <w:left w:val="single" w:color="B4C6E7" w:sz="4"/>
@@ -7637,6 +10922,8 @@
           </w:tcPr>
           <w:p>
             <w:pPr>
+              <w:keepNext/>
+              <w:keepLines/>
               <w:jc w:val="left"/>
             </w:pPr>
             <w:r>
@@ -7650,7 +10937,7 @@
         </w:tc>
         <w:tc>
           <w:tcPr>
-            <w:tcW w:type="dxa" w:w="1500"/>
+            <w:tcW w:type="dxa" w:w="1350"/>
             <w:tcBorders>
               <w:top w:val="single" w:color="B4C6E7" w:sz="4"/>
               <w:left w:val="single" w:color="B4C6E7" w:sz="4"/>
@@ -7667,6 +10954,8 @@
           </w:tcPr>
           <w:p>
             <w:pPr>
+              <w:keepNext/>
+              <w:keepLines/>
               <w:jc w:val="center"/>
             </w:pPr>
             <w:r>
@@ -7680,7 +10969,7 @@
         </w:tc>
         <w:tc>
           <w:tcPr>
-            <w:tcW w:type="dxa" w:w="1150"/>
+            <w:tcW w:type="dxa" w:w="1700"/>
             <w:tcBorders>
               <w:top w:val="single" w:color="B4C6E7" w:sz="4"/>
               <w:left w:val="single" w:color="B4C6E7" w:sz="4"/>
@@ -7697,20 +10986,22 @@
           </w:tcPr>
           <w:p>
             <w:pPr>
-              <w:jc w:val="center"/>
-            </w:pPr>
-            <w:r>
-              <w:rPr>
-                <w:sz w:val="16"/>
-                <w:szCs w:val="16"/>
-              </w:rPr>
-              <w:t xml:space="preserve">0,230</w:t>
-            </w:r>
-          </w:p>
-        </w:tc>
-        <w:tc>
-          <w:tcPr>
-            <w:tcW w:type="dxa" w:w="1250"/>
+              <w:keepNext/>
+              <w:keepLines/>
+              <w:jc w:val="center"/>
+            </w:pPr>
+            <w:r>
+              <w:rPr>
+                <w:sz w:val="16"/>
+                <w:szCs w:val="16"/>
+              </w:rPr>
+              <w:t xml:space="preserve">0,230 (0,201–0,263)</w:t>
+            </w:r>
+          </w:p>
+        </w:tc>
+        <w:tc>
+          <w:tcPr>
+            <w:tcW w:type="dxa" w:w="1700"/>
             <w:tcBorders>
               <w:top w:val="single" w:color="B4C6E7" w:sz="4"/>
               <w:left w:val="single" w:color="B4C6E7" w:sz="4"/>
@@ -7727,20 +11018,22 @@
           </w:tcPr>
           <w:p>
             <w:pPr>
-              <w:jc w:val="center"/>
-            </w:pPr>
-            <w:r>
-              <w:rPr>
-                <w:sz w:val="16"/>
-                <w:szCs w:val="16"/>
-              </w:rPr>
-              <w:t xml:space="preserve">1,275</w:t>
-            </w:r>
-          </w:p>
-        </w:tc>
-        <w:tc>
-          <w:tcPr>
-            <w:tcW w:type="dxa" w:w="1050"/>
+              <w:keepNext/>
+              <w:keepLines/>
+              <w:jc w:val="center"/>
+            </w:pPr>
+            <w:r>
+              <w:rPr>
+                <w:sz w:val="16"/>
+                <w:szCs w:val="16"/>
+              </w:rPr>
+              <w:t xml:space="preserve">1,275 (1,203–1,352)</w:t>
+            </w:r>
+          </w:p>
+        </w:tc>
+        <w:tc>
+          <w:tcPr>
+            <w:tcW w:type="dxa" w:w="950"/>
             <w:tcBorders>
               <w:top w:val="single" w:color="B4C6E7" w:sz="4"/>
               <w:left w:val="single" w:color="B4C6E7" w:sz="4"/>
@@ -7757,6 +11050,8 @@
           </w:tcPr>
           <w:p>
             <w:pPr>
+              <w:keepNext/>
+              <w:keepLines/>
               <w:jc w:val="center"/>
             </w:pPr>
             <w:r>
@@ -7770,6 +11065,38 @@
         </w:tc>
         <w:tc>
           <w:tcPr>
+            <w:tcW w:type="dxa" w:w="900"/>
+            <w:tcBorders>
+              <w:top w:val="single" w:color="B4C6E7" w:sz="4"/>
+              <w:left w:val="single" w:color="B4C6E7" w:sz="4"/>
+              <w:bottom w:val="single" w:color="B4C6E7" w:sz="4"/>
+              <w:right w:val="single" w:color="B4C6E7" w:sz="4"/>
+            </w:tcBorders>
+            <w:shd w:fill="F2F2F2" w:color="auto" w:val="clear"/>
+            <w:tcMar>
+              <w:top w:type="dxa" w:w="30"/>
+              <w:left w:type="dxa" w:w="70"/>
+              <w:bottom w:type="dxa" w:w="30"/>
+              <w:right w:type="dxa" w:w="70"/>
+            </w:tcMar>
+          </w:tcPr>
+          <w:p>
+            <w:pPr>
+              <w:keepNext/>
+              <w:keepLines/>
+              <w:jc w:val="center"/>
+            </w:pPr>
+            <w:r>
+              <w:rPr>
+                <w:sz w:val="16"/>
+                <w:szCs w:val="16"/>
+              </w:rPr>
+              <w:t xml:space="preserve">0,736</w:t>
+            </w:r>
+          </w:p>
+        </w:tc>
+        <w:tc>
+          <w:tcPr>
             <w:tcW w:type="dxa" w:w="1000"/>
             <w:tcBorders>
               <w:top w:val="single" w:color="B4C6E7" w:sz="4"/>
@@ -7787,20 +11114,22 @@
           </w:tcPr>
           <w:p>
             <w:pPr>
-              <w:jc w:val="center"/>
-            </w:pPr>
-            <w:r>
-              <w:rPr>
-                <w:sz w:val="16"/>
-                <w:szCs w:val="16"/>
-              </w:rPr>
-              <w:t xml:space="preserve">0,736</w:t>
-            </w:r>
-          </w:p>
-        </w:tc>
-        <w:tc>
-          <w:tcPr>
-            <w:tcW w:type="dxa" w:w="1050"/>
+              <w:keepNext/>
+              <w:keepLines/>
+              <w:jc w:val="center"/>
+            </w:pPr>
+            <w:r>
+              <w:rPr>
+                <w:sz w:val="16"/>
+                <w:szCs w:val="16"/>
+              </w:rPr>
+              <w:t xml:space="preserve">0,708</w:t>
+            </w:r>
+          </w:p>
+        </w:tc>
+        <w:tc>
+          <w:tcPr>
+            <w:tcW w:type="dxa" w:w="1072"/>
             <w:tcBorders>
               <w:top w:val="single" w:color="B4C6E7" w:sz="4"/>
               <w:left w:val="single" w:color="B4C6E7" w:sz="4"/>
@@ -7817,36 +11146,8 @@
           </w:tcPr>
           <w:p>
             <w:pPr>
-              <w:jc w:val="center"/>
-            </w:pPr>
-            <w:r>
-              <w:rPr>
-                <w:sz w:val="16"/>
-                <w:szCs w:val="16"/>
-              </w:rPr>
-              <w:t xml:space="preserve">0,708</w:t>
-            </w:r>
-          </w:p>
-        </w:tc>
-        <w:tc>
-          <w:tcPr>
-            <w:tcW w:type="dxa" w:w="1472"/>
-            <w:tcBorders>
-              <w:top w:val="single" w:color="B4C6E7" w:sz="4"/>
-              <w:left w:val="single" w:color="B4C6E7" w:sz="4"/>
-              <w:bottom w:val="single" w:color="B4C6E7" w:sz="4"/>
-              <w:right w:val="single" w:color="B4C6E7" w:sz="4"/>
-            </w:tcBorders>
-            <w:shd w:fill="F2F2F2" w:color="auto" w:val="clear"/>
-            <w:tcMar>
-              <w:top w:type="dxa" w:w="30"/>
-              <w:left w:type="dxa" w:w="70"/>
-              <w:bottom w:type="dxa" w:w="30"/>
-              <w:right w:type="dxa" w:w="70"/>
-            </w:tcMar>
-          </w:tcPr>
-          <w:p>
-            <w:pPr>
+              <w:keepNext/>
+              <w:keepLines/>
               <w:jc w:val="center"/>
             </w:pPr>
             <w:r>
@@ -7873,7 +11174,7 @@
           <w:sz w:val="17"/>
           <w:szCs w:val="17"/>
         </w:rPr>
-        <w:t xml:space="preserve">Tabla 7. Modelo final ajustado con cada estrategia de manejo de faltantes.</w:t>
+        <w:t xml:space="preserve">Tabla 8. Modelo final ajustado con cada estrategia de manejo de faltantes (OR por 1 DE e IC 95 % tradicional).</w:t>
       </w:r>
     </w:p>
     <w:p>
@@ -7892,7 +11193,7 @@
         <w:t xml:space="preserve">no cambia las conclusiones</w:t>
       </w:r>
       <w:r>
-        <w:t xml:space="preserve">: los signos, la significancia y el orden de magnitud de los OR se mantienen, y en el test común los AUC son prácticamente iguales (0,701–0,702). Las diferencias aparecen en el detalle: la eliminación descarta 1.936 sesiones de entrenamiento (22 %) y produce el OR de ExitRates más extremo (0,18), con menor precisión; la regresión logra el mayor recall. </w:t>
+        <w:t xml:space="preserve">: los signos, la significancia y el orden de magnitud de los OR se mantienen, y en el test común los AUC son prácticamente iguales (0,701–0,702). Los IC de los OR se superponen entre estrategias; la única diferencia visible es ExitRates con eliminación, cuyo IC (0,150–0,209) apenas toca el de la regresión (0,201–0,263): al descartar 1.936 sesiones de entrenamiento (22 %), la eliminación produce un efecto algo más extremo y menos preciso. La regresión logra además el mayor recall. </w:t>
       </w:r>
       <w:r>
         <w:rPr>

--- a/docs/informe_sumativa3_grupo2.docx
+++ b/docs/informe_sumativa3_grupo2.docx
@@ -307,7 +307,7 @@
       </w:r>
     </w:p>
     <w:p>
-      <w:hyperlink w:history="1" r:id="rIdkpuezyyautfmqj1wbsgsb">
+      <w:hyperlink w:history="1" r:id="rIdhdzq-vushmkm5-b3iqu26">
         <w:r>
           <w:rPr>
             <w:rStyle w:val="Hyperlink"/>
@@ -490,7 +490,7 @@
           <w:sz w:val="18"/>
           <w:szCs w:val="18"/>
         </w:rPr>
-        <w:t xml:space="preserve">	6</w:t>
+        <w:t xml:space="preserve">	7</w:t>
       </w:r>
     </w:p>
     <w:p>
@@ -534,7 +534,7 @@
           <w:sz w:val="18"/>
           <w:szCs w:val="18"/>
         </w:rPr>
-        <w:t xml:space="preserve">	7</w:t>
+        <w:t xml:space="preserve">	8</w:t>
       </w:r>
     </w:p>
     <w:p>
@@ -4519,7 +4519,7 @@
                 <w:sz w:val="16"/>
                 <w:szCs w:val="16"/>
               </w:rPr>
-              <w:t xml:space="preserve">Variable (OR por 1 DE)</w:t>
+              <w:t xml:space="preserve">Variable</w:t>
             </w:r>
           </w:p>
         </w:tc>
@@ -4654,7 +4654,7 @@
                 <w:sz w:val="16"/>
                 <w:szCs w:val="16"/>
               </w:rPr>
-              <w:t xml:space="preserve">ExitRates</w:t>
+              <w:t xml:space="preserve">Intercepto</w:t>
             </w:r>
           </w:p>
         </w:tc>
@@ -4685,7 +4685,21 @@
                 <w:sz w:val="16"/>
                 <w:szCs w:val="16"/>
               </w:rPr>
-              <w:t xml:space="preserve">0,211 (0,185–0,242)</w:t>
+              <w:t xml:space="preserve">β = −0,206</w:t>
+            </w:r>
+          </w:p>
+          <w:p>
+            <w:pPr>
+              <w:keepNext/>
+              <w:keepLines/>
+              <w:jc w:val="center"/>
+            </w:pPr>
+            <w:r>
+              <w:rPr>
+                <w:sz w:val="16"/>
+                <w:szCs w:val="16"/>
+              </w:rPr>
+              <w:t xml:space="preserve">OR 0,813 (0,710–0,932)</w:t>
             </w:r>
           </w:p>
         </w:tc>
@@ -4716,7 +4730,21 @@
                 <w:sz w:val="16"/>
                 <w:szCs w:val="16"/>
               </w:rPr>
-              <w:t xml:space="preserve">0,231 (0,202–0,264)</w:t>
+              <w:t xml:space="preserve">β = −0,226</w:t>
+            </w:r>
+          </w:p>
+          <w:p>
+            <w:pPr>
+              <w:keepNext/>
+              <w:keepLines/>
+              <w:jc w:val="center"/>
+            </w:pPr>
+            <w:r>
+              <w:rPr>
+                <w:sz w:val="16"/>
+                <w:szCs w:val="16"/>
+              </w:rPr>
+              <w:t xml:space="preserve">OR 0,797 (0,697–0,912)</w:t>
             </w:r>
           </w:p>
         </w:tc>
@@ -4747,7 +4775,21 @@
                 <w:sz w:val="16"/>
                 <w:szCs w:val="16"/>
               </w:rPr>
-              <w:t xml:space="preserve">0,230 (0,201–0,263)</w:t>
+              <w:t xml:space="preserve">β = −0,206</w:t>
+            </w:r>
+          </w:p>
+          <w:p>
+            <w:pPr>
+              <w:keepNext/>
+              <w:keepLines/>
+              <w:jc w:val="center"/>
+            </w:pPr>
+            <w:r>
+              <w:rPr>
+                <w:sz w:val="16"/>
+                <w:szCs w:val="16"/>
+              </w:rPr>
+              <w:t xml:space="preserve">OR 0,813 (0,713–0,928)</w:t>
             </w:r>
           </w:p>
         </w:tc>
@@ -4780,7 +4822,7 @@
                 <w:sz w:val="16"/>
                 <w:szCs w:val="16"/>
               </w:rPr>
-              <w:t xml:space="preserve">ProductRelated_Duration</w:t>
+              <w:t xml:space="preserve">ExitRates (por 1 DE)</w:t>
             </w:r>
           </w:p>
         </w:tc>
@@ -4811,7 +4853,21 @@
                 <w:sz w:val="16"/>
                 <w:szCs w:val="16"/>
               </w:rPr>
-              <w:t xml:space="preserve">1,330 (1,258–1,406)</w:t>
+              <w:t xml:space="preserve">β = −1,554</w:t>
+            </w:r>
+          </w:p>
+          <w:p>
+            <w:pPr>
+              <w:keepNext/>
+              <w:keepLines/>
+              <w:jc w:val="center"/>
+            </w:pPr>
+            <w:r>
+              <w:rPr>
+                <w:sz w:val="16"/>
+                <w:szCs w:val="16"/>
+              </w:rPr>
+              <w:t xml:space="preserve">OR 0,211 (0,185–0,242)</w:t>
             </w:r>
           </w:p>
         </w:tc>
@@ -4842,7 +4898,21 @@
                 <w:sz w:val="16"/>
                 <w:szCs w:val="16"/>
               </w:rPr>
-              <w:t xml:space="preserve">1,260 (1,187–1,337)</w:t>
+              <w:t xml:space="preserve">β = −1,465</w:t>
+            </w:r>
+          </w:p>
+          <w:p>
+            <w:pPr>
+              <w:keepNext/>
+              <w:keepLines/>
+              <w:jc w:val="center"/>
+            </w:pPr>
+            <w:r>
+              <w:rPr>
+                <w:sz w:val="16"/>
+                <w:szCs w:val="16"/>
+              </w:rPr>
+              <w:t xml:space="preserve">OR 0,231 (0,202–0,264)</w:t>
             </w:r>
           </w:p>
         </w:tc>
@@ -4873,7 +4943,21 @@
                 <w:sz w:val="16"/>
                 <w:szCs w:val="16"/>
               </w:rPr>
-              <w:t xml:space="preserve">1,275 (1,203–1,352)</w:t>
+              <w:t xml:space="preserve">β = −1,469</w:t>
+            </w:r>
+          </w:p>
+          <w:p>
+            <w:pPr>
+              <w:keepNext/>
+              <w:keepLines/>
+              <w:jc w:val="center"/>
+            </w:pPr>
+            <w:r>
+              <w:rPr>
+                <w:sz w:val="16"/>
+                <w:szCs w:val="16"/>
+              </w:rPr>
+              <w:t xml:space="preserve">OR 0,230 (0,201–0,263)</w:t>
             </w:r>
           </w:p>
         </w:tc>
@@ -4906,7 +4990,7 @@
                 <w:sz w:val="16"/>
                 <w:szCs w:val="16"/>
               </w:rPr>
-              <w:t xml:space="preserve">Visitante recurrente (vs nuevo)</w:t>
+              <w:t xml:space="preserve">ProductRelated_Duration (por 1 DE)</w:t>
             </w:r>
           </w:p>
         </w:tc>
@@ -4937,7 +5021,21 @@
                 <w:sz w:val="16"/>
                 <w:szCs w:val="16"/>
               </w:rPr>
-              <w:t xml:space="preserve">0,652 (0,574–0,740)</w:t>
+              <w:t xml:space="preserve">β = 0,285</w:t>
+            </w:r>
+          </w:p>
+          <w:p>
+            <w:pPr>
+              <w:keepNext/>
+              <w:keepLines/>
+              <w:jc w:val="center"/>
+            </w:pPr>
+            <w:r>
+              <w:rPr>
+                <w:sz w:val="16"/>
+                <w:szCs w:val="16"/>
+              </w:rPr>
+              <w:t xml:space="preserve">OR 1,330 (1,258–1,406)</w:t>
             </w:r>
           </w:p>
         </w:tc>
@@ -4968,7 +5066,21 @@
                 <w:sz w:val="16"/>
                 <w:szCs w:val="16"/>
               </w:rPr>
-              <w:t xml:space="preserve">0,662 (0,584–0,751)</w:t>
+              <w:t xml:space="preserve">β = 0,231</w:t>
+            </w:r>
+          </w:p>
+          <w:p>
+            <w:pPr>
+              <w:keepNext/>
+              <w:keepLines/>
+              <w:jc w:val="center"/>
+            </w:pPr>
+            <w:r>
+              <w:rPr>
+                <w:sz w:val="16"/>
+                <w:szCs w:val="16"/>
+              </w:rPr>
+              <w:t xml:space="preserve">OR 1,260 (1,187–1,337)</w:t>
             </w:r>
           </w:p>
         </w:tc>
@@ -4999,7 +5111,21 @@
                 <w:sz w:val="16"/>
                 <w:szCs w:val="16"/>
               </w:rPr>
-              <w:t xml:space="preserve">0,667 (0,588–0,756)</w:t>
+              <w:t xml:space="preserve">β = 0,243</w:t>
+            </w:r>
+          </w:p>
+          <w:p>
+            <w:pPr>
+              <w:keepNext/>
+              <w:keepLines/>
+              <w:jc w:val="center"/>
+            </w:pPr>
+            <w:r>
+              <w:rPr>
+                <w:sz w:val="16"/>
+                <w:szCs w:val="16"/>
+              </w:rPr>
+              <w:t xml:space="preserve">OR 1,275 (1,203–1,352)</w:t>
             </w:r>
           </w:p>
         </w:tc>
@@ -5032,7 +5158,7 @@
                 <w:sz w:val="16"/>
                 <w:szCs w:val="16"/>
               </w:rPr>
-              <w:t xml:space="preserve">Visitante “Other” (vs nuevo)</w:t>
+              <w:t xml:space="preserve">Visitante recurrente (vs nuevo)</w:t>
             </w:r>
           </w:p>
         </w:tc>
@@ -5063,7 +5189,21 @@
                 <w:sz w:val="16"/>
                 <w:szCs w:val="16"/>
               </w:rPr>
-              <w:t xml:space="preserve">0,997 (0,568–1,748)†</w:t>
+              <w:t xml:space="preserve">β = −0,428</w:t>
+            </w:r>
+          </w:p>
+          <w:p>
+            <w:pPr>
+              <w:keepNext/>
+              <w:keepLines/>
+              <w:jc w:val="center"/>
+            </w:pPr>
+            <w:r>
+              <w:rPr>
+                <w:sz w:val="16"/>
+                <w:szCs w:val="16"/>
+              </w:rPr>
+              <w:t xml:space="preserve">OR 0,652 (0,574–0,740)</w:t>
             </w:r>
           </w:p>
         </w:tc>
@@ -5094,7 +5234,21 @@
                 <w:sz w:val="16"/>
                 <w:szCs w:val="16"/>
               </w:rPr>
-              <w:t xml:space="preserve">—</w:t>
+              <w:t xml:space="preserve">β = −0,412</w:t>
+            </w:r>
+          </w:p>
+          <w:p>
+            <w:pPr>
+              <w:keepNext/>
+              <w:keepLines/>
+              <w:jc w:val="center"/>
+            </w:pPr>
+            <w:r>
+              <w:rPr>
+                <w:sz w:val="16"/>
+                <w:szCs w:val="16"/>
+              </w:rPr>
+              <w:t xml:space="preserve">OR 0,662 (0,584–0,751)</w:t>
             </w:r>
           </w:p>
         </w:tc>
@@ -5125,7 +5279,21 @@
                 <w:sz w:val="16"/>
                 <w:szCs w:val="16"/>
               </w:rPr>
-              <w:t xml:space="preserve">—</w:t>
+              <w:t xml:space="preserve">β = −0,405</w:t>
+            </w:r>
+          </w:p>
+          <w:p>
+            <w:pPr>
+              <w:keepNext/>
+              <w:keepLines/>
+              <w:jc w:val="center"/>
+            </w:pPr>
+            <w:r>
+              <w:rPr>
+                <w:sz w:val="16"/>
+                <w:szCs w:val="16"/>
+              </w:rPr>
+              <w:t xml:space="preserve">OR 0,667 (0,588–0,756)</w:t>
             </w:r>
           </w:p>
         </w:tc>
@@ -5158,7 +5326,7 @@
                 <w:sz w:val="16"/>
                 <w:szCs w:val="16"/>
               </w:rPr>
-              <w:t xml:space="preserve">Weekend</w:t>
+              <w:t xml:space="preserve">Visitante “Other” (vs nuevo)</w:t>
             </w:r>
           </w:p>
         </w:tc>
@@ -5189,7 +5357,21 @@
                 <w:sz w:val="16"/>
                 <w:szCs w:val="16"/>
               </w:rPr>
-              <w:t xml:space="preserve">1,130 (1,015–1,258)</w:t>
+              <w:t xml:space="preserve">β = −0,003</w:t>
+            </w:r>
+          </w:p>
+          <w:p>
+            <w:pPr>
+              <w:keepNext/>
+              <w:keepLines/>
+              <w:jc w:val="center"/>
+            </w:pPr>
+            <w:r>
+              <w:rPr>
+                <w:sz w:val="16"/>
+                <w:szCs w:val="16"/>
+              </w:rPr>
+              <w:t xml:space="preserve">OR 0,997 (0,568–1,748)†</w:t>
             </w:r>
           </w:p>
         </w:tc>
@@ -5220,7 +5402,7 @@
                 <w:sz w:val="16"/>
                 <w:szCs w:val="16"/>
               </w:rPr>
-              <w:t xml:space="preserve">1,116 (1,002–1,243)</w:t>
+              <w:t xml:space="preserve">—</w:t>
             </w:r>
           </w:p>
         </w:tc>
@@ -5284,7 +5466,7 @@
                 <w:sz w:val="16"/>
                 <w:szCs w:val="16"/>
               </w:rPr>
-              <w:t xml:space="preserve">SpecialDay</w:t>
+              <w:t xml:space="preserve">Weekend (vs día hábil)</w:t>
             </w:r>
           </w:p>
         </w:tc>
@@ -5315,69 +5497,97 @@
                 <w:sz w:val="16"/>
                 <w:szCs w:val="16"/>
               </w:rPr>
+              <w:t xml:space="preserve">β = 0,122</w:t>
+            </w:r>
+          </w:p>
+          <w:p>
+            <w:pPr>
+              <w:keepNext/>
+              <w:keepLines/>
+              <w:jc w:val="center"/>
+            </w:pPr>
+            <w:r>
+              <w:rPr>
+                <w:sz w:val="16"/>
+                <w:szCs w:val="16"/>
+              </w:rPr>
+              <w:t xml:space="preserve">OR 1,130 (1,015–1,258)</w:t>
+            </w:r>
+          </w:p>
+        </w:tc>
+        <w:tc>
+          <w:tcPr>
+            <w:tcW w:type="dxa" w:w="2300"/>
+            <w:tcBorders>
+              <w:top w:val="single" w:color="B4C6E7" w:sz="4"/>
+              <w:left w:val="single" w:color="B4C6E7" w:sz="4"/>
+              <w:bottom w:val="single" w:color="B4C6E7" w:sz="4"/>
+              <w:right w:val="single" w:color="B4C6E7" w:sz="4"/>
+            </w:tcBorders>
+            <w:tcMar>
+              <w:top w:type="dxa" w:w="30"/>
+              <w:left w:type="dxa" w:w="70"/>
+              <w:bottom w:type="dxa" w:w="30"/>
+              <w:right w:type="dxa" w:w="70"/>
+            </w:tcMar>
+          </w:tcPr>
+          <w:p>
+            <w:pPr>
+              <w:keepNext/>
+              <w:keepLines/>
+              <w:jc w:val="center"/>
+            </w:pPr>
+            <w:r>
+              <w:rPr>
+                <w:sz w:val="16"/>
+                <w:szCs w:val="16"/>
+              </w:rPr>
+              <w:t xml:space="preserve">β = 0,110</w:t>
+            </w:r>
+          </w:p>
+          <w:p>
+            <w:pPr>
+              <w:keepNext/>
+              <w:keepLines/>
+              <w:jc w:val="center"/>
+            </w:pPr>
+            <w:r>
+              <w:rPr>
+                <w:sz w:val="16"/>
+                <w:szCs w:val="16"/>
+              </w:rPr>
+              <w:t xml:space="preserve">OR 1,116 (1,002–1,243)</w:t>
+            </w:r>
+          </w:p>
+        </w:tc>
+        <w:tc>
+          <w:tcPr>
+            <w:tcW w:type="dxa" w:w="2300"/>
+            <w:tcBorders>
+              <w:top w:val="single" w:color="B4C6E7" w:sz="4"/>
+              <w:left w:val="single" w:color="B4C6E7" w:sz="4"/>
+              <w:bottom w:val="single" w:color="B4C6E7" w:sz="4"/>
+              <w:right w:val="single" w:color="B4C6E7" w:sz="4"/>
+            </w:tcBorders>
+            <w:tcMar>
+              <w:top w:type="dxa" w:w="30"/>
+              <w:left w:type="dxa" w:w="70"/>
+              <w:bottom w:type="dxa" w:w="30"/>
+              <w:right w:type="dxa" w:w="70"/>
+            </w:tcMar>
+          </w:tcPr>
+          <w:p>
+            <w:pPr>
+              <w:keepNext/>
+              <w:keepLines/>
+              <w:jc w:val="center"/>
+            </w:pPr>
+            <w:r>
+              <w:rPr>
+                <w:sz w:val="16"/>
+                <w:szCs w:val="16"/>
+              </w:rPr>
               <w:t xml:space="preserve">—</w:t>
-            </w:r>
-          </w:p>
-        </w:tc>
-        <w:tc>
-          <w:tcPr>
-            <w:tcW w:type="dxa" w:w="2300"/>
-            <w:tcBorders>
-              <w:top w:val="single" w:color="B4C6E7" w:sz="4"/>
-              <w:left w:val="single" w:color="B4C6E7" w:sz="4"/>
-              <w:bottom w:val="single" w:color="B4C6E7" w:sz="4"/>
-              <w:right w:val="single" w:color="B4C6E7" w:sz="4"/>
-            </w:tcBorders>
-            <w:tcMar>
-              <w:top w:type="dxa" w:w="30"/>
-              <w:left w:type="dxa" w:w="70"/>
-              <w:bottom w:type="dxa" w:w="30"/>
-              <w:right w:type="dxa" w:w="70"/>
-            </w:tcMar>
-          </w:tcPr>
-          <w:p>
-            <w:pPr>
-              <w:keepNext/>
-              <w:keepLines/>
-              <w:jc w:val="center"/>
-            </w:pPr>
-            <w:r>
-              <w:rPr>
-                <w:sz w:val="16"/>
-                <w:szCs w:val="16"/>
-              </w:rPr>
-              <w:t xml:space="preserve">0,766 (0,718–0,818)</w:t>
-            </w:r>
-          </w:p>
-        </w:tc>
-        <w:tc>
-          <w:tcPr>
-            <w:tcW w:type="dxa" w:w="2300"/>
-            <w:tcBorders>
-              <w:top w:val="single" w:color="B4C6E7" w:sz="4"/>
-              <w:left w:val="single" w:color="B4C6E7" w:sz="4"/>
-              <w:bottom w:val="single" w:color="B4C6E7" w:sz="4"/>
-              <w:right w:val="single" w:color="B4C6E7" w:sz="4"/>
-            </w:tcBorders>
-            <w:tcMar>
-              <w:top w:type="dxa" w:w="30"/>
-              <w:left w:type="dxa" w:w="70"/>
-              <w:bottom w:type="dxa" w:w="30"/>
-              <w:right w:type="dxa" w:w="70"/>
-            </w:tcMar>
-          </w:tcPr>
-          <w:p>
-            <w:pPr>
-              <w:keepNext/>
-              <w:keepLines/>
-              <w:jc w:val="center"/>
-            </w:pPr>
-            <w:r>
-              <w:rPr>
-                <w:sz w:val="16"/>
-                <w:szCs w:val="16"/>
-              </w:rPr>
-              <w:t xml:space="preserve">0,764 (0,715–0,815)</w:t>
             </w:r>
           </w:p>
         </w:tc>
@@ -5410,7 +5620,7 @@
                 <w:sz w:val="16"/>
                 <w:szCs w:val="16"/>
               </w:rPr>
-              <w:t xml:space="preserve">Administrative</w:t>
+              <w:t xml:space="preserve">SpecialDay (por 1 DE)</w:t>
             </w:r>
           </w:p>
         </w:tc>
@@ -5472,7 +5682,21 @@
                 <w:sz w:val="16"/>
                 <w:szCs w:val="16"/>
               </w:rPr>
-              <w:t xml:space="preserve">1,080 (1,028–1,135)</w:t>
+              <w:t xml:space="preserve">β = −0,266</w:t>
+            </w:r>
+          </w:p>
+          <w:p>
+            <w:pPr>
+              <w:keepNext/>
+              <w:keepLines/>
+              <w:jc w:val="center"/>
+            </w:pPr>
+            <w:r>
+              <w:rPr>
+                <w:sz w:val="16"/>
+                <w:szCs w:val="16"/>
+              </w:rPr>
+              <w:t xml:space="preserve">OR 0,766 (0,718–0,818)</w:t>
             </w:r>
           </w:p>
         </w:tc>
@@ -5503,7 +5727,21 @@
                 <w:sz w:val="16"/>
                 <w:szCs w:val="16"/>
               </w:rPr>
-              <w:t xml:space="preserve">1,094 (1,042–1,148)</w:t>
+              <w:t xml:space="preserve">β = −0,270</w:t>
+            </w:r>
+          </w:p>
+          <w:p>
+            <w:pPr>
+              <w:keepNext/>
+              <w:keepLines/>
+              <w:jc w:val="center"/>
+            </w:pPr>
+            <w:r>
+              <w:rPr>
+                <w:sz w:val="16"/>
+                <w:szCs w:val="16"/>
+              </w:rPr>
+              <w:t xml:space="preserve">OR 0,764 (0,715–0,815)</w:t>
             </w:r>
           </w:p>
         </w:tc>
@@ -5536,7 +5774,7 @@
                 <w:sz w:val="16"/>
                 <w:szCs w:val="16"/>
               </w:rPr>
-              <w:t xml:space="preserve">Informational</w:t>
+              <w:t xml:space="preserve">Administrative (por 1 DE)</w:t>
             </w:r>
           </w:p>
         </w:tc>
@@ -5598,7 +5836,175 @@
                 <w:sz w:val="16"/>
                 <w:szCs w:val="16"/>
               </w:rPr>
-              <w:t xml:space="preserve">1,050 (1,000–1,102)†</w:t>
+              <w:t xml:space="preserve">β = 0,077</w:t>
+            </w:r>
+          </w:p>
+          <w:p>
+            <w:pPr>
+              <w:keepNext/>
+              <w:keepLines/>
+              <w:jc w:val="center"/>
+            </w:pPr>
+            <w:r>
+              <w:rPr>
+                <w:sz w:val="16"/>
+                <w:szCs w:val="16"/>
+              </w:rPr>
+              <w:t xml:space="preserve">OR 1,080 (1,028–1,135)</w:t>
+            </w:r>
+          </w:p>
+        </w:tc>
+        <w:tc>
+          <w:tcPr>
+            <w:tcW w:type="dxa" w:w="2300"/>
+            <w:tcBorders>
+              <w:top w:val="single" w:color="B4C6E7" w:sz="4"/>
+              <w:left w:val="single" w:color="B4C6E7" w:sz="4"/>
+              <w:bottom w:val="single" w:color="B4C6E7" w:sz="4"/>
+              <w:right w:val="single" w:color="B4C6E7" w:sz="4"/>
+            </w:tcBorders>
+            <w:tcMar>
+              <w:top w:type="dxa" w:w="30"/>
+              <w:left w:type="dxa" w:w="70"/>
+              <w:bottom w:type="dxa" w:w="30"/>
+              <w:right w:type="dxa" w:w="70"/>
+            </w:tcMar>
+          </w:tcPr>
+          <w:p>
+            <w:pPr>
+              <w:keepNext/>
+              <w:keepLines/>
+              <w:jc w:val="center"/>
+            </w:pPr>
+            <w:r>
+              <w:rPr>
+                <w:sz w:val="16"/>
+                <w:szCs w:val="16"/>
+              </w:rPr>
+              <w:t xml:space="preserve">β = 0,090</w:t>
+            </w:r>
+          </w:p>
+          <w:p>
+            <w:pPr>
+              <w:keepNext/>
+              <w:keepLines/>
+              <w:jc w:val="center"/>
+            </w:pPr>
+            <w:r>
+              <w:rPr>
+                <w:sz w:val="16"/>
+                <w:szCs w:val="16"/>
+              </w:rPr>
+              <w:t xml:space="preserve">OR 1,094 (1,042–1,148)</w:t>
+            </w:r>
+          </w:p>
+        </w:tc>
+      </w:tr>
+      <w:tr>
+        <w:tc>
+          <w:tcPr>
+            <w:tcW w:type="dxa" w:w="3072"/>
+            <w:tcBorders>
+              <w:top w:val="single" w:color="B4C6E7" w:sz="4"/>
+              <w:left w:val="single" w:color="B4C6E7" w:sz="4"/>
+              <w:bottom w:val="single" w:color="B4C6E7" w:sz="4"/>
+              <w:right w:val="single" w:color="B4C6E7" w:sz="4"/>
+            </w:tcBorders>
+            <w:tcMar>
+              <w:top w:type="dxa" w:w="30"/>
+              <w:left w:type="dxa" w:w="70"/>
+              <w:bottom w:type="dxa" w:w="30"/>
+              <w:right w:type="dxa" w:w="70"/>
+            </w:tcMar>
+          </w:tcPr>
+          <w:p>
+            <w:pPr>
+              <w:keepNext/>
+              <w:keepLines/>
+              <w:jc w:val="left"/>
+            </w:pPr>
+            <w:r>
+              <w:rPr>
+                <w:sz w:val="16"/>
+                <w:szCs w:val="16"/>
+              </w:rPr>
+              <w:t xml:space="preserve">Informational (por 1 DE)</w:t>
+            </w:r>
+          </w:p>
+        </w:tc>
+        <w:tc>
+          <w:tcPr>
+            <w:tcW w:type="dxa" w:w="2300"/>
+            <w:tcBorders>
+              <w:top w:val="single" w:color="B4C6E7" w:sz="4"/>
+              <w:left w:val="single" w:color="B4C6E7" w:sz="4"/>
+              <w:bottom w:val="single" w:color="B4C6E7" w:sz="4"/>
+              <w:right w:val="single" w:color="B4C6E7" w:sz="4"/>
+            </w:tcBorders>
+            <w:tcMar>
+              <w:top w:type="dxa" w:w="30"/>
+              <w:left w:type="dxa" w:w="70"/>
+              <w:bottom w:type="dxa" w:w="30"/>
+              <w:right w:type="dxa" w:w="70"/>
+            </w:tcMar>
+          </w:tcPr>
+          <w:p>
+            <w:pPr>
+              <w:keepNext/>
+              <w:keepLines/>
+              <w:jc w:val="center"/>
+            </w:pPr>
+            <w:r>
+              <w:rPr>
+                <w:sz w:val="16"/>
+                <w:szCs w:val="16"/>
+              </w:rPr>
+              <w:t xml:space="preserve">—</w:t>
+            </w:r>
+          </w:p>
+        </w:tc>
+        <w:tc>
+          <w:tcPr>
+            <w:tcW w:type="dxa" w:w="2300"/>
+            <w:tcBorders>
+              <w:top w:val="single" w:color="B4C6E7" w:sz="4"/>
+              <w:left w:val="single" w:color="B4C6E7" w:sz="4"/>
+              <w:bottom w:val="single" w:color="B4C6E7" w:sz="4"/>
+              <w:right w:val="single" w:color="B4C6E7" w:sz="4"/>
+            </w:tcBorders>
+            <w:tcMar>
+              <w:top w:type="dxa" w:w="30"/>
+              <w:left w:type="dxa" w:w="70"/>
+              <w:bottom w:type="dxa" w:w="30"/>
+              <w:right w:type="dxa" w:w="70"/>
+            </w:tcMar>
+          </w:tcPr>
+          <w:p>
+            <w:pPr>
+              <w:keepNext/>
+              <w:keepLines/>
+              <w:jc w:val="center"/>
+            </w:pPr>
+            <w:r>
+              <w:rPr>
+                <w:sz w:val="16"/>
+                <w:szCs w:val="16"/>
+              </w:rPr>
+              <w:t xml:space="preserve">β = 0,048</w:t>
+            </w:r>
+          </w:p>
+          <w:p>
+            <w:pPr>
+              <w:keepNext/>
+              <w:keepLines/>
+              <w:jc w:val="center"/>
+            </w:pPr>
+            <w:r>
+              <w:rPr>
+                <w:sz w:val="16"/>
+                <w:szCs w:val="16"/>
+              </w:rPr>
+              <w:t xml:space="preserve">OR 1,050 (1,000–1,102)†</w:t>
             </w:r>
           </w:p>
         </w:tc>
@@ -5648,7 +6054,7 @@
           <w:sz w:val="17"/>
           <w:szCs w:val="17"/>
         </w:rPr>
-        <w:t xml:space="preserve">Tabla 5. Odds ratios (IC 95 % tradicional) de los tres modelos ponderados. † = no significativo al 5 % (p = 0,991 y p = 0,051).</w:t>
+        <w:t xml:space="preserve">Tabla 5. Coeficientes estimados (β) y odds ratios con IC 95 % tradicional de los tres modelos ponderados. † = no significativo al 5 % (p = 0,991 y p = 0,051).</w:t>
       </w:r>
     </w:p>
     <w:p>
@@ -8618,6 +9024,15 @@
         <w:jc w:val="both"/>
       </w:pPr>
       <w:r>
+        <w:t xml:space="preserve">Para leer los OR en unidades reales: 1 DE equivale a 0,048 en ExitRates (≈ 5 puntos porcentuales más de tasa de salida), 1.898 s (≈ 32 minutos) en ProductRelated_Duration, 3,3 páginas administrativas y 0,20 en SpecialDay; visitante recurrente se compara con visitante nuevo.</w:t>
+      </w:r>
+    </w:p>
+    <w:p>
+      <w:pPr>
+        <w:spacing w:after="100" w:line="252"/>
+        <w:jc w:val="both"/>
+      </w:pPr>
+      <w:r>
         <w:t xml:space="preserve">Manteniendo constantes las demás variables, y como asociación: una DE más de </w:t>
       </w:r>
       <w:r>
@@ -10036,7 +10451,7 @@
           <w:sz w:val="17"/>
           <w:szCs w:val="17"/>
         </w:rPr>
-        <w:t xml:space="preserve">Figura 2. Comparación de IC 95 % tradicional y bootstrap de los odds ratios (escala logarítmica).</w:t>
+        <w:t xml:space="preserve">Figura 2. Comparación de IC 95 % tradicional y bootstrap de los odds ratios (escala logarítmica; variables numéricas por 1 DE, visitante recurrente frente a nuevo).</w:t>
       </w:r>
     </w:p>
     <w:p>
